--- a/docs/report.docx
+++ b/docs/report.docx
@@ -80,10 +80,7 @@
         <w:pStyle w:val="ac"/>
       </w:pPr>
       <w:r>
-        <w:t xml:space="preserve">Публикация </w:t>
-      </w:r>
-      <w:r>
-        <w:t>контейнеризированного приложения</w:t>
+        <w:t>Публикация контейнеризированного приложения</w:t>
       </w:r>
       <w:r>
         <w:br/>
@@ -186,13 +183,12 @@
         </w:rPr>
         <w:fldChar w:fldCharType="separate"/>
       </w:r>
-      <w:hyperlink w:anchor="_Toc244243829" w:history="1">
+      <w:hyperlink w:anchor="_Toc244244050" w:history="1">
         <w:r>
           <w:rPr>
             <w:rStyle w:val="aff8"/>
             <w:rFonts w:eastAsiaTheme="majorEastAsia"/>
             <w:noProof/>
-            <w:color w:val="000000"/>
             <w:sz w:val="24"/>
           </w:rPr>
           <w:t>ВВЕДЕНИЕ</w:t>
@@ -219,7 +215,7 @@
             <w:webHidden/>
             <w:sz w:val="24"/>
           </w:rPr>
-          <w:instrText xml:space="preserve"> PAGEREF _Toc244243829 \h </w:instrText>
+          <w:instrText xml:space="preserve"> PAGEREF _Toc244244050 \h </w:instrText>
         </w:r>
         <w:r>
           <w:rPr>
@@ -268,13 +264,12 @@
           <w:lang w:val="ru-RU" w:eastAsia="ru-RU"/>
         </w:rPr>
       </w:pPr>
-      <w:hyperlink w:anchor="_Toc244243830" w:history="1">
+      <w:hyperlink w:anchor="_Toc244244051" w:history="1">
         <w:r>
           <w:rPr>
             <w:rStyle w:val="aff8"/>
             <w:rFonts w:eastAsiaTheme="majorEastAsia"/>
             <w:noProof/>
-            <w:color w:val="000000"/>
             <w:sz w:val="24"/>
           </w:rPr>
           <w:t>1 Исходное состояние стенда</w:t>
@@ -301,7 +296,7 @@
             <w:webHidden/>
             <w:sz w:val="24"/>
           </w:rPr>
-          <w:instrText xml:space="preserve"> PAGEREF _Toc244243830 \h </w:instrText>
+          <w:instrText xml:space="preserve"> PAGEREF _Toc244244051 \h </w:instrText>
         </w:r>
         <w:r>
           <w:rPr>
@@ -350,13 +345,12 @@
           <w:lang w:val="ru-RU" w:eastAsia="ru-RU"/>
         </w:rPr>
       </w:pPr>
-      <w:hyperlink w:anchor="_Toc244243831" w:history="1">
+      <w:hyperlink w:anchor="_Toc244244052" w:history="1">
         <w:r>
           <w:rPr>
             <w:rStyle w:val="aff8"/>
             <w:rFonts w:eastAsiaTheme="majorEastAsia"/>
             <w:noProof/>
-            <w:color w:val="000000"/>
             <w:sz w:val="24"/>
           </w:rPr>
           <w:t>2 Ревизия шаблона и сборка образа</w:t>
@@ -383,7 +377,7 @@
             <w:webHidden/>
             <w:sz w:val="24"/>
           </w:rPr>
-          <w:instrText xml:space="preserve"> PAGEREF _Toc244243831 \h </w:instrText>
+          <w:instrText xml:space="preserve"> PAGEREF _Toc244244052 \h </w:instrText>
         </w:r>
         <w:r>
           <w:rPr>
@@ -432,13 +426,12 @@
           <w:lang w:val="ru-RU" w:eastAsia="ru-RU"/>
         </w:rPr>
       </w:pPr>
-      <w:hyperlink w:anchor="_Toc244243832" w:history="1">
+      <w:hyperlink w:anchor="_Toc244244053" w:history="1">
         <w:r>
           <w:rPr>
             <w:rStyle w:val="aff8"/>
             <w:rFonts w:eastAsiaTheme="majorEastAsia"/>
             <w:noProof/>
-            <w:color w:val="000000"/>
             <w:sz w:val="24"/>
           </w:rPr>
           <w:t>2.1 Дефекты исходного шаблона</w:t>
@@ -465,7 +458,7 @@
             <w:webHidden/>
             <w:sz w:val="24"/>
           </w:rPr>
-          <w:instrText xml:space="preserve"> PAGEREF _Toc244243832 \h </w:instrText>
+          <w:instrText xml:space="preserve"> PAGEREF _Toc244244053 \h </w:instrText>
         </w:r>
         <w:r>
           <w:rPr>
@@ -514,13 +507,12 @@
           <w:lang w:val="ru-RU" w:eastAsia="ru-RU"/>
         </w:rPr>
       </w:pPr>
-      <w:hyperlink w:anchor="_Toc244243833" w:history="1">
+      <w:hyperlink w:anchor="_Toc244244054" w:history="1">
         <w:r>
           <w:rPr>
             <w:rStyle w:val="aff8"/>
             <w:rFonts w:eastAsiaTheme="majorEastAsia"/>
             <w:noProof/>
-            <w:color w:val="000000"/>
             <w:sz w:val="24"/>
           </w:rPr>
           <w:t>2.2 Итоговые файлы и доставка</w:t>
@@ -547,7 +539,7 @@
             <w:webHidden/>
             <w:sz w:val="24"/>
           </w:rPr>
-          <w:instrText xml:space="preserve"> PAGEREF _Toc244243833 \h </w:instrText>
+          <w:instrText xml:space="preserve"> PAGEREF _Toc244244054 \h </w:instrText>
         </w:r>
         <w:r>
           <w:rPr>
@@ -596,13 +588,12 @@
           <w:lang w:val="ru-RU" w:eastAsia="ru-RU"/>
         </w:rPr>
       </w:pPr>
-      <w:hyperlink w:anchor="_Toc244243834" w:history="1">
+      <w:hyperlink w:anchor="_Toc244244055" w:history="1">
         <w:r>
           <w:rPr>
             <w:rStyle w:val="aff8"/>
             <w:rFonts w:eastAsiaTheme="majorEastAsia"/>
             <w:noProof/>
-            <w:color w:val="000000"/>
             <w:sz w:val="24"/>
           </w:rPr>
           <w:t>2.3 Проверка образа и повторная сборка</w:t>
@@ -629,7 +620,7 @@
             <w:webHidden/>
             <w:sz w:val="24"/>
           </w:rPr>
-          <w:instrText xml:space="preserve"> PAGEREF _Toc244243834 \h </w:instrText>
+          <w:instrText xml:space="preserve"> PAGEREF _Toc244244055 \h </w:instrText>
         </w:r>
         <w:r>
           <w:rPr>
@@ -678,13 +669,12 @@
           <w:lang w:val="ru-RU" w:eastAsia="ru-RU"/>
         </w:rPr>
       </w:pPr>
-      <w:hyperlink w:anchor="_Toc244243835" w:history="1">
+      <w:hyperlink w:anchor="_Toc244244056" w:history="1">
         <w:r>
           <w:rPr>
             <w:rStyle w:val="aff8"/>
             <w:rFonts w:eastAsiaTheme="majorEastAsia"/>
             <w:noProof/>
-            <w:color w:val="000000"/>
             <w:sz w:val="24"/>
           </w:rPr>
           <w:t>3 Контейнеры приложения и Redis</w:t>
@@ -711,7 +701,7 @@
             <w:webHidden/>
             <w:sz w:val="24"/>
           </w:rPr>
-          <w:instrText xml:space="preserve"> PAGEREF _Toc244243835 \h </w:instrText>
+          <w:instrText xml:space="preserve"> PAGEREF _Toc244244056 \h </w:instrText>
         </w:r>
         <w:r>
           <w:rPr>
@@ -760,13 +750,12 @@
           <w:lang w:val="ru-RU" w:eastAsia="ru-RU"/>
         </w:rPr>
       </w:pPr>
-      <w:hyperlink w:anchor="_Toc244243836" w:history="1">
+      <w:hyperlink w:anchor="_Toc244244057" w:history="1">
         <w:r>
           <w:rPr>
             <w:rStyle w:val="aff8"/>
             <w:rFonts w:eastAsiaTheme="majorEastAsia"/>
             <w:noProof/>
-            <w:color w:val="000000"/>
             <w:sz w:val="24"/>
           </w:rPr>
           <w:t>3.1 Конфигурация Compose и секрет</w:t>
@@ -793,7 +782,7 @@
             <w:webHidden/>
             <w:sz w:val="24"/>
           </w:rPr>
-          <w:instrText xml:space="preserve"> PAGEREF _Toc244243836 \h </w:instrText>
+          <w:instrText xml:space="preserve"> PAGEREF _Toc244244057 \h </w:instrText>
         </w:r>
         <w:r>
           <w:rPr>
@@ -842,13 +831,12 @@
           <w:lang w:val="ru-RU" w:eastAsia="ru-RU"/>
         </w:rPr>
       </w:pPr>
-      <w:hyperlink w:anchor="_Toc244243837" w:history="1">
+      <w:hyperlink w:anchor="_Toc244244058" w:history="1">
         <w:r>
           <w:rPr>
             <w:rStyle w:val="aff8"/>
             <w:rFonts w:eastAsiaTheme="majorEastAsia"/>
             <w:noProof/>
-            <w:color w:val="000000"/>
             <w:sz w:val="24"/>
           </w:rPr>
           <w:t>3.2 Проверки контейнеров и сети</w:t>
@@ -875,7 +863,7 @@
             <w:webHidden/>
             <w:sz w:val="24"/>
           </w:rPr>
-          <w:instrText xml:space="preserve"> PAGEREF _Toc244243837 \h </w:instrText>
+          <w:instrText xml:space="preserve"> PAGEREF _Toc244244058 \h </w:instrText>
         </w:r>
         <w:r>
           <w:rPr>
@@ -924,13 +912,12 @@
           <w:lang w:val="ru-RU" w:eastAsia="ru-RU"/>
         </w:rPr>
       </w:pPr>
-      <w:hyperlink w:anchor="_Toc244243838" w:history="1">
+      <w:hyperlink w:anchor="_Toc244244059" w:history="1">
         <w:r>
           <w:rPr>
             <w:rStyle w:val="aff8"/>
             <w:rFonts w:eastAsiaTheme="majorEastAsia"/>
             <w:noProof/>
-            <w:color w:val="000000"/>
             <w:sz w:val="24"/>
           </w:rPr>
           <w:t>3.3 Сохранность счетчика</w:t>
@@ -957,7 +944,7 @@
             <w:webHidden/>
             <w:sz w:val="24"/>
           </w:rPr>
-          <w:instrText xml:space="preserve"> PAGEREF _Toc244243838 \h </w:instrText>
+          <w:instrText xml:space="preserve"> PAGEREF _Toc244244059 \h </w:instrText>
         </w:r>
         <w:r>
           <w:rPr>
@@ -1006,13 +993,12 @@
           <w:lang w:val="ru-RU" w:eastAsia="ru-RU"/>
         </w:rPr>
       </w:pPr>
-      <w:hyperlink w:anchor="_Toc244243839" w:history="1">
+      <w:hyperlink w:anchor="_Toc244244060" w:history="1">
         <w:r>
           <w:rPr>
             <w:rStyle w:val="aff8"/>
             <w:rFonts w:eastAsiaTheme="majorEastAsia"/>
             <w:noProof/>
-            <w:color w:val="000000"/>
             <w:sz w:val="24"/>
           </w:rPr>
           <w:t>4 Публикация сервиса по HTTPS</w:t>
@@ -1039,7 +1025,7 @@
             <w:webHidden/>
             <w:sz w:val="24"/>
           </w:rPr>
-          <w:instrText xml:space="preserve"> PAGEREF _Toc244243839 \h </w:instrText>
+          <w:instrText xml:space="preserve"> PAGEREF _Toc244244060 \h </w:instrText>
         </w:r>
         <w:r>
           <w:rPr>
@@ -1088,13 +1074,12 @@
           <w:lang w:val="ru-RU" w:eastAsia="ru-RU"/>
         </w:rPr>
       </w:pPr>
-      <w:hyperlink w:anchor="_Toc244243840" w:history="1">
+      <w:hyperlink w:anchor="_Toc244244061" w:history="1">
         <w:r>
           <w:rPr>
             <w:rStyle w:val="aff8"/>
             <w:rFonts w:eastAsiaTheme="majorEastAsia"/>
             <w:noProof/>
-            <w:color w:val="000000"/>
             <w:sz w:val="24"/>
           </w:rPr>
           <w:t>4.1 Сертификат и конфигурация Nginx</w:t>
@@ -1121,7 +1106,7 @@
             <w:webHidden/>
             <w:sz w:val="24"/>
           </w:rPr>
-          <w:instrText xml:space="preserve"> PAGEREF _Toc244243840 \h </w:instrText>
+          <w:instrText xml:space="preserve"> PAGEREF _Toc244244061 \h </w:instrText>
         </w:r>
         <w:r>
           <w:rPr>
@@ -1170,13 +1155,12 @@
           <w:lang w:val="ru-RU" w:eastAsia="ru-RU"/>
         </w:rPr>
       </w:pPr>
-      <w:hyperlink w:anchor="_Toc244243841" w:history="1">
+      <w:hyperlink w:anchor="_Toc244244062" w:history="1">
         <w:r>
           <w:rPr>
             <w:rStyle w:val="aff8"/>
             <w:rFonts w:eastAsiaTheme="majorEastAsia"/>
             <w:noProof/>
-            <w:color w:val="000000"/>
             <w:sz w:val="24"/>
           </w:rPr>
           <w:t>4.2 Проверки с Windows</w:t>
@@ -1203,7 +1187,7 @@
             <w:webHidden/>
             <w:sz w:val="24"/>
           </w:rPr>
-          <w:instrText xml:space="preserve"> PAGEREF _Toc244243841 \h </w:instrText>
+          <w:instrText xml:space="preserve"> PAGEREF _Toc244244062 \h </w:instrText>
         </w:r>
         <w:r>
           <w:rPr>
@@ -1252,13 +1236,12 @@
           <w:lang w:val="ru-RU" w:eastAsia="ru-RU"/>
         </w:rPr>
       </w:pPr>
-      <w:hyperlink w:anchor="_Toc244243842" w:history="1">
+      <w:hyperlink w:anchor="_Toc244244063" w:history="1">
         <w:r>
           <w:rPr>
             <w:rStyle w:val="aff8"/>
             <w:rFonts w:eastAsiaTheme="majorEastAsia"/>
             <w:noProof/>
-            <w:color w:val="000000"/>
             <w:sz w:val="24"/>
           </w:rPr>
           <w:t>5 Аудит и фиксация результата</w:t>
@@ -1285,7 +1268,7 @@
             <w:webHidden/>
             <w:sz w:val="24"/>
           </w:rPr>
-          <w:instrText xml:space="preserve"> PAGEREF _Toc244243842 \h </w:instrText>
+          <w:instrText xml:space="preserve"> PAGEREF _Toc244244063 \h </w:instrText>
         </w:r>
         <w:r>
           <w:rPr>
@@ -1334,13 +1317,12 @@
           <w:lang w:val="ru-RU" w:eastAsia="ru-RU"/>
         </w:rPr>
       </w:pPr>
-      <w:hyperlink w:anchor="_Toc244243843" w:history="1">
+      <w:hyperlink w:anchor="_Toc244244064" w:history="1">
         <w:r>
           <w:rPr>
             <w:rStyle w:val="aff8"/>
             <w:rFonts w:eastAsiaTheme="majorEastAsia"/>
             <w:noProof/>
-            <w:color w:val="000000"/>
             <w:sz w:val="24"/>
           </w:rPr>
           <w:t>5.1 Итоговый контроль безопасности</w:t>
@@ -1367,7 +1349,7 @@
             <w:webHidden/>
             <w:sz w:val="24"/>
           </w:rPr>
-          <w:instrText xml:space="preserve"> PAGEREF _Toc244243843 \h </w:instrText>
+          <w:instrText xml:space="preserve"> PAGEREF _Toc244244064 \h </w:instrText>
         </w:r>
         <w:r>
           <w:rPr>
@@ -1416,13 +1398,12 @@
           <w:lang w:val="ru-RU" w:eastAsia="ru-RU"/>
         </w:rPr>
       </w:pPr>
-      <w:hyperlink w:anchor="_Toc244243844" w:history="1">
+      <w:hyperlink w:anchor="_Toc244244065" w:history="1">
         <w:r>
           <w:rPr>
             <w:rStyle w:val="aff8"/>
             <w:rFonts w:eastAsiaTheme="majorEastAsia"/>
             <w:noProof/>
-            <w:color w:val="000000"/>
             <w:sz w:val="24"/>
           </w:rPr>
           <w:t>5.2 Отрицательная проверка аудита</w:t>
@@ -1449,7 +1430,7 @@
             <w:webHidden/>
             <w:sz w:val="24"/>
           </w:rPr>
-          <w:instrText xml:space="preserve"> PAGEREF _Toc244243844 \h </w:instrText>
+          <w:instrText xml:space="preserve"> PAGEREF _Toc244244065 \h </w:instrText>
         </w:r>
         <w:r>
           <w:rPr>
@@ -1498,13 +1479,12 @@
           <w:lang w:val="ru-RU" w:eastAsia="ru-RU"/>
         </w:rPr>
       </w:pPr>
-      <w:hyperlink w:anchor="_Toc244243845" w:history="1">
+      <w:hyperlink w:anchor="_Toc244244066" w:history="1">
         <w:r>
           <w:rPr>
             <w:rStyle w:val="aff8"/>
             <w:rFonts w:eastAsiaTheme="majorEastAsia"/>
             <w:noProof/>
-            <w:color w:val="000000"/>
             <w:sz w:val="24"/>
           </w:rPr>
           <w:t>5.3 Репозиторий и снимки состояния</w:t>
@@ -1531,7 +1511,7 @@
             <w:webHidden/>
             <w:sz w:val="24"/>
           </w:rPr>
-          <w:instrText xml:space="preserve"> PAGEREF _Toc244243845 \h </w:instrText>
+          <w:instrText xml:space="preserve"> PAGEREF _Toc244244066 \h </w:instrText>
         </w:r>
         <w:r>
           <w:rPr>
@@ -1580,13 +1560,12 @@
           <w:lang w:val="ru-RU" w:eastAsia="ru-RU"/>
         </w:rPr>
       </w:pPr>
-      <w:hyperlink w:anchor="_Toc244243846" w:history="1">
+      <w:hyperlink w:anchor="_Toc244244067" w:history="1">
         <w:r>
           <w:rPr>
             <w:rStyle w:val="aff8"/>
             <w:rFonts w:eastAsiaTheme="majorEastAsia"/>
             <w:noProof/>
-            <w:color w:val="000000"/>
             <w:sz w:val="24"/>
           </w:rPr>
           <w:t>5.4 Диагностика учебного отказа</w:t>
@@ -1613,7 +1592,7 @@
             <w:webHidden/>
             <w:sz w:val="24"/>
           </w:rPr>
-          <w:instrText xml:space="preserve"> PAGEREF _Toc244243846 \h </w:instrText>
+          <w:instrText xml:space="preserve"> PAGEREF _Toc244244067 \h </w:instrText>
         </w:r>
         <w:r>
           <w:rPr>
@@ -1662,13 +1641,12 @@
           <w:lang w:val="ru-RU" w:eastAsia="ru-RU"/>
         </w:rPr>
       </w:pPr>
-      <w:hyperlink w:anchor="_Toc244243847" w:history="1">
+      <w:hyperlink w:anchor="_Toc244244068" w:history="1">
         <w:r>
           <w:rPr>
             <w:rStyle w:val="aff8"/>
             <w:rFonts w:eastAsiaTheme="majorEastAsia"/>
             <w:noProof/>
-            <w:color w:val="000000"/>
             <w:sz w:val="24"/>
           </w:rPr>
           <w:t>6 Ответы на вопросы к защите</w:t>
@@ -1695,7 +1673,7 @@
             <w:webHidden/>
             <w:sz w:val="24"/>
           </w:rPr>
-          <w:instrText xml:space="preserve"> PAGEREF _Toc244243847 \h </w:instrText>
+          <w:instrText xml:space="preserve"> PAGEREF _Toc244244068 \h </w:instrText>
         </w:r>
         <w:r>
           <w:rPr>
@@ -1744,13 +1722,12 @@
           <w:lang w:val="ru-RU" w:eastAsia="ru-RU"/>
         </w:rPr>
       </w:pPr>
-      <w:hyperlink w:anchor="_Toc244243848" w:history="1">
+      <w:hyperlink w:anchor="_Toc244244069" w:history="1">
         <w:r>
           <w:rPr>
             <w:rStyle w:val="aff8"/>
             <w:rFonts w:eastAsiaTheme="majorEastAsia"/>
             <w:noProof/>
-            <w:color w:val="000000"/>
             <w:sz w:val="24"/>
           </w:rPr>
           <w:t>6.1 Адрес прослушивания внутри контейнера</w:t>
@@ -1777,7 +1754,7 @@
             <w:webHidden/>
             <w:sz w:val="24"/>
           </w:rPr>
-          <w:instrText xml:space="preserve"> PAGEREF _Toc244243848 \h </w:instrText>
+          <w:instrText xml:space="preserve"> PAGEREF _Toc244244069 \h </w:instrText>
         </w:r>
         <w:r>
           <w:rPr>
@@ -1826,13 +1803,12 @@
           <w:lang w:val="ru-RU" w:eastAsia="ru-RU"/>
         </w:rPr>
       </w:pPr>
-      <w:hyperlink w:anchor="_Toc244243849" w:history="1">
+      <w:hyperlink w:anchor="_Toc244244070" w:history="1">
         <w:r>
           <w:rPr>
             <w:rStyle w:val="aff8"/>
             <w:rFonts w:eastAsiaTheme="majorEastAsia"/>
             <w:noProof/>
-            <w:color w:val="000000"/>
             <w:sz w:val="24"/>
           </w:rPr>
           <w:t>6.2 Секрет в истории Git</w:t>
@@ -1859,7 +1835,7 @@
             <w:webHidden/>
             <w:sz w:val="24"/>
           </w:rPr>
-          <w:instrText xml:space="preserve"> PAGEREF _Toc244243849 \h </w:instrText>
+          <w:instrText xml:space="preserve"> PAGEREF _Toc244244070 \h </w:instrText>
         </w:r>
         <w:r>
           <w:rPr>
@@ -1908,13 +1884,12 @@
           <w:lang w:val="ru-RU" w:eastAsia="ru-RU"/>
         </w:rPr>
       </w:pPr>
-      <w:hyperlink w:anchor="_Toc244243850" w:history="1">
+      <w:hyperlink w:anchor="_Toc244244071" w:history="1">
         <w:r>
           <w:rPr>
             <w:rStyle w:val="aff8"/>
             <w:rFonts w:eastAsiaTheme="majorEastAsia"/>
             <w:noProof/>
-            <w:color w:val="000000"/>
             <w:sz w:val="24"/>
           </w:rPr>
           <w:t>6.3 Удаление секрета из слоя образа</w:t>
@@ -1941,7 +1916,7 @@
             <w:webHidden/>
             <w:sz w:val="24"/>
           </w:rPr>
-          <w:instrText xml:space="preserve"> PAGEREF _Toc244243850 \h </w:instrText>
+          <w:instrText xml:space="preserve"> PAGEREF _Toc244244071 \h </w:instrText>
         </w:r>
         <w:r>
           <w:rPr>
@@ -1990,13 +1965,12 @@
           <w:lang w:val="ru-RU" w:eastAsia="ru-RU"/>
         </w:rPr>
       </w:pPr>
-      <w:hyperlink w:anchor="_Toc244243851" w:history="1">
+      <w:hyperlink w:anchor="_Toc244244072" w:history="1">
         <w:r>
           <w:rPr>
             <w:rStyle w:val="aff8"/>
             <w:rFonts w:eastAsiaTheme="majorEastAsia"/>
             <w:noProof/>
-            <w:color w:val="000000"/>
             <w:sz w:val="24"/>
           </w:rPr>
           <w:t>6.4 Exec форма CMD и PID 1</w:t>
@@ -2023,7 +1997,7 @@
             <w:webHidden/>
             <w:sz w:val="24"/>
           </w:rPr>
-          <w:instrText xml:space="preserve"> PAGEREF _Toc244243851 \h </w:instrText>
+          <w:instrText xml:space="preserve"> PAGEREF _Toc244244072 \h </w:instrText>
         </w:r>
         <w:r>
           <w:rPr>
@@ -2072,13 +2046,12 @@
           <w:lang w:val="ru-RU" w:eastAsia="ru-RU"/>
         </w:rPr>
       </w:pPr>
-      <w:hyperlink w:anchor="_Toc244243852" w:history="1">
+      <w:hyperlink w:anchor="_Toc244244073" w:history="1">
         <w:r>
           <w:rPr>
             <w:rStyle w:val="aff8"/>
             <w:rFonts w:eastAsiaTheme="majorEastAsia"/>
             <w:noProof/>
-            <w:color w:val="000000"/>
             <w:sz w:val="24"/>
           </w:rPr>
           <w:t>6.5 Подстановка переменных Compose</w:t>
@@ -2105,7 +2078,7 @@
             <w:webHidden/>
             <w:sz w:val="24"/>
           </w:rPr>
-          <w:instrText xml:space="preserve"> PAGEREF _Toc244243852 \h </w:instrText>
+          <w:instrText xml:space="preserve"> PAGEREF _Toc244244073 \h </w:instrText>
         </w:r>
         <w:r>
           <w:rPr>
@@ -2154,13 +2127,12 @@
           <w:lang w:val="ru-RU" w:eastAsia="ru-RU"/>
         </w:rPr>
       </w:pPr>
-      <w:hyperlink w:anchor="_Toc244243853" w:history="1">
+      <w:hyperlink w:anchor="_Toc244244074" w:history="1">
         <w:r>
           <w:rPr>
             <w:rStyle w:val="aff8"/>
             <w:rFonts w:eastAsiaTheme="majorEastAsia"/>
             <w:noProof/>
-            <w:color w:val="000000"/>
             <w:sz w:val="24"/>
           </w:rPr>
           <w:t>6.6 Понижение прав Redis</w:t>
@@ -2187,7 +2159,7 @@
             <w:webHidden/>
             <w:sz w:val="24"/>
           </w:rPr>
-          <w:instrText xml:space="preserve"> PAGEREF _Toc244243853 \h </w:instrText>
+          <w:instrText xml:space="preserve"> PAGEREF _Toc244244074 \h </w:instrText>
         </w:r>
         <w:r>
           <w:rPr>
@@ -2236,13 +2208,12 @@
           <w:lang w:val="ru-RU" w:eastAsia="ru-RU"/>
         </w:rPr>
       </w:pPr>
-      <w:hyperlink w:anchor="_Toc244243854" w:history="1">
+      <w:hyperlink w:anchor="_Toc244244075" w:history="1">
         <w:r>
           <w:rPr>
             <w:rStyle w:val="aff8"/>
             <w:rFonts w:eastAsiaTheme="majorEastAsia"/>
             <w:noProof/>
-            <w:color w:val="000000"/>
             <w:sz w:val="24"/>
           </w:rPr>
           <w:t>6.7 Пароль у неопубликованного Redis</w:t>
@@ -2269,7 +2240,7 @@
             <w:webHidden/>
             <w:sz w:val="24"/>
           </w:rPr>
-          <w:instrText xml:space="preserve"> PAGEREF _Toc244243854 \h </w:instrText>
+          <w:instrText xml:space="preserve"> PAGEREF _Toc244244075 \h </w:instrText>
         </w:r>
         <w:r>
           <w:rPr>
@@ -2318,13 +2289,12 @@
           <w:lang w:val="ru-RU" w:eastAsia="ru-RU"/>
         </w:rPr>
       </w:pPr>
-      <w:hyperlink w:anchor="_Toc244243855" w:history="1">
+      <w:hyperlink w:anchor="_Toc244244076" w:history="1">
         <w:r>
           <w:rPr>
             <w:rStyle w:val="aff8"/>
             <w:rFonts w:eastAsiaTheme="majorEastAsia"/>
             <w:noProof/>
-            <w:color w:val="000000"/>
             <w:sz w:val="24"/>
           </w:rPr>
           <w:t>6.8 Условие готовности зависимости</w:t>
@@ -2351,7 +2321,7 @@
             <w:webHidden/>
             <w:sz w:val="24"/>
           </w:rPr>
-          <w:instrText xml:space="preserve"> PAGEREF _Toc244243855 \h </w:instrText>
+          <w:instrText xml:space="preserve"> PAGEREF _Toc244244076 \h </w:instrText>
         </w:r>
         <w:r>
           <w:rPr>
@@ -2400,13 +2370,12 @@
           <w:lang w:val="ru-RU" w:eastAsia="ru-RU"/>
         </w:rPr>
       </w:pPr>
-      <w:hyperlink w:anchor="_Toc244243856" w:history="1">
+      <w:hyperlink w:anchor="_Toc244244077" w:history="1">
         <w:r>
           <w:rPr>
             <w:rStyle w:val="aff8"/>
             <w:rFonts w:eastAsiaTheme="majorEastAsia"/>
             <w:noProof/>
-            <w:color w:val="000000"/>
             <w:sz w:val="24"/>
           </w:rPr>
           <w:t>6.9 Жизненный цикл тома и версия Redis</w:t>
@@ -2433,7 +2402,7 @@
             <w:webHidden/>
             <w:sz w:val="24"/>
           </w:rPr>
-          <w:instrText xml:space="preserve"> PAGEREF _Toc244243856 \h </w:instrText>
+          <w:instrText xml:space="preserve"> PAGEREF _Toc244244077 \h </w:instrText>
         </w:r>
         <w:r>
           <w:rPr>
@@ -2482,13 +2451,12 @@
           <w:lang w:val="ru-RU" w:eastAsia="ru-RU"/>
         </w:rPr>
       </w:pPr>
-      <w:hyperlink w:anchor="_Toc244243857" w:history="1">
+      <w:hyperlink w:anchor="_Toc244244078" w:history="1">
         <w:r>
           <w:rPr>
             <w:rStyle w:val="aff8"/>
             <w:rFonts w:eastAsiaTheme="majorEastAsia"/>
             <w:noProof/>
-            <w:color w:val="000000"/>
             <w:sz w:val="24"/>
           </w:rPr>
           <w:t>6.10 Отдельный сертификат и SNI</w:t>
@@ -2515,7 +2483,7 @@
             <w:webHidden/>
             <w:sz w:val="24"/>
           </w:rPr>
-          <w:instrText xml:space="preserve"> PAGEREF _Toc244243857 \h </w:instrText>
+          <w:instrText xml:space="preserve"> PAGEREF _Toc244244078 \h </w:instrText>
         </w:r>
         <w:r>
           <w:rPr>
@@ -2564,13 +2532,12 @@
           <w:lang w:val="ru-RU" w:eastAsia="ru-RU"/>
         </w:rPr>
       </w:pPr>
-      <w:hyperlink w:anchor="_Toc244243858" w:history="1">
+      <w:hyperlink w:anchor="_Toc244244079" w:history="1">
         <w:r>
           <w:rPr>
             <w:rStyle w:val="aff8"/>
             <w:rFonts w:eastAsiaTheme="majorEastAsia"/>
             <w:noProof/>
-            <w:color w:val="000000"/>
             <w:sz w:val="24"/>
           </w:rPr>
           <w:t>6.11 Адрес клиента и доверие заголовкам</w:t>
@@ -2597,7 +2564,7 @@
             <w:webHidden/>
             <w:sz w:val="24"/>
           </w:rPr>
-          <w:instrText xml:space="preserve"> PAGEREF _Toc244243858 \h </w:instrText>
+          <w:instrText xml:space="preserve"> PAGEREF _Toc244244079 \h </w:instrText>
         </w:r>
         <w:r>
           <w:rPr>
@@ -2646,13 +2613,12 @@
           <w:lang w:val="ru-RU" w:eastAsia="ru-RU"/>
         </w:rPr>
       </w:pPr>
-      <w:hyperlink w:anchor="_Toc244243859" w:history="1">
+      <w:hyperlink w:anchor="_Toc244244080" w:history="1">
         <w:r>
           <w:rPr>
             <w:rStyle w:val="aff8"/>
             <w:rFonts w:eastAsiaTheme="majorEastAsia"/>
             <w:noProof/>
-            <w:color w:val="000000"/>
             <w:sz w:val="24"/>
           </w:rPr>
           <w:t>6.12 Поведение после перезагрузки</w:t>
@@ -2679,7 +2645,7 @@
             <w:webHidden/>
             <w:sz w:val="24"/>
           </w:rPr>
-          <w:instrText xml:space="preserve"> PAGEREF _Toc244243859 \h </w:instrText>
+          <w:instrText xml:space="preserve"> PAGEREF _Toc244244080 \h </w:instrText>
         </w:r>
         <w:r>
           <w:rPr>
@@ -2728,13 +2694,12 @@
           <w:lang w:val="ru-RU" w:eastAsia="ru-RU"/>
         </w:rPr>
       </w:pPr>
-      <w:hyperlink w:anchor="_Toc244243860" w:history="1">
+      <w:hyperlink w:anchor="_Toc244244081" w:history="1">
         <w:r>
           <w:rPr>
             <w:rStyle w:val="aff8"/>
             <w:rFonts w:eastAsiaTheme="majorEastAsia"/>
             <w:noProof/>
-            <w:color w:val="000000"/>
             <w:sz w:val="24"/>
           </w:rPr>
           <w:t>6.13 Запись hosts на компьютере</w:t>
@@ -2761,7 +2726,7 @@
             <w:webHidden/>
             <w:sz w:val="24"/>
           </w:rPr>
-          <w:instrText xml:space="preserve"> PAGEREF _Toc244243860 \h </w:instrText>
+          <w:instrText xml:space="preserve"> PAGEREF _Toc244244081 \h </w:instrText>
         </w:r>
         <w:r>
           <w:rPr>
@@ -2810,13 +2775,12 @@
           <w:lang w:val="ru-RU" w:eastAsia="ru-RU"/>
         </w:rPr>
       </w:pPr>
-      <w:hyperlink w:anchor="_Toc244243861" w:history="1">
+      <w:hyperlink w:anchor="_Toc244244082" w:history="1">
         <w:r>
           <w:rPr>
             <w:rStyle w:val="aff8"/>
             <w:rFonts w:eastAsiaTheme="majorEastAsia"/>
             <w:noProof/>
-            <w:color w:val="000000"/>
             <w:sz w:val="24"/>
           </w:rPr>
           <w:t>6.14 Ошибочная публикация и UFW</w:t>
@@ -2843,7 +2807,7 @@
             <w:webHidden/>
             <w:sz w:val="24"/>
           </w:rPr>
-          <w:instrText xml:space="preserve"> PAGEREF _Toc244243861 \h </w:instrText>
+          <w:instrText xml:space="preserve"> PAGEREF _Toc244244082 \h </w:instrText>
         </w:r>
         <w:r>
           <w:rPr>
@@ -2892,13 +2856,12 @@
           <w:lang w:val="ru-RU" w:eastAsia="ru-RU"/>
         </w:rPr>
       </w:pPr>
-      <w:hyperlink w:anchor="_Toc244243862" w:history="1">
+      <w:hyperlink w:anchor="_Toc244244083" w:history="1">
         <w:r>
           <w:rPr>
             <w:rStyle w:val="aff8"/>
             <w:rFonts w:eastAsiaTheme="majorEastAsia"/>
             <w:noProof/>
-            <w:color w:val="000000"/>
             <w:sz w:val="24"/>
           </w:rPr>
           <w:t>ЗАКЛЮЧЕНИЕ</w:t>
@@ -2925,7 +2888,7 @@
             <w:webHidden/>
             <w:sz w:val="24"/>
           </w:rPr>
-          <w:instrText xml:space="preserve"> PAGEREF _Toc244243862 \h </w:instrText>
+          <w:instrText xml:space="preserve"> PAGEREF _Toc244244083 \h </w:instrText>
         </w:r>
         <w:r>
           <w:rPr>
@@ -2974,13 +2937,12 @@
           <w:lang w:val="ru-RU" w:eastAsia="ru-RU"/>
         </w:rPr>
       </w:pPr>
-      <w:hyperlink w:anchor="_Toc244243863" w:history="1">
+      <w:hyperlink w:anchor="_Toc244244084" w:history="1">
         <w:r>
           <w:rPr>
             <w:rStyle w:val="aff8"/>
             <w:rFonts w:eastAsiaTheme="majorEastAsia"/>
             <w:noProof/>
-            <w:color w:val="000000"/>
             <w:sz w:val="24"/>
           </w:rPr>
           <w:t>СПИСОК ИСПОЛЬЗОВАННЫХ ИСТОЧНИКОВ</w:t>
@@ -3007,7 +2969,7 @@
             <w:webHidden/>
             <w:sz w:val="24"/>
           </w:rPr>
-          <w:instrText xml:space="preserve"> PAGEREF _Toc244243863 \h </w:instrText>
+          <w:instrText xml:space="preserve"> PAGEREF _Toc244244084 \h </w:instrText>
         </w:r>
         <w:r>
           <w:rPr>
@@ -3061,7 +3023,7 @@
       <w:pPr>
         <w:pStyle w:val="GOSTStructural"/>
       </w:pPr>
-      <w:bookmarkStart w:id="1" w:name="_Toc244243829"/>
+      <w:bookmarkStart w:id="1" w:name="_Toc244244050"/>
       <w:r>
         <w:lastRenderedPageBreak/>
         <w:t>ВВЕДЕНИЕ</w:t>
@@ -3070,44 +3032,29 @@
     </w:p>
     <w:p>
       <w:r>
-        <w:t>В работе исправлен шаблон Flask-приложения, настроены ко</w:t>
-      </w:r>
-      <w:r>
-        <w:t>нтейнеры приложения и Redis, а сервис опубликован по HTTPS через Nginx. Сохранность счетчика подтверждена пересозданием контейнеров. Прямой сетевой доступ к служебным портам закрыт, прежние ресурсы стенда продолжают работать.</w:t>
-      </w:r>
-    </w:p>
-    <w:p>
-      <w:r>
-        <w:t>Цель работы - освоить публикац</w:t>
-      </w:r>
-      <w:r>
-        <w:t>ию контейнеризированного приложения на защищенном сервере с контролем секретов, прав процессов, сетевой доступности и восстановления после отказа. Работа выполнена по заданию контрольной работы № 2 [1]. Исходный шаблон получен из GitVerse [2], итоговые фай</w:t>
-      </w:r>
-      <w:r>
-        <w:t>лы и журналы размещены в собственном репозитории [3].</w:t>
-      </w:r>
-    </w:p>
-    <w:p>
-      <w:r>
-        <w:t>Номер в списке группы - 10. По таблице вариантов задания выбран вариант 2: доменное имя notes.devops.local, порт приложения 8002. Ветка реализации - kr2/variant-2. Pull Request № 1 открыт в main и остав</w:t>
-      </w:r>
-      <w:r>
-        <w:t>лен без слияния [4].</w:t>
-      </w:r>
-    </w:p>
-    <w:p>
-      <w:r>
-        <w:t>При оформлении применены правила ГОСТ 7.32-2017 [5]: формат А4, поля 30 мм слева, 15 мм справа и по 20 мм сверху и снизу, основной шрифт Times New Roman 14 пт, полуторный интервал, абзацный отступ 1,25 см, сквозная нумерация страниц. Т</w:t>
-      </w:r>
-      <w:r>
-        <w:t>итульный лист включен в счет страниц без напечатанного номера.</w:t>
+        <w:t>В работе исправлен шаблон Flask-приложения, настроены контейнеры приложения и Redis, а сервис опубликован по HTTPS через Nginx. Сохранность счетчика подтверждена пересозданием контейнеров. Прямой сетевой доступ к служебным портам закрыт, прежние ресурсы стенда продолжают работать.</w:t>
+      </w:r>
+    </w:p>
+    <w:p>
+      <w:r>
+        <w:t>Цель работы - освоить публикацию контейнеризированного приложения на защищенном сервере с контролем секретов, прав процессов, сетевой доступности и восстановления после отказа. Работа выполнена по заданию контрольной работы № 2 [1]. Исходный шаблон получен из GitVerse [2], итоговые файлы и журналы размещены в собственном репозитории [3].</w:t>
+      </w:r>
+    </w:p>
+    <w:p>
+      <w:r>
+        <w:t>Номер в списке группы - 10. По таблице вариантов задания выбран вариант 2: доменное имя notes.devops.local, порт приложения 8002. Ветка реализации - kr2/variant-2. Pull Request № 1 открыт в main и оставлен без слияния [4].</w:t>
+      </w:r>
+    </w:p>
+    <w:p>
+      <w:r>
+        <w:t>При оформлении применены правила ГОСТ 7.32-2017 [5]: формат А4, поля 30 мм слева, 15 мм справа и по 20 мм сверху и снизу, основной шрифт Times New Roman 14 пт, полуторный интервал, абзацный отступ 1,25 см, сквозная нумерация страниц. Титульный лист включен в счет страниц без напечатанного номера.</w:t>
       </w:r>
     </w:p>
     <w:p>
       <w:pPr>
         <w:pStyle w:val="1"/>
       </w:pPr>
-      <w:bookmarkStart w:id="2" w:name="_Toc244243830"/>
+      <w:bookmarkStart w:id="2" w:name="_Toc244244051"/>
       <w:r>
         <w:lastRenderedPageBreak/>
         <w:t>1 Исходное состояние стенда</w:t>
@@ -3360,13 +3307,7 @@
               <w:rPr>
                 <w:sz w:val="24"/>
               </w:rPr>
-              <w:t xml:space="preserve">Windows, </w:t>
-            </w:r>
-            <w:r>
-              <w:rPr>
-                <w:sz w:val="24"/>
-              </w:rPr>
-              <w:t>VirtualBox 7.2.20</w:t>
+              <w:t>Windows, VirtualBox 7.2.20</w:t>
             </w:r>
           </w:p>
         </w:tc>
@@ -3590,13 +3531,7 @@
               <w:rPr>
                 <w:sz w:val="24"/>
               </w:rPr>
-              <w:t>Пользователь devops; ключ Ed25519;</w:t>
-            </w:r>
-            <w:r>
-              <w:rPr>
-                <w:sz w:val="24"/>
-              </w:rPr>
-              <w:t xml:space="preserve"> 127.0.0.1:2222 через NAT</w:t>
+              <w:t>Пользователь devops; ключ Ed25519; 127.0.0.1:2222 через NAT</w:t>
             </w:r>
           </w:p>
         </w:tc>
@@ -3828,10 +3763,7 @@
     </w:tbl>
     <w:p>
       <w:r>
-        <w:t>Перед изменениями создан снимок 06-before-kr2. Начальный аудит завершился без ошибок: 14 успешных проверок. Правила UFW сохранены в /home/devops/ufw-before-kr2.txt, контрольная сумма прежнего vhost сохранена отдельно. Dock</w:t>
-      </w:r>
-      <w:r>
-        <w:t>er Engine удовлетворяет требованию версии не ниже 28.0.</w:t>
+        <w:t>Перед изменениями создан снимок 06-before-kr2. Начальный аудит завершился без ошибок: 14 успешных проверок. Правила UFW сохранены в /home/devops/ufw-before-kr2.txt, контрольная сумма прежнего vhost сохранена отдельно. Docker Engine удовлетворяет требованию версии не ниже 28.0.</w:t>
       </w:r>
     </w:p>
     <w:p>
@@ -3871,17 +3803,14 @@
     </w:p>
     <w:p>
       <w:r>
-        <w:t xml:space="preserve">Для нового имени в файл hosts Windows добавлена запись 192.168.56.101 notes.devops.local. При проверке </w:t>
-      </w:r>
-      <w:r>
-        <w:t>обнаружена блокировка Host-only трафика активным VPN. После включения пользователем существующего исключения для 192.168.56.101 проверки с Windows прошли. Правила UFW на сервере для этого не изменялись.</w:t>
+        <w:t>Для нового имени в файл hosts Windows добавлена запись 192.168.56.101 notes.devops.local. При проверке обнаружена блокировка Host-only трафика активным VPN. После включения пользователем существующего исключения для 192.168.56.101 проверки с Windows прошли. Правила UFW на сервере для этого не изменялись.</w:t>
       </w:r>
     </w:p>
     <w:p>
       <w:pPr>
         <w:pStyle w:val="1"/>
       </w:pPr>
-      <w:bookmarkStart w:id="3" w:name="_Toc244243831"/>
+      <w:bookmarkStart w:id="3" w:name="_Toc244244052"/>
       <w:r>
         <w:lastRenderedPageBreak/>
         <w:t>2 Ревизия шаблона и сборка образа</w:t>
@@ -3892,12 +3821,9 @@
       <w:pPr>
         <w:pStyle w:val="21"/>
       </w:pPr>
-      <w:bookmarkStart w:id="4" w:name="_Toc244243832"/>
-      <w:r>
-        <w:t>2.1 Дефекты исходно</w:t>
-      </w:r>
-      <w:r>
-        <w:t>го шаблона</w:t>
+      <w:bookmarkStart w:id="4" w:name="_Toc244244053"/>
+      <w:r>
+        <w:t>2.1 Дефекты исходного шаблона</w:t>
       </w:r>
       <w:bookmarkEnd w:id="4"/>
     </w:p>
@@ -4305,13 +4231,7 @@
               <w:rPr>
                 <w:sz w:val="24"/>
               </w:rPr>
-              <w:t xml:space="preserve">Изменение app.py сбрасывает кэш слоя pip </w:t>
-            </w:r>
-            <w:r>
-              <w:rPr>
-                <w:sz w:val="24"/>
-              </w:rPr>
-              <w:t>install; зависимости загружаются повторно.</w:t>
+              <w:t>Изменение app.py сбрасывает кэш слоя pip install; зависимости загружаются повторно.</w:t>
             </w:r>
           </w:p>
         </w:tc>
@@ -4467,13 +4387,7 @@
               <w:rPr>
                 <w:sz w:val="24"/>
               </w:rPr>
-              <w:t>Исклю</w:t>
-            </w:r>
-            <w:r>
-              <w:rPr>
-                <w:sz w:val="24"/>
-              </w:rPr>
-              <w:t>чить .env и .env.* из контекста; копировать только нужные файлы.</w:t>
+              <w:t>Исключить .env и .env.* из контекста; копировать только нужные файлы.</w:t>
             </w:r>
           </w:p>
         </w:tc>
@@ -4604,13 +4518,7 @@
               <w:rPr>
                 <w:sz w:val="24"/>
               </w:rPr>
-              <w:t>Удалить .env из текущего дерева, добавить .</w:t>
-            </w:r>
-            <w:r>
-              <w:rPr>
-                <w:sz w:val="24"/>
-              </w:rPr>
-              <w:t>gitignore, создать новый пароль на сервере.</w:t>
+              <w:t>Удалить .env из текущего дерева, добавить .gitignore, создать новый пароль на сервере.</w:t>
             </w:r>
           </w:p>
         </w:tc>
@@ -4847,13 +4755,7 @@
               <w:rPr>
                 <w:sz w:val="24"/>
               </w:rPr>
-              <w:t xml:space="preserve">Оболочка </w:t>
-            </w:r>
-            <w:r>
-              <w:rPr>
-                <w:sz w:val="24"/>
-              </w:rPr>
-              <w:t>становится PID 1; сигналы остановки могут не доходить до сервера своевременно.</w:t>
+              <w:t>Оболочка становится PID 1; сигналы остановки могут не доходить до сервера своевременно.</w:t>
             </w:r>
           </w:p>
         </w:tc>
@@ -5309,13 +5211,7 @@
               <w:rPr>
                 <w:sz w:val="24"/>
               </w:rPr>
-              <w:t xml:space="preserve">EXPOSE 8002 и --bind </w:t>
-            </w:r>
-            <w:r>
-              <w:rPr>
-                <w:sz w:val="24"/>
-              </w:rPr>
-              <w:t>0.0.0.0:8002.</w:t>
+              <w:t>EXPOSE 8002 и --bind 0.0.0.0:8002.</w:t>
             </w:r>
           </w:p>
         </w:tc>
@@ -5323,17 +5219,14 @@
     </w:tbl>
     <w:p>
       <w:r>
-        <w:t xml:space="preserve">Состав requirements.txt не изменен. Изменение app.py ограничено комментарием первой строки # KR2: Kudoyarov; логика маршрутов сохранена. Удаление .env из нового коммита не удаляет его из унаследованной истории main. Поэтому шаблонный пароль </w:t>
-      </w:r>
-      <w:r>
-        <w:t>считается раскрытым и не используется на сервере.</w:t>
+        <w:t>Состав requirements.txt не изменен. Изменение app.py ограничено комментарием первой строки # KR2: Kudoyarov; логика маршрутов сохранена. Удаление .env из нового коммита не удаляет его из унаследованной истории main. Поэтому шаблонный пароль считается раскрытым и не используется на сервере.</w:t>
       </w:r>
     </w:p>
     <w:p>
       <w:pPr>
         <w:pStyle w:val="21"/>
       </w:pPr>
-      <w:bookmarkStart w:id="5" w:name="_Toc244243833"/>
+      <w:bookmarkStart w:id="5" w:name="_Toc244244054"/>
       <w:r>
         <w:t>2.2 Итоговые файлы и доставка</w:t>
       </w:r>
@@ -5394,10 +5287,7 @@
         <w:pStyle w:val="Code"/>
       </w:pPr>
       <w:r>
-        <w:t>RUN pip install --no</w:t>
-      </w:r>
-      <w:r>
-        <w:t>-cache-dir -r requirements.txt</w:t>
+        <w:t>RUN pip install --no-cache-dir -r requirements.txt</w:t>
       </w:r>
     </w:p>
     <w:p>
@@ -5609,10 +5499,7 @@
         <w:keepNext/>
       </w:pPr>
       <w:r>
-        <w:t># Server only: generate with openssl rand -hex</w:t>
-      </w:r>
-      <w:r>
-        <w:t xml:space="preserve"> 32; chmod 600 .env.</w:t>
+        <w:t># Server only: generate with openssl rand -hex 32; chmod 600 .env.</w:t>
       </w:r>
     </w:p>
     <w:p>
@@ -5643,10 +5530,7 @@
     </w:p>
     <w:p>
       <w:r>
-        <w:t xml:space="preserve">В .env.example приведена заглушка секретного параметра и описаны имена несекретных переменных. Базовый тег совпадает с использованным в ПР 7. При сборке Docker повторно получил недостающие </w:t>
-      </w:r>
-      <w:r>
-        <w:t>локально слои этого образа. Исходный дефектный образ не собирался.</w:t>
+        <w:t>В .env.example приведена заглушка секретного параметра и описаны имена несекретных переменных. Базовый тег совпадает с использованным в ПР 7. При сборке Docker повторно получил недостающие локально слои этого образа. Исходный дефектный образ не собирался.</w:t>
       </w:r>
     </w:p>
     <w:p>
@@ -5691,10 +5575,7 @@
         <w:keepNext/>
       </w:pPr>
       <w:r>
-        <w:t xml:space="preserve">rsync -avz --delete --exclude=.env </w:t>
-      </w:r>
-      <w:r>
-        <w:t>--exclude=.git --dry-run ./ devops:kr2/</w:t>
+        <w:t>rsync -avz --delete --exclude=.env --exclude=.git --dry-run ./ devops:kr2/</w:t>
       </w:r>
     </w:p>
     <w:p>
@@ -5725,17 +5606,14 @@
     </w:p>
     <w:p>
       <w:r>
-        <w:t>Сначала выполнен пробный rsync, затем фактическая доставка. На Windows использован изолированный MSYS2-клиент rs</w:t>
-      </w:r>
-      <w:r>
-        <w:t>ync с нормализацией прав каталогов 755 и файлов 644. Исключение .env предотвращает его удаление и перезапись при повторной доставке.</w:t>
+        <w:t>Сначала выполнен пробный rsync, затем фактическая доставка. На Windows использован изолированный MSYS2-клиент rsync с нормализацией прав каталогов 755 и файлов 644. Исключение .env предотвращает его удаление и перезапись при повторной доставке.</w:t>
       </w:r>
     </w:p>
     <w:p>
       <w:pPr>
         <w:pStyle w:val="21"/>
       </w:pPr>
-      <w:bookmarkStart w:id="6" w:name="_Toc244243834"/>
+      <w:bookmarkStart w:id="6" w:name="_Toc244244055"/>
       <w:r>
         <w:t>2.3 Проверка образа и повторная сборка</w:t>
       </w:r>
@@ -5743,10 +5621,7 @@
     </w:p>
     <w:p>
       <w:r>
-        <w:t>Выполнены команды проверки шага 1.5. Ниже приведены фактические результаты; Redis дл</w:t>
-      </w:r>
-      <w:r>
-        <w:t>я маршрута /health не требуется.</w:t>
+        <w:t>Выполнены команды проверки шага 1.5. Ниже приведены фактические результаты; Redis для маршрута /health не требуется.</w:t>
       </w:r>
     </w:p>
     <w:p>
@@ -5786,10 +5661,7 @@
         <w:pStyle w:val="Code"/>
       </w:pPr>
       <w:r>
-        <w:t>$ curl -s http://127.0.</w:t>
-      </w:r>
-      <w:r>
-        <w:t>0.1:8002/health</w:t>
+        <w:t>$ curl -s http://127.0.0.1:8002/health</w:t>
       </w:r>
     </w:p>
     <w:p>
@@ -5835,10 +5707,7 @@
     </w:p>
     <w:p>
       <w:r>
-        <w:t>Образ запускает приложение от UID 999. Exec-форма CMD позволяет Gunicorn быть основным процессом контейнера и принимать SIGTERM.</w:t>
-      </w:r>
-      <w:r>
-        <w:t xml:space="preserve"> Остановка заняла 1,739 с, что значительно меньше стандартного ожидания 10 с.</w:t>
+        <w:t>Образ запускает приложение от UID 999. Exec-форма CMD позволяет Gunicorn быть основным процессом контейнера и принимать SIGTERM. Остановка заняла 1,739 с, что значительно меньше стандартного ожидания 10 с.</w:t>
       </w:r>
     </w:p>
     <w:p>
@@ -5851,10 +5720,7 @@
         <w:pStyle w:val="Code"/>
       </w:pPr>
       <w:r>
-        <w:t xml:space="preserve">#6 [2/6] RUN useradd --system --no-create-home </w:t>
-      </w:r>
-      <w:r>
-        <w:t>app</w:t>
+        <w:t>#6 [2/6] RUN useradd --system --no-create-home app</w:t>
       </w:r>
     </w:p>
     <w:p>
@@ -5931,23 +5797,17 @@
     </w:p>
     <w:p>
       <w:r>
-        <w:t xml:space="preserve">Слои создания пользователя, WORKDIR, копирования </w:t>
-      </w:r>
-      <w:r>
-        <w:t>requirements.txt и установки зависимостей отмечены CACHED. Эти инструкции и их входные файлы не изменились. Повторно выполнено только COPY app.py и экспорт нового образа. Порядок слоев сохранил кэш установки зависимостей [6].</w:t>
+        <w:t>Слои создания пользователя, WORKDIR, копирования requirements.txt и установки зависимостей отмечены CACHED. Эти инструкции и их входные файлы не изменились. Повторно выполнено только COPY app.py и экспорт нового образа. Порядок слоев сохранил кэш установки зависимостей [6].</w:t>
       </w:r>
     </w:p>
     <w:p>
       <w:pPr>
         <w:pStyle w:val="1"/>
       </w:pPr>
-      <w:bookmarkStart w:id="7" w:name="_Toc244243835"/>
+      <w:bookmarkStart w:id="7" w:name="_Toc244244056"/>
       <w:r>
         <w:lastRenderedPageBreak/>
-        <w:t>3 Контейнеры приложения и Redi</w:t>
-      </w:r>
-      <w:r>
-        <w:t>s</w:t>
+        <w:t>3 Контейнеры приложения и Redis</w:t>
       </w:r>
       <w:bookmarkEnd w:id="7"/>
     </w:p>
@@ -5955,7 +5815,7 @@
       <w:pPr>
         <w:pStyle w:val="21"/>
       </w:pPr>
-      <w:bookmarkStart w:id="8" w:name="_Toc244243836"/>
+      <w:bookmarkStart w:id="8" w:name="_Toc244244057"/>
       <w:r>
         <w:t>3.1 Конфигурация Compose и секрет</w:t>
       </w:r>
@@ -5963,10 +5823,7 @@
     </w:p>
     <w:p>
       <w:r>
-        <w:t xml:space="preserve">Проект содержит два сервиса в отдельной пользовательской bridge-сети backend. Внутри сети встроенный DNS Docker разрешает имя redis в адрес контейнера Redis. Публикация приложения ограничена loopback сервера; порт Redis </w:t>
-      </w:r>
-      <w:r>
-        <w:t>не опубликован. Оба сервиса имеют политику unless-stopped.</w:t>
+        <w:t>Проект содержит два сервиса в отдельной пользовательской bridge-сети backend. Внутри сети встроенный DNS Docker разрешает имя redis в адрес контейнера Redis. Публикация приложения ограничена loopback сервера; порт Redis не опубликован. Оба сервиса имеют политику unless-stopped.</w:t>
       </w:r>
     </w:p>
     <w:p>
@@ -6038,10 +5895,7 @@
         <w:pStyle w:val="Code"/>
       </w:pPr>
       <w:r>
-        <w:t xml:space="preserve">      STUDENT: Kudoyaro</w:t>
-      </w:r>
-      <w:r>
-        <w:t>v</w:t>
+        <w:t xml:space="preserve">      STUDENT: Kudoyarov</w:t>
       </w:r>
     </w:p>
     <w:p>
@@ -6182,10 +6036,7 @@
         <w:pStyle w:val="Code"/>
       </w:pPr>
       <w:r>
-        <w:t xml:space="preserve">    command: ["redi</w:t>
-      </w:r>
-      <w:r>
-        <w:t>s-server", "--appendonly", "yes", "--requirepass", "${REDIS_PASSWORD:?REDIS_PASSWORD is not set}"]</w:t>
+        <w:t xml:space="preserve">    command: ["redis-server", "--appendonly", "yes", "--requirepass", "${REDIS_PASSWORD:?REDIS_PASSWORD is not set}"]</w:t>
       </w:r>
     </w:p>
     <w:p>
@@ -6241,10 +6092,7 @@
         <w:pStyle w:val="Code"/>
       </w:pPr>
       <w:r>
-        <w:t xml:space="preserve">      test: ["CMD-SHELL", "redis-cli -a \"$$</w:t>
-      </w:r>
-      <w:r>
-        <w:t>REDIS_PASSWORD\" --no-auth-warning ping | grep -q PONG"]</w:t>
+        <w:t xml:space="preserve">      test: ["CMD-SHELL", "redis-cli -a \"$$REDIS_PASSWORD\" --no-auth-warning ping | grep -q PONG"]</w:t>
       </w:r>
     </w:p>
     <w:p>
@@ -6324,10 +6172,7 @@
     </w:p>
     <w:p>
       <w:r>
-        <w:t>Секрет сгенерирован непосредственно на сервере с помощью openssl rand -hex 32: п</w:t>
-      </w:r>
-      <w:r>
-        <w:t>олучено 64 шестнадцатеричных символа. Файл .env принадлежит devops и имеет права 600. Значение пароля в отчет и журналы не выводилось.</w:t>
+        <w:t>Секрет сгенерирован непосредственно на сервере с помощью openssl rand -hex 32: получено 64 шестнадцатеричных символа. Файл .env принадлежит devops и имеет права 600. Значение пароля в отчет и журналы не выводилось.</w:t>
       </w:r>
     </w:p>
     <w:p>
@@ -6403,25 +6248,19 @@
     </w:p>
     <w:p>
       <w:r>
-        <w:t>env_file явно передает пароль обоим контейнерам. REDIS_HOST=redis и STUDENT=Kudoyarov заданы несекретными пар</w:t>
-      </w:r>
-      <w:r>
-        <w:t>аметрами Compose. Выражение ${REDIS_PASSWORD:?...} обрабатывает Compose, а $$REDIS_PASSWORD в healthcheck раскрывает оболочка контейнера. Пароль не экспортировался в оболочку, чтобы не разойтись со значением env_file [7].</w:t>
-      </w:r>
-    </w:p>
-    <w:p>
-      <w:r>
-        <w:t>depends_on с condition: service_he</w:t>
-      </w:r>
-      <w:r>
-        <w:t>althy ожидает успешный PING Redis. Команда Redis начинается с redis-server, поэтому штатный entrypoint понижает права процесса до пользователя redis. Факт проверен по UID основного процесса, а не по пользователю вспомогательной команды docker exec [8, 9].</w:t>
+        <w:t>env_file явно передает пароль обоим контейнерам. REDIS_HOST=redis и STUDENT=Kudoyarov заданы несекретными параметрами Compose. Выражение ${REDIS_PASSWORD:?...} обрабатывает Compose, а $$REDIS_PASSWORD в healthcheck раскрывает оболочка контейнера. Пароль не экспортировался в оболочку, чтобы не разойтись со значением env_file [7].</w:t>
+      </w:r>
+    </w:p>
+    <w:p>
+      <w:r>
+        <w:t>depends_on с condition: service_healthy ожидает успешный PING Redis. Команда Redis начинается с redis-server, поэтому штатный entrypoint понижает права процесса до пользователя redis. Факт проверен по UID основного процесса, а не по пользователю вспомогательной команды docker exec [8, 9].</w:t>
       </w:r>
     </w:p>
     <w:p>
       <w:pPr>
         <w:pStyle w:val="21"/>
       </w:pPr>
-      <w:bookmarkStart w:id="9" w:name="_Toc244243837"/>
+      <w:bookmarkStart w:id="9" w:name="_Toc244244058"/>
       <w:r>
         <w:t>3.2 Проверки контейнеров и сети</w:t>
       </w:r>
@@ -6473,10 +6312,7 @@
       </w:pPr>
       <w:r>
         <w:lastRenderedPageBreak/>
-        <w:t xml:space="preserve">NOAUTH </w:t>
-      </w:r>
-      <w:r>
-        <w:t>Authentication required.</w:t>
+        <w:t>NOAUTH Authentication required.</w:t>
       </w:r>
     </w:p>
     <w:p>
@@ -6542,13 +6378,7 @@
     </w:p>
     <w:p>
       <w:r>
-        <w:t xml:space="preserve">Пустой вывод find / -xdev </w:t>
-      </w:r>
-      <w:r>
-        <w:t>-name .env подтвердил отсутствие .env в итоговой файловой системе образа. Исключение файла в .dockerignore дополнительно предотвращает его попадание в слои. Команда redis-cli ping без пароля вернула NOAUTH. Для неопубликованного порта Redis Compose v5 пока</w:t>
-      </w:r>
-      <w:r>
-        <w:t>зал :0; это не адрес опубликованного порта.</w:t>
+        <w:t>Пустой вывод find / -xdev -name .env подтвердил отсутствие .env в итоговой файловой системе образа. Исключение файла в .dockerignore дополнительно предотвращает его попадание в слои. Команда redis-cli ping без пароля вернула NOAUTH. Для неопубликованного порта Redis Compose v5 показал :0; это не адрес опубликованного порта.</w:t>
       </w:r>
     </w:p>
     <w:p>
@@ -6584,10 +6414,7 @@
         <w:keepNext/>
       </w:pPr>
       <w:r>
-        <w:t xml:space="preserve">redis     Up 4 minutes </w:t>
-      </w:r>
-      <w:r>
-        <w:t>(healthy)   6379/tcp</w:t>
+        <w:t>redis     Up 4 minutes (healthy)   6379/tcp</w:t>
       </w:r>
     </w:p>
     <w:p>
@@ -6618,10 +6445,7 @@
     </w:p>
     <w:p>
       <w:r>
-        <w:t>Основные процессы приложения и Redis имеют UID 999, отличный от 0. Наличие root в выводе отдельного docker exec id не означает запуск Redis от root: вспомога</w:t>
-      </w:r>
-      <w:r>
-        <w:t>тельная команда exec по умолчанию наследует пользователя конфигурации образа. В данном случае проверены docker compose top и /proc/1/status.</w:t>
+        <w:t>Основные процессы приложения и Redis имеют UID 999, отличный от 0. Наличие root в выводе отдельного docker exec id не означает запуск Redis от root: вспомогательная команда exec по умолчанию наследует пользователя конфигурации образа. В данном случае проверены docker compose top и /proc/1/status.</w:t>
       </w:r>
     </w:p>
     <w:p>
@@ -6689,13 +6513,10 @@
       <w:pPr>
         <w:pStyle w:val="21"/>
       </w:pPr>
-      <w:bookmarkStart w:id="10" w:name="_Toc244243838"/>
+      <w:bookmarkStart w:id="10" w:name="_Toc244244059"/>
       <w:r>
         <w:lastRenderedPageBreak/>
-        <w:t>3.3 Сох</w:t>
-      </w:r>
-      <w:r>
-        <w:t>ранность счетчика</w:t>
+        <w:t>3.3 Сохранность счетчика</w:t>
       </w:r>
       <w:bookmarkEnd w:id="10"/>
     </w:p>
@@ -6752,10 +6573,7 @@
         <w:pStyle w:val="Code"/>
       </w:pPr>
       <w:r>
-        <w:t>KR2 | Kudoyarov | cont</w:t>
-      </w:r>
-      <w:r>
-        <w:t>ainer 627079440d21 | hits: 6</w:t>
+        <w:t>KR2 | Kudoyarov | container 627079440d21 | hits: 6</w:t>
       </w:r>
     </w:p>
     <w:p>
@@ -6784,23 +6602,17 @@
     </w:p>
     <w:p>
       <w:r>
-        <w:t xml:space="preserve">До down значение hits равнялось 6. После удаления и повторного создания контейнеров первый запрос вернул 7. Именованный том redis_data </w:t>
-      </w:r>
-      <w:r>
-        <w:t>сохранился, идентификатор контейнера приложения изменился. Флаг -v не использовался. В Redis включен AOF, поэтому записи сохраняются в /data; при аварийном отказе стандартная синхронизация раз в секунду допускает потерю последних операций [10].</w:t>
+        <w:t>До down значение hits равнялось 6. После удаления и повторного создания контейнеров первый запрос вернул 7. Именованный том redis_data сохранился, идентификатор контейнера приложения изменился. Флаг -v не использовался. В Redis включен AOF, поэтому записи сохраняются в /data; при аварийном отказе стандартная синхронизация раз в секунду допускает потерю последних операций [10].</w:t>
       </w:r>
     </w:p>
     <w:p>
       <w:pPr>
         <w:pStyle w:val="1"/>
       </w:pPr>
-      <w:bookmarkStart w:id="11" w:name="_Toc244243839"/>
+      <w:bookmarkStart w:id="11" w:name="_Toc244244060"/>
       <w:r>
         <w:lastRenderedPageBreak/>
-        <w:t>4 Публикаци</w:t>
-      </w:r>
-      <w:r>
-        <w:t>я сервиса по HTTPS</w:t>
+        <w:t>4 Публикация сервиса по HTTPS</w:t>
       </w:r>
       <w:bookmarkEnd w:id="11"/>
     </w:p>
@@ -6808,7 +6620,7 @@
       <w:pPr>
         <w:pStyle w:val="21"/>
       </w:pPr>
-      <w:bookmarkStart w:id="12" w:name="_Toc244243840"/>
+      <w:bookmarkStart w:id="12" w:name="_Toc244244061"/>
       <w:r>
         <w:t>4.1 Сертификат и конфигурация Nginx</w:t>
       </w:r>
@@ -6816,10 +6628,7 @@
     </w:p>
     <w:p>
       <w:r>
-        <w:t>Для notes.devops.local выпущен отдельный самоподписанный сертификат RSA 2048 сроком 365 дней с SAN DNS:notes.devops.local. Закрытый ключ хранится в /etc/ssl/private/kr2.key с правами 600, владелец root</w:t>
-      </w:r>
-      <w:r>
-        <w:t>. Команда выпуска:</w:t>
+        <w:t>Для notes.devops.local выпущен отдельный самоподписанный сертификат RSA 2048 сроком 365 дней с SAN DNS:notes.devops.local. Закрытый ключ хранится в /etc/ssl/private/kr2.key с правами 600, владелец root. Команда выпуска:</w:t>
       </w:r>
     </w:p>
     <w:p>
@@ -6886,10 +6695,7 @@
     </w:p>
     <w:p>
       <w:r>
-        <w:t>Конфигурация установлена в отдельный файл /etc/nginx/sites-available/kr2 и включена символической ссылкой. Старый devops</w:t>
-      </w:r>
-      <w:r>
-        <w:t>-site не изменен. Применение выполнено после nginx -t через systemctl reload nginx, что сохранило обслуживание других ресурсов. Параметры TLS и проксирования соответствуют документации Nginx [11, 12].</w:t>
+        <w:t>Конфигурация установлена в отдельный файл /etc/nginx/sites-available/kr2 и включена символической ссылкой. Старый devops-site не изменен. Применение выполнено после nginx -t через systemctl reload nginx, что сохранило обслуживание других ресурсов. Параметры TLS и проксирования соответствуют документации Nginx [11, 12].</w:t>
       </w:r>
     </w:p>
     <w:p>
@@ -6897,10 +6703,7 @@
         <w:keepNext/>
       </w:pPr>
       <w:r>
-        <w:t>Итоговое содержимое файла deploy/kr2.nginx приведено ни</w:t>
-      </w:r>
-      <w:r>
-        <w:t>же.</w:t>
+        <w:t>Итоговое содержимое файла deploy/kr2.nginx приведено ниже.</w:t>
       </w:r>
     </w:p>
     <w:p>
@@ -7035,10 +6838,7 @@
         <w:pStyle w:val="Code"/>
       </w:pPr>
       <w:r>
-        <w:t xml:space="preserve">        proxy_pass</w:t>
-      </w:r>
-      <w:r>
-        <w:t xml:space="preserve"> http://127.0.0.1:8002;</w:t>
+        <w:t xml:space="preserve">        proxy_pass http://127.0.0.1:8002;</w:t>
       </w:r>
     </w:p>
     <w:p>
@@ -7095,10 +6895,7 @@
         <w:pStyle w:val="Code"/>
       </w:pPr>
       <w:r>
-        <w:t xml:space="preserve">sudo </w:t>
-      </w:r>
-      <w:r>
-        <w:t>install -m 644 deploy/kr2.nginx /etc/nginx/sites-available/kr2</w:t>
+        <w:t>sudo install -m 644 deploy/kr2.nginx /etc/nginx/sites-available/kr2</w:t>
       </w:r>
     </w:p>
     <w:p>
@@ -7146,10 +6943,7 @@
         <w:pStyle w:val="Code"/>
       </w:pPr>
       <w:r>
-        <w:t xml:space="preserve">notAfter=Oct </w:t>
-      </w:r>
-      <w:r>
-        <w:t>30 05:45:52 2027 GMT</w:t>
+        <w:t>notAfter=Oct 30 05:45:52 2027 GMT</w:t>
       </w:r>
     </w:p>
     <w:p>
@@ -7188,7 +6982,7 @@
       <w:pPr>
         <w:pStyle w:val="21"/>
       </w:pPr>
-      <w:bookmarkStart w:id="13" w:name="_Toc244243841"/>
+      <w:bookmarkStart w:id="13" w:name="_Toc244244062"/>
       <w:r>
         <w:t>4.2 Проверки с Windows</w:t>
       </w:r>
@@ -7196,10 +6990,7 @@
     </w:p>
     <w:p>
       <w:r>
-        <w:t>Открытый сертификат скопирован с сервера в ~/kr2.crt. В таблице 3 приведены результаты р</w:t>
-      </w:r>
-      <w:r>
-        <w:t>еальных запросов с Windows после устранения блокировки VPN. Проверка сертификата не отключалась, параметр -k не применялся.</w:t>
+        <w:t>Открытый сертификат скопирован с сервера в ~/kr2.crt. В таблице 3 приведены результаты реальных запросов с Windows после устранения блокировки VPN. Проверка сертификата не отключалась, параметр -k не применялся.</w:t>
       </w:r>
     </w:p>
     <w:p>
@@ -7311,13 +7102,7 @@
               <w:rPr>
                 <w:sz w:val="24"/>
               </w:rPr>
-              <w:t xml:space="preserve">-I </w:t>
-            </w:r>
-            <w:r>
-              <w:rPr>
-                <w:sz w:val="24"/>
-              </w:rPr>
-              <w:t>http://notes.devops.local/</w:t>
+              <w:t>-I http://notes.devops.local/</w:t>
             </w:r>
           </w:p>
         </w:tc>
@@ -7454,13 +7239,7 @@
               <w:rPr>
                 <w:sz w:val="24"/>
               </w:rPr>
-              <w:t xml:space="preserve">KR2 | Kudoyarov | container 13a2beb0a0b1 | </w:t>
-            </w:r>
-            <w:r>
-              <w:rPr>
-                <w:sz w:val="24"/>
-              </w:rPr>
-              <w:t>hits: 8</w:t>
+              <w:t>KR2 | Kudoyarov | container 13a2beb0a0b1 | hits: 8</w:t>
             </w:r>
           </w:p>
         </w:tc>
@@ -7603,13 +7382,7 @@
               <w:rPr>
                 <w:sz w:val="24"/>
               </w:rPr>
-              <w:t xml:space="preserve">--cacert ~/devops.crt </w:t>
-            </w:r>
-            <w:r>
-              <w:rPr>
-                <w:sz w:val="24"/>
-              </w:rPr>
-              <w:t>https://devops.local/app/</w:t>
+              <w:t>--cacert ~/devops.crt https://devops.local/app/</w:t>
             </w:r>
           </w:p>
         </w:tc>
@@ -7746,13 +7519,7 @@
               <w:rPr>
                 <w:sz w:val="24"/>
               </w:rPr>
-              <w:t xml:space="preserve">Код 28, тайм-аут: прямой порт Redis </w:t>
-            </w:r>
-            <w:r>
-              <w:rPr>
-                <w:sz w:val="24"/>
-              </w:rPr>
-              <w:t>недоступен.</w:t>
+              <w:t>Код 28, тайм-аут: прямой порт Redis недоступен.</w:t>
             </w:r>
           </w:p>
         </w:tc>
@@ -7844,10 +7611,7 @@
         <w:keepNext/>
       </w:pPr>
       <w:r>
-        <w:t>cl</w:t>
-      </w:r>
-      <w:r>
-        <w:t>ient: 192.168.56.1</w:t>
+        <w:t>client: 192.168.56.1</w:t>
       </w:r>
     </w:p>
     <w:p>
@@ -7860,10 +7624,7 @@
     </w:p>
     <w:p>
       <w:r>
-        <w:t>client равен адресу Host-only интерфейса Windows, с которого Nginx получил запрос. Nginx передает его в X-Real-IP. TCP-соединение приложения устанавливает сам обратный прокси; по адресу этого соединения приложени</w:t>
-      </w:r>
-      <w:r>
-        <w:t>е видит прокси, а не исходного клиента. Для локальной проверки на ВМ значение client было 127.0.0.1, что соответствует другому источнику запроса.</w:t>
+        <w:t>client равен адресу Host-only интерфейса Windows, с которого Nginx получил запрос. Nginx передает его в X-Real-IP. TCP-соединение приложения устанавливает сам обратный прокси; по адресу этого соединения приложение видит прокси, а не исходного клиента. Для локальной проверки на ВМ значение client было 127.0.0.1, что соответствует другому источнику запроса.</w:t>
       </w:r>
     </w:p>
     <w:p>
@@ -7877,10 +7638,7 @@
         <w:keepNext/>
       </w:pPr>
       <w:r>
-        <w:t xml:space="preserve">openssl s_client </w:t>
-      </w:r>
-      <w:r>
-        <w:t>-connect 192.168.56.101:443 \</w:t>
+        <w:t>openssl s_client -connect 192.168.56.101:443 \</w:t>
       </w:r>
     </w:p>
     <w:p>
@@ -7931,13 +7689,10 @@
       <w:pPr>
         <w:pStyle w:val="1"/>
       </w:pPr>
-      <w:bookmarkStart w:id="14" w:name="_Toc244243842"/>
+      <w:bookmarkStart w:id="14" w:name="_Toc244244063"/>
       <w:r>
         <w:lastRenderedPageBreak/>
-        <w:t>5 Аудит и фиксация резу</w:t>
-      </w:r>
-      <w:r>
-        <w:t>льтата</w:t>
+        <w:t>5 Аудит и фиксация результата</w:t>
       </w:r>
       <w:bookmarkEnd w:id="14"/>
     </w:p>
@@ -7945,7 +7700,7 @@
       <w:pPr>
         <w:pStyle w:val="21"/>
       </w:pPr>
-      <w:bookmarkStart w:id="15" w:name="_Toc244243843"/>
+      <w:bookmarkStart w:id="15" w:name="_Toc244244064"/>
       <w:r>
         <w:t>5.1 Итоговый контроль безопасности</w:t>
       </w:r>
@@ -7953,10 +7708,7 @@
     </w:p>
     <w:p>
       <w:r>
-        <w:t>В сценарий аудита добавлен раздел [6] с пятью проверками: готовность Redis, публикация только на loopback, права .env, срок сертификата не менее 30 дней и активная ссылка ресурса Nginx. Контейнер Redis определяется</w:t>
-      </w:r>
-      <w:r>
-        <w:t xml:space="preserve"> через compose ps -q redis. На сервере обновлен сценарий /home/devops/devops-course-2026/scripts/audit.sh; его полная копия включена в репозиторий КР2.</w:t>
+        <w:t>В сценарий аудита добавлен раздел [6] с пятью проверками: готовность Redis, публикация только на loopback, права .env, срок сертификата не менее 30 дней и активная ссылка ресурса Nginx. Контейнер Redis определяется через compose ps -q redis. На сервере обновлен сценарий /home/devops/devops-course-2026/scripts/audit.sh; его полная копия включена в репозиторий КР2.</w:t>
       </w:r>
     </w:p>
     <w:p>
@@ -7988,10 +7740,7 @@
         <w:pStyle w:val="Code"/>
       </w:pPr>
       <w:r>
-        <w:t>[OK] Password</w:t>
-      </w:r>
-      <w:r>
-        <w:t xml:space="preserve"> authentication disabled</w:t>
+        <w:t>[OK] Password authentication disabled</w:t>
       </w:r>
     </w:p>
     <w:p>
@@ -8087,10 +7836,7 @@
         <w:pStyle w:val="Code"/>
       </w:pPr>
       <w:r>
-        <w:t xml:space="preserve">[OK] Certificate validity </w:t>
-      </w:r>
-      <w:r>
-        <w:t>threshold</w:t>
+        <w:t>[OK] Certificate validity threshold</w:t>
       </w:r>
     </w:p>
     <w:p>
@@ -8162,10 +7908,7 @@
         <w:pStyle w:val="Code"/>
       </w:pPr>
       <w:r>
-        <w:t xml:space="preserve">[OK] KR2 app </w:t>
-      </w:r>
-      <w:r>
-        <w:t>bound to loopback</w:t>
+        <w:t>[OK] KR2 app bound to loopback</w:t>
       </w:r>
     </w:p>
     <w:p>
@@ -8221,10 +7964,7 @@
         <w:pStyle w:val="Code"/>
       </w:pPr>
       <w:r>
-        <w:t xml:space="preserve">-rw------- 1 devops devops   80 </w:t>
-      </w:r>
-      <w:r>
-        <w:t>Oct 30 05:44 /home/devops/kr2/.env</w:t>
+        <w:t>-rw------- 1 devops devops   80 Oct 30 05:44 /home/devops/kr2/.env</w:t>
       </w:r>
     </w:p>
     <w:p>
@@ -8259,10 +7999,7 @@
     <w:p>
       <w:r>
         <w:lastRenderedPageBreak/>
-        <w:t xml:space="preserve">Аудит завершился с кодом 0: 19 успешных проверок. Правила UFW совпадают с сохраненными перед работой. Проверка по </w:t>
-      </w:r>
-      <w:r>
-        <w:t>фактическому значению пароля не нашла его в доставленных файлах, кроме исключенного .env. Контрольная сумма прежнего vhost совпала. У .env права 600 и владелец devops, у закрытого ключа - 600 и root.</w:t>
+        <w:t>Аудит завершился с кодом 0: 19 успешных проверок. Правила UFW совпадают с сохраненными перед работой. Проверка по фактическому значению пароля не нашла его в доставленных файлах, кроме исключенного .env. Контрольная сумма прежнего vhost совпала. У .env права 600 и владелец devops, у закрытого ключа - 600 и root.</w:t>
       </w:r>
     </w:p>
     <w:p>
@@ -8323,17 +8060,14 @@
         <w:jc w:val="center"/>
       </w:pPr>
       <w:r>
-        <w:t>Рисунок 2 - Итогов</w:t>
-      </w:r>
-      <w:r>
-        <w:t>ый аудит и контроль прав секретных файлов</w:t>
+        <w:t>Рисунок 2 - Итоговый аудит и контроль прав секретных файлов</w:t>
       </w:r>
     </w:p>
     <w:p>
       <w:pPr>
         <w:pStyle w:val="21"/>
       </w:pPr>
-      <w:bookmarkStart w:id="16" w:name="_Toc244243844"/>
+      <w:bookmarkStart w:id="16" w:name="_Toc244244065"/>
       <w:r>
         <w:t>5.2 Отрицательная проверка аудита</w:t>
       </w:r>
@@ -8341,10 +8075,7 @@
     </w:p>
     <w:p>
       <w:r>
-        <w:t>Для дополнительного задания публикация временно изменена на 8002:8002, контейнер пересоздан, затем запущен аудит. После проверки восстановлено 127.0.0.1:8002:8002 и повторно выполн</w:t>
-      </w:r>
-      <w:r>
-        <w:t>ен compose up -d --wait. UFW при этом не изменялся.</w:t>
+        <w:t>Для дополнительного задания публикация временно изменена на 8002:8002, контейнер пересоздан, затем запущен аудит. После проверки восстановлено 127.0.0.1:8002:8002 и повторно выполнен compose up -d --wait. UFW при этом не изменялся.</w:t>
       </w:r>
     </w:p>
     <w:p>
@@ -8403,22 +8134,16 @@
     <w:p>
       <w:r>
         <w:lastRenderedPageBreak/>
-        <w:t xml:space="preserve">Аудит обнаружил </w:t>
-      </w:r>
-      <w:r>
-        <w:t>публикацию на 0.0.0.0 и завершился с кодом 1. После восстановления безопасной конфигурации код стал 0. Раздел [5] прошлой практики проверяет порты прежнего проекта 5000 и 5432, поэтому для КР2 добавлена отдельная проверка порта 8002.</w:t>
+        <w:t>Аудит обнаружил публикацию на 0.0.0.0 и завершился с кодом 1. После восстановления безопасной конфигурации код стал 0. Раздел [5] прошлой практики проверяет порты прежнего проекта 5000 и 5432, поэтому для КР2 добавлена отдельная проверка порта 8002.</w:t>
       </w:r>
     </w:p>
     <w:p>
       <w:pPr>
         <w:pStyle w:val="21"/>
       </w:pPr>
-      <w:bookmarkStart w:id="17" w:name="_Toc244243845"/>
-      <w:r>
-        <w:t>5.3 Репозиторий и сним</w:t>
-      </w:r>
-      <w:r>
-        <w:t>ки состояния</w:t>
+      <w:bookmarkStart w:id="17" w:name="_Toc244244066"/>
+      <w:r>
+        <w:t>5.3 Репозиторий и снимки состояния</w:t>
       </w:r>
       <w:bookmarkEnd w:id="17"/>
     </w:p>
@@ -8433,10 +8158,7 @@
         <w:keepNext/>
       </w:pPr>
       <w:r>
-        <w:t>b</w:t>
-      </w:r>
-      <w:r>
-        <w:t>518c39 fix: harden image and exclude environment secrets</w:t>
+        <w:t>b518c39 fix: harden image and exclude environment secrets</w:t>
       </w:r>
     </w:p>
     <w:p>
@@ -8476,10 +8198,7 @@
     </w:p>
     <w:p>
       <w:r>
-        <w:t xml:space="preserve">Имена REDIS_PASSWORD и requirepass встречаются только </w:t>
-      </w:r>
-      <w:r>
-        <w:t>в программных обращениях, подстановках и шаблоне без действующего значения. Отчет и журналы проверок добавляются в отдельном документирующем коммите. Снимки состояния приведены в таблице 4.</w:t>
+        <w:t>Имена REDIS_PASSWORD и requirepass встречаются только в программных обращениях, подстановках и шаблоне без действующего значения. Отчет и журналы проверок добавляются в отдельном документирующем коммите. Снимки состояния приведены в таблице 4.</w:t>
       </w:r>
     </w:p>
     <w:p>
@@ -9190,10 +8909,7 @@
     </w:p>
     <w:p>
       <w:r>
-        <w:t>Снимок 07-kr2 создан после штатного выключения гостевой ОС для согласованного состоян</w:t>
-      </w:r>
-      <w:r>
-        <w:t>ия дисков. Затем ВМ запущена без отката. Службы SSH, Nginx и Docker активны; оба новых контейнера автоматически запущены и здоровы. Это подтверждает работу политики unless-stopped [13].</w:t>
+        <w:t>Снимок 07-kr2 создан после штатного выключения гостевой ОС для согласованного состояния дисков. Затем ВМ запущена без отката. Службы SSH, Nginx и Docker активны; оба новых контейнера автоматически запущены и здоровы. Это подтверждает работу политики unless-stopped [13].</w:t>
       </w:r>
     </w:p>
     <w:p>
@@ -9246,17 +8962,14 @@
         <w:pStyle w:val="Code"/>
       </w:pPr>
       <w:r>
-        <w:t xml:space="preserve">KR2 | </w:t>
-      </w:r>
-      <w:r>
-        <w:t>Kudoyarov | container 13a2beb0a0b1 | hits: 12</w:t>
+        <w:t>KR2 | Kudoyarov | container 13a2beb0a0b1 | hits: 12</w:t>
       </w:r>
     </w:p>
     <w:p>
       <w:pPr>
         <w:pStyle w:val="21"/>
       </w:pPr>
-      <w:bookmarkStart w:id="18" w:name="_Toc244243846"/>
+      <w:bookmarkStart w:id="18" w:name="_Toc244244067"/>
       <w:r>
         <w:t>5.4 Диагностика учебного отказа</w:t>
       </w:r>
@@ -9264,25 +8977,19 @@
     </w:p>
     <w:p>
       <w:r>
-        <w:t>Для самостоятельной подготовки к защите временно остановлен контейнер app. Запрос через Nginx вернул 502. Журнал kr2.error.log зафиксировал отказ соединения к upstream 127.0.0.1:</w:t>
-      </w:r>
-      <w:r>
-        <w:t>8002, а compose ps -a показал app в состоянии Exited при работающем Redis. После compose up -d --wait сервис восстановлен. Перезагрузка и откат при диагностике не использовались.</w:t>
-      </w:r>
-    </w:p>
-    <w:p>
-      <w:r>
-        <w:t>После восстановления первый запрос вернул hits: 9. Полная запись с адресом up</w:t>
-      </w:r>
-      <w:r>
-        <w:t>stream и кодом ответа сохранена в 11-diagnosis.txt репозитория.</w:t>
+        <w:t>Для самостоятельной подготовки к защите временно остановлен контейнер app. Запрос через Nginx вернул 502. Журнал kr2.error.log зафиксировал отказ соединения к upstream 127.0.0.1:8002, а compose ps -a показал app в состоянии Exited при работающем Redis. После compose up -d --wait сервис восстановлен. Перезагрузка и откат при диагностике не использовались.</w:t>
+      </w:r>
+    </w:p>
+    <w:p>
+      <w:r>
+        <w:t>После восстановления первый запрос вернул hits: 9. Полная запись с адресом upstream и кодом ответа сохранена в 11-diagnosis.txt репозитория.</w:t>
       </w:r>
     </w:p>
     <w:p>
       <w:pPr>
         <w:pStyle w:val="1"/>
       </w:pPr>
-      <w:bookmarkStart w:id="19" w:name="_Toc244243847"/>
+      <w:bookmarkStart w:id="19" w:name="_Toc244244068"/>
       <w:r>
         <w:lastRenderedPageBreak/>
         <w:t>6 Ответы на вопросы к защите</w:t>
@@ -9293,7 +9000,7 @@
       <w:pPr>
         <w:pStyle w:val="21"/>
       </w:pPr>
-      <w:bookmarkStart w:id="20" w:name="_Toc244243848"/>
+      <w:bookmarkStart w:id="20" w:name="_Toc244244069"/>
       <w:r>
         <w:t>6.1 Адрес прослушивания внутри контейнера</w:t>
       </w:r>
@@ -9301,38 +9008,29 @@
     </w:p>
     <w:p>
       <w:r>
-        <w:t>127.0.0.1 внутри контейнера относится к его собственному loopback. Опубликованный порт направляет трафик на интерфейс кон</w:t>
-      </w:r>
-      <w:r>
-        <w:t>тейнера, поэтому слушатель только на loopback этот трафик не принимает. Привязка к 0.0.0.0 внутри контейнера разрешает прием на его интерфейсах; внешнюю доступность определяет публикация порта на сервере. В работе она ограничена 127.0.0.1:8002.</w:t>
+        <w:t>127.0.0.1 внутри контейнера относится к его собственному loopback. Опубликованный порт направляет трафик на интерфейс контейнера, поэтому слушатель только на loopback этот трафик не принимает. Привязка к 0.0.0.0 внутри контейнера разрешает прием на его интерфейсах; внешнюю доступность определяет публикация порта на сервере. В работе она ограничена 127.0.0.1:8002.</w:t>
       </w:r>
     </w:p>
     <w:p>
       <w:pPr>
         <w:pStyle w:val="21"/>
       </w:pPr>
-      <w:bookmarkStart w:id="21" w:name="_Toc244243849"/>
-      <w:r>
-        <w:t xml:space="preserve">6.2 Секрет </w:t>
-      </w:r>
-      <w:r>
-        <w:t>в истории Git</w:t>
+      <w:bookmarkStart w:id="21" w:name="_Toc244244070"/>
+      <w:r>
+        <w:t>6.2 Секрет в истории Git</w:t>
       </w:r>
       <w:bookmarkEnd w:id="21"/>
     </w:p>
     <w:p>
       <w:r>
-        <w:t>Пароль шаблона не секретен после публикации: удаляющий коммит не меняет предыдущие. Необходимо отозвать или заменить пароль; в работе новый пароль создан только на сервере. Переписывание опубликованной истории требует согласования с владельца</w:t>
-      </w:r>
-      <w:r>
-        <w:t>ми копий и принудительной синхронизации. Унаследованная main сохранена по заданию, новый действующий пароль в нее не попадает.</w:t>
+        <w:t>Пароль шаблона не секретен после публикации: удаляющий коммит не меняет предыдущие. Необходимо отозвать или заменить пароль; в работе новый пароль создан только на сервере. Переписывание опубликованной истории требует согласования с владельцами копий и принудительной синхронизации. Унаследованная main сохранена по заданию, новый действующий пароль в нее не попадает.</w:t>
       </w:r>
     </w:p>
     <w:p>
       <w:pPr>
         <w:pStyle w:val="21"/>
       </w:pPr>
-      <w:bookmarkStart w:id="22" w:name="_Toc244243850"/>
+      <w:bookmarkStart w:id="22" w:name="_Toc244244071"/>
       <w:r>
         <w:t>6.3 Удаление секрета из слоя образа</w:t>
       </w:r>
@@ -9340,17 +9038,14 @@
     </w:p>
     <w:p>
       <w:r>
-        <w:t>RUN rm .env создаст новый слой с отметкой удаления. Данные остаются в предыдущем слое, которы</w:t>
-      </w:r>
-      <w:r>
-        <w:t>й можно извлечь из образа или реестра. Поэтому файл исключается из контекста через .dockerignore еще до сборки. Отсутствие файла в итоговом find само по себе не доказывает отсутствие в старых слоях.</w:t>
+        <w:t>RUN rm .env создаст новый слой с отметкой удаления. Данные остаются в предыдущем слое, который можно извлечь из образа или реестра. Поэтому файл исключается из контекста через .dockerignore еще до сборки. Отсутствие файла в итоговом find само по себе не доказывает отсутствие в старых слоях.</w:t>
       </w:r>
     </w:p>
     <w:p>
       <w:pPr>
         <w:pStyle w:val="21"/>
       </w:pPr>
-      <w:bookmarkStart w:id="23" w:name="_Toc244243851"/>
+      <w:bookmarkStart w:id="23" w:name="_Toc244244072"/>
       <w:r>
         <w:t>6.4 Exec форма CMD и PID 1</w:t>
       </w:r>
@@ -9358,24 +9053,18 @@
     </w:p>
     <w:p>
       <w:r>
-        <w:t xml:space="preserve">Exec-форма запускает Gunicorn </w:t>
-      </w:r>
-      <w:r>
-        <w:t xml:space="preserve">без промежуточного /bin/sh -c. Основной процесс получает сигнал остановки и может корректно завершить работников. PID 1 можно проверить по /proc/1/cmdline или ps внутри </w:t>
+        <w:t xml:space="preserve">Exec-форма запускает Gunicorn без промежуточного /bin/sh -c. Основной процесс получает сигнал остановки и может корректно завершить работников. PID 1 можно проверить по /proc/1/cmdline или ps внутри </w:t>
       </w:r>
       <w:r>
         <w:lastRenderedPageBreak/>
-        <w:t>контейнера; docker compose top показывает процессы с PID сервера. В работе проверены ex</w:t>
-      </w:r>
-      <w:r>
-        <w:t>ec CMD и быстрая остановка контейнера.</w:t>
+        <w:t>контейнера; docker compose top показывает процессы с PID сервера. В работе проверены exec CMD и быстрая остановка контейнера.</w:t>
       </w:r>
     </w:p>
     <w:p>
       <w:pPr>
         <w:pStyle w:val="21"/>
       </w:pPr>
-      <w:bookmarkStart w:id="24" w:name="_Toc244243852"/>
+      <w:bookmarkStart w:id="24" w:name="_Toc244244073"/>
       <w:r>
         <w:t>6.5 Подстановка переменных Compose</w:t>
       </w:r>
@@ -9383,38 +9072,29 @@
     </w:p>
     <w:p>
       <w:r>
-        <w:t>${REDIS_PASSWORD} подставляет Compose до создания контейнера из окружения оболочки или .env. $$ экранирует знак доллара: в контейнер попадет $REDIS_PASSWORD, который раскроет его обо</w:t>
-      </w:r>
-      <w:r>
-        <w:t>лочка при healthcheck. Если в healthcheck написать ${REDIS_PASSWORD}, секрет будет подставлен заранее и сохранится непосредственно в тексте проверки. Экспорт одноименной переменной в оболочке может рассогласовать command и env_file [7].</w:t>
+        <w:t>${REDIS_PASSWORD} подставляет Compose до создания контейнера из окружения оболочки или .env. $$ экранирует знак доллара: в контейнер попадет $REDIS_PASSWORD, который раскроет его оболочка при healthcheck. Если в healthcheck написать ${REDIS_PASSWORD}, секрет будет подставлен заранее и сохранится непосредственно в тексте проверки. Экспорт одноименной переменной в оболочке может рассогласовать command и env_file [7].</w:t>
       </w:r>
     </w:p>
     <w:p>
       <w:pPr>
         <w:pStyle w:val="21"/>
       </w:pPr>
-      <w:bookmarkStart w:id="25" w:name="_Toc244243853"/>
-      <w:r>
-        <w:t xml:space="preserve">6.6 Понижение прав </w:t>
-      </w:r>
-      <w:r>
-        <w:t>Redis</w:t>
+      <w:bookmarkStart w:id="25" w:name="_Toc244244074"/>
+      <w:r>
+        <w:t>6.6 Понижение прав Redis</w:t>
       </w:r>
       <w:bookmarkEnd w:id="25"/>
     </w:p>
     <w:p>
       <w:r>
-        <w:t>Официальный entrypoint распознает первым аргументом redis-server, подготавливает права каталога данных и при запуске от root переходит к пользователю redis. Оболочка sh первым аргументом обходит эту ветку. Проверять следует UID процесса redis-server:</w:t>
-      </w:r>
-      <w:r>
-        <w:t xml:space="preserve"> docker compose top или /proc/1/status. Команда docker exec id может сама стартовать от root и не отражает права основного процесса [9].</w:t>
+        <w:t>Официальный entrypoint распознает первым аргументом redis-server, подготавливает права каталога данных и при запуске от root переходит к пользователю redis. Оболочка sh первым аргументом обходит эту ветку. Проверять следует UID процесса redis-server: docker compose top или /proc/1/status. Команда docker exec id может сама стартовать от root и не отражает права основного процесса [9].</w:t>
       </w:r>
     </w:p>
     <w:p>
       <w:pPr>
         <w:pStyle w:val="21"/>
       </w:pPr>
-      <w:bookmarkStart w:id="26" w:name="_Toc244243854"/>
+      <w:bookmarkStart w:id="26" w:name="_Toc244244075"/>
       <w:r>
         <w:t>6.7 Пароль у неопубликованного Redis</w:t>
       </w:r>
@@ -9422,20 +9102,14 @@
     </w:p>
     <w:p>
       <w:r>
-        <w:t>Отсутствие публикации закрывает порт для обычного внешнего подключения, но Redis д</w:t>
-      </w:r>
-      <w:r>
-        <w:t>оступен приложению и другим участникам той же сети, а также администратору Docker на сервере. Пароль ограничивает неавторизованные обращения из этой зоны. Он дополняет сетевую изоляцию. Администратор Docker все равно способен прочитать окружение или аргуме</w:t>
-      </w:r>
-      <w:r>
-        <w:t>нты контейнера.</w:t>
+        <w:t>Отсутствие публикации закрывает порт для обычного внешнего подключения, но Redis доступен приложению и другим участникам той же сети, а также администратору Docker на сервере. Пароль ограничивает неавторизованные обращения из этой зоны. Он дополняет сетевую изоляцию. Администратор Docker все равно способен прочитать окружение или аргументы контейнера.</w:t>
       </w:r>
     </w:p>
     <w:p>
       <w:pPr>
         <w:pStyle w:val="21"/>
       </w:pPr>
-      <w:bookmarkStart w:id="27" w:name="_Toc244243855"/>
+      <w:bookmarkStart w:id="27" w:name="_Toc244244076"/>
       <w:r>
         <w:lastRenderedPageBreak/>
         <w:t>6.8 Условие готовности зависимости</w:t>
@@ -9444,17 +9118,14 @@
     </w:p>
     <w:p>
       <w:r>
-        <w:t>Обычный depends_on задает порядок создания и старта, но не ожидает готовности Redis обслуживать запросы. С service_healthy Compose ждет успешной проверки PING перед запуском app. Без условия первые запросы</w:t>
-      </w:r>
-      <w:r>
-        <w:t xml:space="preserve"> к счетчику могут завершиться ошибкой подключения и HTTP 500. Healthcheck /health приложения проверяет сам HTTP-процесс и не подтверждает доступность Redis [8].</w:t>
+        <w:t>Обычный depends_on задает порядок создания и старта, но не ожидает готовности Redis обслуживать запросы. С service_healthy Compose ждет успешной проверки PING перед запуском app. Без условия первые запросы к счетчику могут завершиться ошибкой подключения и HTTP 500. Healthcheck /health приложения проверяет сам HTTP-процесс и не подтверждает доступность Redis [8].</w:t>
       </w:r>
     </w:p>
     <w:p>
       <w:pPr>
         <w:pStyle w:val="21"/>
       </w:pPr>
-      <w:bookmarkStart w:id="28" w:name="_Toc244243856"/>
+      <w:bookmarkStart w:id="28" w:name="_Toc244244077"/>
       <w:r>
         <w:t>6.9 Жизненный цикл тома и версия Redis</w:t>
       </w:r>
@@ -9462,20 +9133,14 @@
     </w:p>
     <w:p>
       <w:r>
-        <w:t xml:space="preserve">docker compose down удаляет контейнеры и сеть, сохраняя </w:t>
-      </w:r>
-      <w:r>
-        <w:t xml:space="preserve">именованный том; это подтверждено счетчиком 6 → 7. down -v удаляет также том с данными. Замена тега на redis:latest сама по себе том не удаляет, но может загрузить другую основную версию и вызвать несовместимость или изменение поведения. В работе сохранен </w:t>
-      </w:r>
-      <w:r>
-        <w:t>тег основной версии 7 и том с AOF [10].</w:t>
+        <w:t>docker compose down удаляет контейнеры и сеть, сохраняя именованный том; это подтверждено счетчиком 6 → 7. down -v удаляет также том с данными. Замена тега на redis:latest сама по себе том не удаляет, но может загрузить другую основную версию и вызвать несовместимость или изменение поведения. В работе сохранен тег основной версии 7 и том с AOF [10].</w:t>
       </w:r>
     </w:p>
     <w:p>
       <w:pPr>
         <w:pStyle w:val="21"/>
       </w:pPr>
-      <w:bookmarkStart w:id="29" w:name="_Toc244243857"/>
+      <w:bookmarkStart w:id="29" w:name="_Toc244244078"/>
       <w:r>
         <w:t>6.10 Отдельный сертификат и SNI</w:t>
       </w:r>
@@ -9483,17 +9148,14 @@
     </w:p>
     <w:p>
       <w:r>
-        <w:t>Сертификат должен удостоверять конкретное имя notes.devops.local в SAN. Передача старого devops.crt в --cacert не устанавливает доверия к новому самоподписанному сертификату: получен к</w:t>
-      </w:r>
-      <w:r>
-        <w:t>од 60. Nginx выбирает TLS-сервер по SNI во время рукопожатия; без подходящего SNI может использовать сертификат сервера по умолчанию. HTTP Host приходит после установления TLS [11].</w:t>
+        <w:t>Сертификат должен удостоверять конкретное имя notes.devops.local в SAN. Передача старого devops.crt в --cacert не устанавливает доверия к новому самоподписанному сертификату: получен код 60. Nginx выбирает TLS-сервер по SNI во время рукопожатия; без подходящего SNI может использовать сертификат сервера по умолчанию. HTTP Host приходит после установления TLS [11].</w:t>
       </w:r>
     </w:p>
     <w:p>
       <w:pPr>
         <w:pStyle w:val="21"/>
       </w:pPr>
-      <w:bookmarkStart w:id="30" w:name="_Toc244243858"/>
+      <w:bookmarkStart w:id="30" w:name="_Toc244244079"/>
       <w:r>
         <w:t>6.11 Адрес клиента и доверие заголовкам</w:t>
       </w:r>
@@ -9501,24 +9163,18 @@
     </w:p>
     <w:p>
       <w:r>
-        <w:t>Для запроса с Windows client равен</w:t>
-      </w:r>
-      <w:r>
-        <w:t xml:space="preserve"> 192.168.56.1, его передал Nginx через X-Real-IP. Приложение видит TCP-соединение прокси, поэтому исходный IP из него не восстановить. Клиент способен прислать произвольный X-Forwarded-For; доверять можно только цепочке, </w:t>
+        <w:t xml:space="preserve">Для запроса с Windows client равен 192.168.56.1, его передал Nginx через X-Real-IP. Приложение видит TCP-соединение прокси, поэтому исходный IP из него не восстановить. Клиент способен прислать произвольный X-Forwarded-For; доверять можно только цепочке, </w:t>
       </w:r>
       <w:r>
         <w:lastRenderedPageBreak/>
-        <w:t>сформированной известным прокси. Ng</w:t>
-      </w:r>
-      <w:r>
-        <w:t>inx в работе явно задает X-Real-IP из $remote_addr [12].</w:t>
+        <w:t>сформированной известным прокси. Nginx в работе явно задает X-Real-IP из $remote_addr [12].</w:t>
       </w:r>
     </w:p>
     <w:p>
       <w:pPr>
         <w:pStyle w:val="21"/>
       </w:pPr>
-      <w:bookmarkStart w:id="31" w:name="_Toc244243859"/>
+      <w:bookmarkStart w:id="31" w:name="_Toc244244080"/>
       <w:r>
         <w:t>6.12 Поведение после перезагрузки</w:t>
       </w:r>
@@ -9526,38 +9182,29 @@
     </w:p>
     <w:p>
       <w:r>
-        <w:t xml:space="preserve">Включенные службы SSH, Nginx и Docker запускаются через systemd. Docker запускает контейнеры с unless-stopped, если они не были остановлены вручную. </w:t>
-      </w:r>
-      <w:r>
-        <w:t>Контейнер после compose down отсутствует и автоматически не создастся. Вручную остановленный контейнер с unless-stopped остается остановленным. После сохранения снимка и нового старта ВМ оба новых сервиса запустились, аудит дал 19 успешных проверок [13].</w:t>
+        <w:t>Включенные службы SSH, Nginx и Docker запускаются через systemd. Docker запускает контейнеры с unless-stopped, если они не были остановлены вручную. Контейнер после compose down отсутствует и автоматически не создастся. Вручную остановленный контейнер с unless-stopped остается остановленным. После сохранения снимка и нового старта ВМ оба новых сервиса запустились, аудит дал 19 успешных проверок [13].</w:t>
       </w:r>
     </w:p>
     <w:p>
       <w:pPr>
         <w:pStyle w:val="21"/>
       </w:pPr>
-      <w:bookmarkStart w:id="32" w:name="_Toc244243860"/>
-      <w:r>
-        <w:t>6</w:t>
-      </w:r>
-      <w:r>
-        <w:t>.13 Запись hosts на компьютере</w:t>
+      <w:bookmarkStart w:id="32" w:name="_Toc244244081"/>
+      <w:r>
+        <w:t>6.13 Запись hosts на компьютере</w:t>
       </w:r>
       <w:bookmarkEnd w:id="32"/>
     </w:p>
     <w:p>
       <w:r>
-        <w:t xml:space="preserve">Windows должен разрешить имя notes.devops.local в 192.168.56.101 до отправки запроса; для этого нужна запись hosts. Nginx выбирает server_name из имени запроса и отправляет его к числовому адресу </w:t>
-      </w:r>
-      <w:r>
-        <w:t>127.0.0.1:8002, поэтому разрешение этого имени на сервере для обратного прокси не требуется. Для серверных тестов использован --resolve.</w:t>
+        <w:t>Windows должен разрешить имя notes.devops.local в 192.168.56.101 до отправки запроса; для этого нужна запись hosts. Nginx выбирает server_name из имени запроса и отправляет его к числовому адресу 127.0.0.1:8002, поэтому разрешение этого имени на сервере для обратного прокси не требуется. Для серверных тестов использован --resolve.</w:t>
       </w:r>
     </w:p>
     <w:p>
       <w:pPr>
         <w:pStyle w:val="21"/>
       </w:pPr>
-      <w:bookmarkStart w:id="33" w:name="_Toc244243861"/>
+      <w:bookmarkStart w:id="33" w:name="_Toc244244082"/>
       <w:r>
         <w:t>6.14 Ошибочная публикация и UFW</w:t>
       </w:r>
@@ -9565,20 +9212,14 @@
     </w:p>
     <w:p>
       <w:r>
-        <w:t>Запись 8002:8002 публикует порт на всех адресах сервера. Docker настраивает собственные</w:t>
-      </w:r>
-      <w:r>
-        <w:t xml:space="preserve"> правила пересылки и NAT, поэтому обычные входные правила UFW не являются достаточной защитой опубликованного контейнерного порта. Старый раздел [5] проверяет другой проект. Добавленная проверка сравнивает compose port app 8002 с 127.0.0.1:8002; эксперимен</w:t>
-      </w:r>
-      <w:r>
-        <w:t>т дал код 1 при ошибке и 0 после восстановления [14].</w:t>
+        <w:t>Запись 8002:8002 публикует порт на всех адресах сервера. Docker настраивает собственные правила пересылки и NAT, поэтому обычные входные правила UFW не являются достаточной защитой опубликованного контейнерного порта. Старый раздел [5] проверяет другой проект. Добавленная проверка сравнивает compose port app 8002 с 127.0.0.1:8002; эксперимент дал код 1 при ошибке и 0 после восстановления [14].</w:t>
       </w:r>
     </w:p>
     <w:p>
       <w:pPr>
         <w:pStyle w:val="GOSTStructural"/>
       </w:pPr>
-      <w:bookmarkStart w:id="34" w:name="_Toc244243862"/>
+      <w:bookmarkStart w:id="34" w:name="_Toc244244083"/>
       <w:r>
         <w:lastRenderedPageBreak/>
         <w:t>ЗАКЛЮЧЕНИЕ</w:t>
@@ -9587,36 +9228,24 @@
     </w:p>
     <w:p>
       <w:r>
-        <w:t>Исправлен шаблон приложения и развернут вариант 2 контрольной работы. Сервис доступен по HTTPS на notes.devops.local, а его прямой порт опубликован только на loopback сервера. Приложение и Re</w:t>
-      </w:r>
-      <w:r>
-        <w:t>dis работают с UID 999. Redis требует новый пароль и сохраняет счетчик в именованном томе с AOF.</w:t>
-      </w:r>
-    </w:p>
-    <w:p>
-      <w:r>
-        <w:t>Проверены кэш сборки, остановка Gunicorn, готовность контейнеров, сохранность счетчика, сертификат с SAN, HTTP-перенаправление, заголовки прокси и недоступност</w:t>
-      </w:r>
-      <w:r>
-        <w:t>ь служебных портов с Windows. Прежние ресурсы стенда доступны; UFW и конфигурация devops-site сохранены. Аудит завершился с кодом 0, отрицательная проверка выявила неверную публикацию порта. После перезагрузки сервисы восстановились автоматически.</w:t>
-      </w:r>
-    </w:p>
-    <w:p>
-      <w:r>
-        <w:t xml:space="preserve">Созданы </w:t>
-      </w:r>
-      <w:r>
-        <w:t>снимки 06-before-kr2 и 07-kr2. В собственном репозитории открыт Pull Request № 1 без слияния. К защите подготовлены журналы проверок, конфигурационные файлы и ответы на контрольные вопросы. Проведение очной защиты и загрузка отчета в СДО выполняются отдель</w:t>
-      </w:r>
-      <w:r>
-        <w:t>но.</w:t>
+        <w:t>Исправлен шаблон приложения и развернут вариант 2 контрольной работы. Сервис доступен по HTTPS на notes.devops.local, а его прямой порт опубликован только на loopback сервера. Приложение и Redis работают с UID 999. Redis требует новый пароль и сохраняет счетчик в именованном томе с AOF.</w:t>
+      </w:r>
+    </w:p>
+    <w:p>
+      <w:r>
+        <w:t>Проверены кэш сборки, остановка Gunicorn, готовность контейнеров, сохранность счетчика, сертификат с SAN, HTTP-перенаправление, заголовки прокси и недоступность служебных портов с Windows. Прежние ресурсы стенда доступны; UFW и конфигурация devops-site сохранены. Аудит завершился с кодом 0, отрицательная проверка выявила неверную публикацию порта. После перезагрузки сервисы восстановились автоматически.</w:t>
+      </w:r>
+    </w:p>
+    <w:p>
+      <w:r>
+        <w:t>Созданы снимки 06-before-kr2 и 07-kr2. В собственном репозитории открыт Pull Request № 1 без слияния. К защите подготовлены журналы проверок, конфигурационные файлы и ответы на контрольные вопросы. Проведение очной защиты и загрузка отчета в СДО выполняются отдельно.</w:t>
       </w:r>
     </w:p>
     <w:p>
       <w:pPr>
         <w:pStyle w:val="GOSTStructural"/>
       </w:pPr>
-      <w:bookmarkStart w:id="35" w:name="_Toc244243863"/>
+      <w:bookmarkStart w:id="35" w:name="_Toc244244084"/>
       <w:r>
         <w:lastRenderedPageBreak/>
         <w:t>СПИСОК ИСПОЛЬЗОВАННЫХ ИСТОЧНИКОВ</w:t>
@@ -9628,10 +9257,7 @@
         <w:jc w:val="left"/>
       </w:pPr>
       <w:r>
-        <w:t>1. Гиматдинов Д. М. Контрольная работа № 2. Публикация контейнеризированного приложения на защищенном сервере : методические указания. 2026. 15 с. URL: https://gitverse.ru/dgimatdinov/DevOps_2026/content/master/DEV_8_KR</w:t>
-      </w:r>
-      <w:r>
-        <w:t>_2.md (дата обращения: 30.10.2026). Текст : электронный.</w:t>
+        <w:t>1. Гиматдинов Д. М. Контрольная работа № 2. Публикация контейнеризированного приложения на защищенном сервере : методические указания. 2026. 15 с. URL: https://gitverse.ru/dgimatdinov/DevOps_2026/content/master/DEV_8_KR_2.md (дата обращения: 30.10.2026). Текст : электронный.</w:t>
       </w:r>
     </w:p>
     <w:p>
@@ -9647,10 +9273,7 @@
         <w:jc w:val="left"/>
       </w:pPr>
       <w:r>
-        <w:t>3. Кудояров Д. Р. devops-kr2 : репозиторий</w:t>
-      </w:r>
-      <w:r>
-        <w:t xml:space="preserve"> контрольной работы. URL: https://github.com/Hehekutov/devops-kr2 (дата обращения: 30.10.2026). Текст : электронный.</w:t>
+        <w:t>3. Кудояров Д. Р. devops-kr2 : репозиторий контрольной работы. URL: https://github.com/Hehekutov/devops-kr2 (дата обращения: 30.10.2026). Текст : электронный.</w:t>
       </w:r>
     </w:p>
     <w:p>
@@ -9658,10 +9281,7 @@
         <w:jc w:val="left"/>
       </w:pPr>
       <w:r>
-        <w:t>4. Контрольная работа 2, вариант 2 : Pull Request № 1. URL: https://github.com/Hehekutov/devops-kr2/pull/1 (дата обращения: 30.10.2026). Те</w:t>
-      </w:r>
-      <w:r>
-        <w:t>кст : электронный.</w:t>
+        <w:t>4. Контрольная работа 2, вариант 2 : Pull Request № 1. URL: https://github.com/Hehekutov/devops-kr2/pull/1 (дата обращения: 30.10.2026). Текст : электронный.</w:t>
       </w:r>
     </w:p>
     <w:p>
@@ -9669,10 +9289,7 @@
         <w:jc w:val="left"/>
       </w:pPr>
       <w:r>
-        <w:t>5. ГОСТ 7.32-2017. Система стандартов по информации, библиотечному и издательскому делу. Отчет о научно-исследовательской работе. Структура и правила оформления. Росстандарт. URL: https://protect.gost.ru/gost/details/7d280e43-7036-4a69-8</w:t>
-      </w:r>
-      <w:r>
-        <w:t>e6e-d15867028343 (дата обращения: 30.10.2026). Текст : электронный.</w:t>
+        <w:t>5. ГОСТ 7.32-2017. Система стандартов по информации, библиотечному и издательскому делу. Отчет о научно-исследовательской работе. Структура и правила оформления. Росстандарт. URL: https://protect.gost.ru/gost/details/7d280e43-7036-4a69-8e6e-d15867028343 (дата обращения: 30.10.2026). Текст : электронный.</w:t>
       </w:r>
     </w:p>
     <w:p>
@@ -9688,10 +9305,7 @@
         <w:jc w:val="left"/>
       </w:pPr>
       <w:r>
-        <w:t>7. Set, use, and manage variables in a C</w:t>
-      </w:r>
-      <w:r>
-        <w:t>ompose file with interpolation. Docker Docs. URL: https://docs.docker.com/compose/how-tos/environment-variables/variable-interpolation/ (дата обращения: 30.10.2026). Текст : электронный.</w:t>
+        <w:t>7. Set, use, and manage variables in a Compose file with interpolation. Docker Docs. URL: https://docs.docker.com/compose/how-tos/environment-variables/variable-interpolation/ (дата обращения: 30.10.2026). Текст : электронный.</w:t>
       </w:r>
     </w:p>
     <w:p>
@@ -9700,10 +9314,7 @@
       </w:pPr>
       <w:r>
         <w:lastRenderedPageBreak/>
-        <w:t>8. Control startup and shutdown order in Compose. Docker Docs. URL: h</w:t>
-      </w:r>
-      <w:r>
-        <w:t>ttps://docs.docker.com/compose/how-tos/startup-order/ (дата обращения: 30.10.2026). Текст : электронный.</w:t>
+        <w:t>8. Control startup and shutdown order in Compose. Docker Docs. URL: https://docs.docker.com/compose/how-tos/startup-order/ (дата обращения: 30.10.2026). Текст : электронный.</w:t>
       </w:r>
     </w:p>
     <w:p>
@@ -9711,10 +9322,7 @@
         <w:jc w:val="left"/>
       </w:pPr>
       <w:r>
-        <w:t>9. Redis Docker Official Image. Скрипт docker-entrypoint.sh. URL: https://github.com/redis/docker-library-redis/blob/master/7.4/alpine/docker-entrypoin</w:t>
-      </w:r>
-      <w:r>
-        <w:t>t.sh (дата обращения: 30.10.2026). Текст : электронный.</w:t>
+        <w:t>9. Redis Docker Official Image. Скрипт docker-entrypoint.sh. URL: https://github.com/redis/docker-library-redis/blob/master/7.4/alpine/docker-entrypoint.sh (дата обращения: 30.10.2026). Текст : электронный.</w:t>
       </w:r>
     </w:p>
     <w:p>
@@ -9730,10 +9338,7 @@
         <w:jc w:val="left"/>
       </w:pPr>
       <w:r>
-        <w:t>11. Настройка HTTPS-серверов. Ngin</w:t>
-      </w:r>
-      <w:r>
-        <w:t>x. URL: https://nginx.org/ru/docs/http/configuring_https_servers.html (дата обращения: 30.10.2026). Текст : электронный.</w:t>
+        <w:t>11. Настройка HTTPS-серверов. Nginx. URL: https://nginx.org/ru/docs/http/configuring_https_servers.html (дата обращения: 30.10.2026). Текст : электронный.</w:t>
       </w:r>
     </w:p>
     <w:p>
@@ -9741,10 +9346,7 @@
         <w:jc w:val="left"/>
       </w:pPr>
       <w:r>
-        <w:t>12. Модуль ngx_http_proxy_module. Nginx. URL: https://nginx.org/ru/docs/http/ngx_http_proxy_module.html (дата обращения: 30.10.2026). Т</w:t>
-      </w:r>
-      <w:r>
-        <w:t>екст : электронный.</w:t>
+        <w:t>12. Модуль ngx_http_proxy_module. Nginx. URL: https://nginx.org/ru/docs/http/ngx_http_proxy_module.html (дата обращения: 30.10.2026). Текст : электронный.</w:t>
       </w:r>
     </w:p>
     <w:p>
@@ -9760,10 +9362,7 @@
         <w:jc w:val="left"/>
       </w:pPr>
       <w:r>
-        <w:t>14. Port publishing and mapping. Docker Docs. URL: https:</w:t>
-      </w:r>
-      <w:r>
-        <w:t>//docs.docker.com/engine/network/port-publishing/ (дата обращения: 30.10.2026). Текст : электронный.</w:t>
+        <w:t>14. Port publishing and mapping. Docker Docs. URL: https://docs.docker.com/engine/network/port-publishing/ (дата обращения: 30.10.2026). Текст : электронный.</w:t>
       </w:r>
     </w:p>
     <w:p>
@@ -10370,11 +9969,6 @@
     <w:lsdException w:name="Book Title" w:uiPriority="33" w:qFormat="1"/>
     <w:lsdException w:name="Bibliography" w:semiHidden="1" w:uiPriority="37" w:unhideWhenUsed="1"/>
     <w:lsdException w:name="TOC Heading" w:semiHidden="1" w:uiPriority="39" w:unhideWhenUsed="1" w:qFormat="1"/>
-    <w:lsdException w:name="Plain Table 5" w:semiHidden="1" w:unhideWhenUsed="1"/>
-    <w:lsdException w:name="Grid Table Light" w:semiHidden="1" w:unhideWhenUsed="1"/>
-    <w:lsdException w:name="Grid Table 1 Light" w:semiHidden="1" w:unhideWhenUsed="1"/>
-    <w:lsdException w:name="Grid Table 2" w:semiHidden="1" w:unhideWhenUsed="1"/>
-    <w:lsdException w:name="Grid Table 3" w:semiHidden="1" w:unhideWhenUsed="1"/>
     <w:lsdException w:name="Grid Table 4" w:uiPriority="49"/>
     <w:lsdException w:name="Grid Table 5 Dark" w:uiPriority="50"/>
     <w:lsdException w:name="Grid Table 6 Colorful" w:uiPriority="51"/>
@@ -10556,7 +10150,6 @@
       <w:rFonts w:asciiTheme="majorHAnsi" w:eastAsiaTheme="majorEastAsia" w:hAnsiTheme="majorHAnsi" w:cstheme="majorBidi"/>
       <w:b/>
       <w:bCs/>
-      <w:color w:val="4F81BD" w:themeColor="accent1"/>
     </w:rPr>
   </w:style>
   <w:style w:type="paragraph" w:styleId="4">
@@ -10581,7 +10174,6 @@
       <w:bCs/>
       <w:i/>
       <w:iCs/>
-      <w:color w:val="4F81BD" w:themeColor="accent1"/>
     </w:rPr>
   </w:style>
   <w:style w:type="paragraph" w:styleId="5">
@@ -10602,7 +10194,6 @@
     </w:pPr>
     <w:rPr>
       <w:rFonts w:asciiTheme="majorHAnsi" w:eastAsiaTheme="majorEastAsia" w:hAnsiTheme="majorHAnsi" w:cstheme="majorBidi"/>
-      <w:color w:val="243F60" w:themeColor="accent1" w:themeShade="7F"/>
     </w:rPr>
   </w:style>
   <w:style w:type="paragraph" w:styleId="6">
@@ -10625,7 +10216,6 @@
       <w:rFonts w:asciiTheme="majorHAnsi" w:eastAsiaTheme="majorEastAsia" w:hAnsiTheme="majorHAnsi" w:cstheme="majorBidi"/>
       <w:i/>
       <w:iCs/>
-      <w:color w:val="243F60" w:themeColor="accent1" w:themeShade="7F"/>
     </w:rPr>
   </w:style>
   <w:style w:type="paragraph" w:styleId="7">
@@ -10648,7 +10238,6 @@
       <w:rFonts w:asciiTheme="majorHAnsi" w:eastAsiaTheme="majorEastAsia" w:hAnsiTheme="majorHAnsi" w:cstheme="majorBidi"/>
       <w:i/>
       <w:iCs/>
-      <w:color w:val="404040" w:themeColor="text1" w:themeTint="BF"/>
     </w:rPr>
   </w:style>
   <w:style w:type="paragraph" w:styleId="8">
@@ -10669,7 +10258,6 @@
     </w:pPr>
     <w:rPr>
       <w:rFonts w:asciiTheme="majorHAnsi" w:eastAsiaTheme="majorEastAsia" w:hAnsiTheme="majorHAnsi" w:cstheme="majorBidi"/>
-      <w:color w:val="4F81BD" w:themeColor="accent1"/>
       <w:sz w:val="20"/>
       <w:szCs w:val="20"/>
     </w:rPr>
@@ -10694,7 +10282,6 @@
       <w:rFonts w:asciiTheme="majorHAnsi" w:eastAsiaTheme="majorEastAsia" w:hAnsiTheme="majorHAnsi" w:cstheme="majorBidi"/>
       <w:i/>
       <w:iCs/>
-      <w:color w:val="404040" w:themeColor="text1" w:themeTint="BF"/>
       <w:sz w:val="20"/>
       <w:szCs w:val="20"/>
     </w:rPr>
@@ -10747,6 +10334,9 @@
     <w:link w:val="a5"/>
     <w:uiPriority w:val="99"/>
     <w:rsid w:val="00E618BF"/>
+    <w:rPr>
+      <w:color w:val="000000"/>
+    </w:rPr>
   </w:style>
   <w:style w:type="paragraph" w:styleId="a7">
     <w:name w:val="footer"/>
@@ -10769,6 +10359,9 @@
     <w:link w:val="a7"/>
     <w:uiPriority w:val="99"/>
     <w:rsid w:val="00E618BF"/>
+    <w:rPr>
+      <w:color w:val="000000"/>
+    </w:rPr>
   </w:style>
   <w:style w:type="paragraph" w:styleId="a9">
     <w:name w:val="No Spacing"/>
@@ -10778,6 +10371,9 @@
     <w:pPr>
       <w:spacing w:after="0" w:line="240" w:lineRule="auto"/>
     </w:pPr>
+    <w:rPr>
+      <w:color w:val="000000"/>
+    </w:rPr>
   </w:style>
   <w:style w:type="character" w:customStyle="1" w:styleId="10">
     <w:name w:val="Заголовок 1 Знак"/>
@@ -10789,7 +10385,7 @@
       <w:rFonts w:asciiTheme="majorHAnsi" w:eastAsiaTheme="majorEastAsia" w:hAnsiTheme="majorHAnsi" w:cstheme="majorBidi"/>
       <w:b/>
       <w:bCs/>
-      <w:color w:val="365F91" w:themeColor="accent1" w:themeShade="BF"/>
+      <w:color w:val="000000"/>
       <w:sz w:val="28"/>
       <w:szCs w:val="28"/>
     </w:rPr>
@@ -10804,7 +10400,7 @@
       <w:rFonts w:asciiTheme="majorHAnsi" w:eastAsiaTheme="majorEastAsia" w:hAnsiTheme="majorHAnsi" w:cstheme="majorBidi"/>
       <w:b/>
       <w:bCs/>
-      <w:color w:val="4F81BD" w:themeColor="accent1"/>
+      <w:color w:val="000000"/>
       <w:sz w:val="26"/>
       <w:szCs w:val="26"/>
     </w:rPr>
@@ -10819,7 +10415,7 @@
       <w:rFonts w:asciiTheme="majorHAnsi" w:eastAsiaTheme="majorEastAsia" w:hAnsiTheme="majorHAnsi" w:cstheme="majorBidi"/>
       <w:b/>
       <w:bCs/>
-      <w:color w:val="4F81BD" w:themeColor="accent1"/>
+      <w:color w:val="000000"/>
     </w:rPr>
   </w:style>
   <w:style w:type="paragraph" w:styleId="aa">
@@ -10852,7 +10448,7 @@
     <w:rsid w:val="00FC693F"/>
     <w:rPr>
       <w:rFonts w:asciiTheme="majorHAnsi" w:eastAsiaTheme="majorEastAsia" w:hAnsiTheme="majorHAnsi" w:cstheme="majorBidi"/>
-      <w:color w:val="17365D" w:themeColor="text2" w:themeShade="BF"/>
+      <w:color w:val="000000"/>
       <w:spacing w:val="5"/>
       <w:kern w:val="28"/>
       <w:sz w:val="52"/>
@@ -10873,6 +10469,7 @@
         <w:ilvl w:val="1"/>
       </w:numPr>
       <w:spacing w:after="120"/>
+      <w:ind w:firstLine="709"/>
       <w:jc w:val="center"/>
     </w:pPr>
     <w:rPr>
@@ -10891,7 +10488,7 @@
       <w:rFonts w:asciiTheme="majorHAnsi" w:eastAsiaTheme="majorEastAsia" w:hAnsiTheme="majorHAnsi" w:cstheme="majorBidi"/>
       <w:i/>
       <w:iCs/>
-      <w:color w:val="4F81BD" w:themeColor="accent1"/>
+      <w:color w:val="000000"/>
       <w:spacing w:val="15"/>
       <w:sz w:val="24"/>
       <w:szCs w:val="24"/>
@@ -10925,6 +10522,9 @@
     <w:link w:val="af"/>
     <w:uiPriority w:val="99"/>
     <w:rsid w:val="00AA1D8D"/>
+    <w:rPr>
+      <w:color w:val="000000"/>
+    </w:rPr>
   </w:style>
   <w:style w:type="paragraph" w:styleId="23">
     <w:name w:val="Body Text 2"/>
@@ -10943,6 +10543,9 @@
     <w:link w:val="23"/>
     <w:uiPriority w:val="99"/>
     <w:rsid w:val="00AA1D8D"/>
+    <w:rPr>
+      <w:color w:val="000000"/>
+    </w:rPr>
   </w:style>
   <w:style w:type="paragraph" w:styleId="33">
     <w:name w:val="Body Text 3"/>
@@ -10966,6 +10569,7 @@
     <w:uiPriority w:val="99"/>
     <w:rsid w:val="00AA1D8D"/>
     <w:rPr>
+      <w:color w:val="000000"/>
       <w:sz w:val="16"/>
       <w:szCs w:val="16"/>
     </w:rPr>
@@ -11136,6 +10740,7 @@
     </w:pPr>
     <w:rPr>
       <w:rFonts w:ascii="Courier" w:hAnsi="Courier"/>
+      <w:color w:val="000000"/>
       <w:sz w:val="20"/>
       <w:szCs w:val="20"/>
     </w:rPr>
@@ -11148,6 +10753,7 @@
     <w:rsid w:val="0029639D"/>
     <w:rPr>
       <w:rFonts w:ascii="Courier" w:hAnsi="Courier"/>
+      <w:color w:val="000000"/>
       <w:sz w:val="20"/>
       <w:szCs w:val="20"/>
     </w:rPr>
@@ -11163,7 +10769,6 @@
     <w:rPr>
       <w:i/>
       <w:iCs/>
-      <w:color w:val="000000" w:themeColor="text1"/>
     </w:rPr>
   </w:style>
   <w:style w:type="character" w:customStyle="1" w:styleId="28">
@@ -11175,7 +10780,7 @@
     <w:rPr>
       <w:i/>
       <w:iCs/>
-      <w:color w:val="000000" w:themeColor="text1"/>
+      <w:color w:val="000000"/>
     </w:rPr>
   </w:style>
   <w:style w:type="character" w:customStyle="1" w:styleId="40">
@@ -11191,7 +10796,7 @@
       <w:bCs/>
       <w:i/>
       <w:iCs/>
-      <w:color w:val="4F81BD" w:themeColor="accent1"/>
+      <w:color w:val="000000"/>
     </w:rPr>
   </w:style>
   <w:style w:type="character" w:customStyle="1" w:styleId="50">
@@ -11203,7 +10808,7 @@
     <w:rsid w:val="00FC693F"/>
     <w:rPr>
       <w:rFonts w:asciiTheme="majorHAnsi" w:eastAsiaTheme="majorEastAsia" w:hAnsiTheme="majorHAnsi" w:cstheme="majorBidi"/>
-      <w:color w:val="243F60" w:themeColor="accent1" w:themeShade="7F"/>
+      <w:color w:val="000000"/>
     </w:rPr>
   </w:style>
   <w:style w:type="character" w:customStyle="1" w:styleId="60">
@@ -11217,7 +10822,7 @@
       <w:rFonts w:asciiTheme="majorHAnsi" w:eastAsiaTheme="majorEastAsia" w:hAnsiTheme="majorHAnsi" w:cstheme="majorBidi"/>
       <w:i/>
       <w:iCs/>
-      <w:color w:val="243F60" w:themeColor="accent1" w:themeShade="7F"/>
+      <w:color w:val="000000"/>
     </w:rPr>
   </w:style>
   <w:style w:type="character" w:customStyle="1" w:styleId="70">
@@ -11231,7 +10836,7 @@
       <w:rFonts w:asciiTheme="majorHAnsi" w:eastAsiaTheme="majorEastAsia" w:hAnsiTheme="majorHAnsi" w:cstheme="majorBidi"/>
       <w:i/>
       <w:iCs/>
-      <w:color w:val="404040" w:themeColor="text1" w:themeTint="BF"/>
+      <w:color w:val="000000"/>
     </w:rPr>
   </w:style>
   <w:style w:type="character" w:customStyle="1" w:styleId="80">
@@ -11243,7 +10848,7 @@
     <w:rsid w:val="00FC693F"/>
     <w:rPr>
       <w:rFonts w:asciiTheme="majorHAnsi" w:eastAsiaTheme="majorEastAsia" w:hAnsiTheme="majorHAnsi" w:cstheme="majorBidi"/>
-      <w:color w:val="4F81BD" w:themeColor="accent1"/>
+      <w:color w:val="000000"/>
       <w:sz w:val="20"/>
       <w:szCs w:val="20"/>
     </w:rPr>
@@ -11259,7 +10864,7 @@
       <w:rFonts w:asciiTheme="majorHAnsi" w:eastAsiaTheme="majorEastAsia" w:hAnsiTheme="majorHAnsi" w:cstheme="majorBidi"/>
       <w:i/>
       <w:iCs/>
-      <w:color w:val="404040" w:themeColor="text1" w:themeTint="BF"/>
+      <w:color w:val="000000"/>
       <w:sz w:val="20"/>
       <w:szCs w:val="20"/>
     </w:rPr>
@@ -11292,6 +10897,7 @@
     <w:rPr>
       <w:b/>
       <w:bCs/>
+      <w:color w:val="000000"/>
     </w:rPr>
   </w:style>
   <w:style w:type="character" w:styleId="af7">
@@ -11303,6 +10909,7 @@
     <w:rPr>
       <w:i/>
       <w:iCs/>
+      <w:color w:val="000000"/>
     </w:rPr>
   </w:style>
   <w:style w:type="paragraph" w:styleId="af8">
@@ -11325,7 +10932,6 @@
       <w:bCs/>
       <w:i/>
       <w:iCs/>
-      <w:color w:val="4F81BD" w:themeColor="accent1"/>
     </w:rPr>
   </w:style>
   <w:style w:type="character" w:customStyle="1" w:styleId="af9">
@@ -11339,7 +10945,7 @@
       <w:bCs/>
       <w:i/>
       <w:iCs/>
-      <w:color w:val="4F81BD" w:themeColor="accent1"/>
+      <w:color w:val="000000"/>
     </w:rPr>
   </w:style>
   <w:style w:type="character" w:styleId="afa">
@@ -11351,7 +10957,7 @@
     <w:rPr>
       <w:i/>
       <w:iCs/>
-      <w:color w:val="808080" w:themeColor="text1" w:themeTint="7F"/>
+      <w:color w:val="000000"/>
     </w:rPr>
   </w:style>
   <w:style w:type="character" w:styleId="afb">
@@ -11365,7 +10971,7 @@
       <w:bCs/>
       <w:i/>
       <w:iCs/>
-      <w:color w:val="4F81BD" w:themeColor="accent1"/>
+      <w:color w:val="000000"/>
     </w:rPr>
   </w:style>
   <w:style w:type="character" w:styleId="afc">
@@ -11376,7 +10982,7 @@
     <w:rsid w:val="00FC693F"/>
     <w:rPr>
       <w:smallCaps/>
-      <w:color w:val="C0504D" w:themeColor="accent2"/>
+      <w:color w:val="000000"/>
       <w:u w:val="single"/>
     </w:rPr>
   </w:style>
@@ -11390,7 +10996,7 @@
       <w:b/>
       <w:bCs/>
       <w:smallCaps/>
-      <w:color w:val="C0504D" w:themeColor="accent2"/>
+      <w:color w:val="000000"/>
       <w:spacing w:val="5"/>
       <w:u w:val="single"/>
     </w:rPr>
@@ -11405,6 +11011,7 @@
       <w:b/>
       <w:bCs/>
       <w:smallCaps/>
+      <w:color w:val="000000"/>
       <w:spacing w:val="5"/>
     </w:rPr>
   </w:style>
@@ -11429,6 +11036,9 @@
     <w:pPr>
       <w:spacing w:after="0" w:line="240" w:lineRule="auto"/>
     </w:pPr>
+    <w:rPr>
+      <w:color w:val="000000"/>
+    </w:rPr>
     <w:tblPr>
       <w:tblBorders>
         <w:top w:val="single" w:sz="4" w:space="0" w:color="auto"/>
@@ -11449,7 +11059,7 @@
       <w:spacing w:after="0" w:line="240" w:lineRule="auto"/>
     </w:pPr>
     <w:rPr>
-      <w:color w:val="000000" w:themeColor="text1" w:themeShade="BF"/>
+      <w:color w:val="000000"/>
     </w:rPr>
     <w:tblPr>
       <w:tblStyleRowBandSize w:val="1"/>
@@ -11545,7 +11155,7 @@
       <w:spacing w:after="0" w:line="240" w:lineRule="auto"/>
     </w:pPr>
     <w:rPr>
-      <w:color w:val="365F91" w:themeColor="accent1" w:themeShade="BF"/>
+      <w:color w:val="000000"/>
     </w:rPr>
     <w:tblPr>
       <w:tblStyleRowBandSize w:val="1"/>
@@ -11641,7 +11251,7 @@
       <w:spacing w:after="0" w:line="240" w:lineRule="auto"/>
     </w:pPr>
     <w:rPr>
-      <w:color w:val="943634" w:themeColor="accent2" w:themeShade="BF"/>
+      <w:color w:val="000000"/>
     </w:rPr>
     <w:tblPr>
       <w:tblStyleRowBandSize w:val="1"/>
@@ -11737,7 +11347,7 @@
       <w:spacing w:after="0" w:line="240" w:lineRule="auto"/>
     </w:pPr>
     <w:rPr>
-      <w:color w:val="76923C" w:themeColor="accent3" w:themeShade="BF"/>
+      <w:color w:val="000000"/>
     </w:rPr>
     <w:tblPr>
       <w:tblStyleRowBandSize w:val="1"/>
@@ -11833,7 +11443,7 @@
       <w:spacing w:after="0" w:line="240" w:lineRule="auto"/>
     </w:pPr>
     <w:rPr>
-      <w:color w:val="5F497A" w:themeColor="accent4" w:themeShade="BF"/>
+      <w:color w:val="000000"/>
     </w:rPr>
     <w:tblPr>
       <w:tblStyleRowBandSize w:val="1"/>
@@ -11929,7 +11539,7 @@
       <w:spacing w:after="0" w:line="240" w:lineRule="auto"/>
     </w:pPr>
     <w:rPr>
-      <w:color w:val="31849B" w:themeColor="accent5" w:themeShade="BF"/>
+      <w:color w:val="000000"/>
     </w:rPr>
     <w:tblPr>
       <w:tblStyleRowBandSize w:val="1"/>
@@ -12025,7 +11635,7 @@
       <w:spacing w:after="0" w:line="240" w:lineRule="auto"/>
     </w:pPr>
     <w:rPr>
-      <w:color w:val="E36C0A" w:themeColor="accent6" w:themeShade="BF"/>
+      <w:color w:val="000000"/>
     </w:rPr>
     <w:tblPr>
       <w:tblStyleRowBandSize w:val="1"/>
@@ -12120,6 +11730,9 @@
     <w:pPr>
       <w:spacing w:after="0" w:line="240" w:lineRule="auto"/>
     </w:pPr>
+    <w:rPr>
+      <w:color w:val="000000"/>
+    </w:rPr>
     <w:tblPr>
       <w:tblStyleRowBandSize w:val="1"/>
       <w:tblStyleColBandSize w:val="1"/>
@@ -12134,11 +11747,6 @@
       <w:pPr>
         <w:spacing w:before="0" w:after="0" w:line="240" w:lineRule="auto"/>
       </w:pPr>
-      <w:rPr>
-        <w:b/>
-        <w:bCs/>
-        <w:color w:val="FFFFFF" w:themeColor="background1"/>
-      </w:rPr>
       <w:tblPr/>
       <w:tcPr>
         <w:shd w:val="clear" w:color="auto" w:fill="000000" w:themeFill="text1"/>
@@ -12148,10 +11756,6 @@
       <w:pPr>
         <w:spacing w:before="0" w:after="0" w:line="240" w:lineRule="auto"/>
       </w:pPr>
-      <w:rPr>
-        <w:b/>
-        <w:bCs/>
-      </w:rPr>
       <w:tblPr/>
       <w:tcPr>
         <w:tcBorders>
@@ -12161,18 +11765,6 @@
           <w:right w:val="single" w:sz="8" w:space="0" w:color="000000" w:themeColor="text1"/>
         </w:tcBorders>
       </w:tcPr>
-    </w:tblStylePr>
-    <w:tblStylePr w:type="firstCol">
-      <w:rPr>
-        <w:b/>
-        <w:bCs/>
-      </w:rPr>
-    </w:tblStylePr>
-    <w:tblStylePr w:type="lastCol">
-      <w:rPr>
-        <w:b/>
-        <w:bCs/>
-      </w:rPr>
     </w:tblStylePr>
     <w:tblStylePr w:type="band1Vert">
       <w:tblPr/>
@@ -12205,6 +11797,9 @@
     <w:pPr>
       <w:spacing w:after="0" w:line="240" w:lineRule="auto"/>
     </w:pPr>
+    <w:rPr>
+      <w:color w:val="000000"/>
+    </w:rPr>
     <w:tblPr>
       <w:tblStyleRowBandSize w:val="1"/>
       <w:tblStyleColBandSize w:val="1"/>
@@ -12219,11 +11814,6 @@
       <w:pPr>
         <w:spacing w:before="0" w:after="0" w:line="240" w:lineRule="auto"/>
       </w:pPr>
-      <w:rPr>
-        <w:b/>
-        <w:bCs/>
-        <w:color w:val="FFFFFF" w:themeColor="background1"/>
-      </w:rPr>
       <w:tblPr/>
       <w:tcPr>
         <w:shd w:val="clear" w:color="auto" w:fill="4F81BD" w:themeFill="accent1"/>
@@ -12233,10 +11823,6 @@
       <w:pPr>
         <w:spacing w:before="0" w:after="0" w:line="240" w:lineRule="auto"/>
       </w:pPr>
-      <w:rPr>
-        <w:b/>
-        <w:bCs/>
-      </w:rPr>
       <w:tblPr/>
       <w:tcPr>
         <w:tcBorders>
@@ -12246,18 +11832,6 @@
           <w:right w:val="single" w:sz="8" w:space="0" w:color="4F81BD" w:themeColor="accent1"/>
         </w:tcBorders>
       </w:tcPr>
-    </w:tblStylePr>
-    <w:tblStylePr w:type="firstCol">
-      <w:rPr>
-        <w:b/>
-        <w:bCs/>
-      </w:rPr>
-    </w:tblStylePr>
-    <w:tblStylePr w:type="lastCol">
-      <w:rPr>
-        <w:b/>
-        <w:bCs/>
-      </w:rPr>
     </w:tblStylePr>
     <w:tblStylePr w:type="band1Vert">
       <w:tblPr/>
@@ -12290,6 +11864,9 @@
     <w:pPr>
       <w:spacing w:after="0" w:line="240" w:lineRule="auto"/>
     </w:pPr>
+    <w:rPr>
+      <w:color w:val="000000"/>
+    </w:rPr>
     <w:tblPr>
       <w:tblStyleRowBandSize w:val="1"/>
       <w:tblStyleColBandSize w:val="1"/>
@@ -12304,11 +11881,6 @@
       <w:pPr>
         <w:spacing w:before="0" w:after="0" w:line="240" w:lineRule="auto"/>
       </w:pPr>
-      <w:rPr>
-        <w:b/>
-        <w:bCs/>
-        <w:color w:val="FFFFFF" w:themeColor="background1"/>
-      </w:rPr>
       <w:tblPr/>
       <w:tcPr>
         <w:shd w:val="clear" w:color="auto" w:fill="C0504D" w:themeFill="accent2"/>
@@ -12318,10 +11890,6 @@
       <w:pPr>
         <w:spacing w:before="0" w:after="0" w:line="240" w:lineRule="auto"/>
       </w:pPr>
-      <w:rPr>
-        <w:b/>
-        <w:bCs/>
-      </w:rPr>
       <w:tblPr/>
       <w:tcPr>
         <w:tcBorders>
@@ -12331,18 +11899,6 @@
           <w:right w:val="single" w:sz="8" w:space="0" w:color="C0504D" w:themeColor="accent2"/>
         </w:tcBorders>
       </w:tcPr>
-    </w:tblStylePr>
-    <w:tblStylePr w:type="firstCol">
-      <w:rPr>
-        <w:b/>
-        <w:bCs/>
-      </w:rPr>
-    </w:tblStylePr>
-    <w:tblStylePr w:type="lastCol">
-      <w:rPr>
-        <w:b/>
-        <w:bCs/>
-      </w:rPr>
     </w:tblStylePr>
     <w:tblStylePr w:type="band1Vert">
       <w:tblPr/>
@@ -12375,6 +11931,9 @@
     <w:pPr>
       <w:spacing w:after="0" w:line="240" w:lineRule="auto"/>
     </w:pPr>
+    <w:rPr>
+      <w:color w:val="000000"/>
+    </w:rPr>
     <w:tblPr>
       <w:tblStyleRowBandSize w:val="1"/>
       <w:tblStyleColBandSize w:val="1"/>
@@ -12389,11 +11948,6 @@
       <w:pPr>
         <w:spacing w:before="0" w:after="0" w:line="240" w:lineRule="auto"/>
       </w:pPr>
-      <w:rPr>
-        <w:b/>
-        <w:bCs/>
-        <w:color w:val="FFFFFF" w:themeColor="background1"/>
-      </w:rPr>
       <w:tblPr/>
       <w:tcPr>
         <w:shd w:val="clear" w:color="auto" w:fill="9BBB59" w:themeFill="accent3"/>
@@ -12403,10 +11957,6 @@
       <w:pPr>
         <w:spacing w:before="0" w:after="0" w:line="240" w:lineRule="auto"/>
       </w:pPr>
-      <w:rPr>
-        <w:b/>
-        <w:bCs/>
-      </w:rPr>
       <w:tblPr/>
       <w:tcPr>
         <w:tcBorders>
@@ -12416,18 +11966,6 @@
           <w:right w:val="single" w:sz="8" w:space="0" w:color="9BBB59" w:themeColor="accent3"/>
         </w:tcBorders>
       </w:tcPr>
-    </w:tblStylePr>
-    <w:tblStylePr w:type="firstCol">
-      <w:rPr>
-        <w:b/>
-        <w:bCs/>
-      </w:rPr>
-    </w:tblStylePr>
-    <w:tblStylePr w:type="lastCol">
-      <w:rPr>
-        <w:b/>
-        <w:bCs/>
-      </w:rPr>
     </w:tblStylePr>
     <w:tblStylePr w:type="band1Vert">
       <w:tblPr/>
@@ -12460,6 +11998,9 @@
     <w:pPr>
       <w:spacing w:after="0" w:line="240" w:lineRule="auto"/>
     </w:pPr>
+    <w:rPr>
+      <w:color w:val="000000"/>
+    </w:rPr>
     <w:tblPr>
       <w:tblStyleRowBandSize w:val="1"/>
       <w:tblStyleColBandSize w:val="1"/>
@@ -12474,11 +12015,6 @@
       <w:pPr>
         <w:spacing w:before="0" w:after="0" w:line="240" w:lineRule="auto"/>
       </w:pPr>
-      <w:rPr>
-        <w:b/>
-        <w:bCs/>
-        <w:color w:val="FFFFFF" w:themeColor="background1"/>
-      </w:rPr>
       <w:tblPr/>
       <w:tcPr>
         <w:shd w:val="clear" w:color="auto" w:fill="8064A2" w:themeFill="accent4"/>
@@ -12488,10 +12024,6 @@
       <w:pPr>
         <w:spacing w:before="0" w:after="0" w:line="240" w:lineRule="auto"/>
       </w:pPr>
-      <w:rPr>
-        <w:b/>
-        <w:bCs/>
-      </w:rPr>
       <w:tblPr/>
       <w:tcPr>
         <w:tcBorders>
@@ -12501,18 +12033,6 @@
           <w:right w:val="single" w:sz="8" w:space="0" w:color="8064A2" w:themeColor="accent4"/>
         </w:tcBorders>
       </w:tcPr>
-    </w:tblStylePr>
-    <w:tblStylePr w:type="firstCol">
-      <w:rPr>
-        <w:b/>
-        <w:bCs/>
-      </w:rPr>
-    </w:tblStylePr>
-    <w:tblStylePr w:type="lastCol">
-      <w:rPr>
-        <w:b/>
-        <w:bCs/>
-      </w:rPr>
     </w:tblStylePr>
     <w:tblStylePr w:type="band1Vert">
       <w:tblPr/>
@@ -12545,6 +12065,9 @@
     <w:pPr>
       <w:spacing w:after="0" w:line="240" w:lineRule="auto"/>
     </w:pPr>
+    <w:rPr>
+      <w:color w:val="000000"/>
+    </w:rPr>
     <w:tblPr>
       <w:tblStyleRowBandSize w:val="1"/>
       <w:tblStyleColBandSize w:val="1"/>
@@ -12559,11 +12082,6 @@
       <w:pPr>
         <w:spacing w:before="0" w:after="0" w:line="240" w:lineRule="auto"/>
       </w:pPr>
-      <w:rPr>
-        <w:b/>
-        <w:bCs/>
-        <w:color w:val="FFFFFF" w:themeColor="background1"/>
-      </w:rPr>
       <w:tblPr/>
       <w:tcPr>
         <w:shd w:val="clear" w:color="auto" w:fill="4BACC6" w:themeFill="accent5"/>
@@ -12573,10 +12091,6 @@
       <w:pPr>
         <w:spacing w:before="0" w:after="0" w:line="240" w:lineRule="auto"/>
       </w:pPr>
-      <w:rPr>
-        <w:b/>
-        <w:bCs/>
-      </w:rPr>
       <w:tblPr/>
       <w:tcPr>
         <w:tcBorders>
@@ -12586,18 +12100,6 @@
           <w:right w:val="single" w:sz="8" w:space="0" w:color="4BACC6" w:themeColor="accent5"/>
         </w:tcBorders>
       </w:tcPr>
-    </w:tblStylePr>
-    <w:tblStylePr w:type="firstCol">
-      <w:rPr>
-        <w:b/>
-        <w:bCs/>
-      </w:rPr>
-    </w:tblStylePr>
-    <w:tblStylePr w:type="lastCol">
-      <w:rPr>
-        <w:b/>
-        <w:bCs/>
-      </w:rPr>
     </w:tblStylePr>
     <w:tblStylePr w:type="band1Vert">
       <w:tblPr/>
@@ -12630,6 +12132,9 @@
     <w:pPr>
       <w:spacing w:after="0" w:line="240" w:lineRule="auto"/>
     </w:pPr>
+    <w:rPr>
+      <w:color w:val="000000"/>
+    </w:rPr>
     <w:tblPr>
       <w:tblStyleRowBandSize w:val="1"/>
       <w:tblStyleColBandSize w:val="1"/>
@@ -12644,11 +12149,6 @@
       <w:pPr>
         <w:spacing w:before="0" w:after="0" w:line="240" w:lineRule="auto"/>
       </w:pPr>
-      <w:rPr>
-        <w:b/>
-        <w:bCs/>
-        <w:color w:val="FFFFFF" w:themeColor="background1"/>
-      </w:rPr>
       <w:tblPr/>
       <w:tcPr>
         <w:shd w:val="clear" w:color="auto" w:fill="F79646" w:themeFill="accent6"/>
@@ -12658,10 +12158,6 @@
       <w:pPr>
         <w:spacing w:before="0" w:after="0" w:line="240" w:lineRule="auto"/>
       </w:pPr>
-      <w:rPr>
-        <w:b/>
-        <w:bCs/>
-      </w:rPr>
       <w:tblPr/>
       <w:tcPr>
         <w:tcBorders>
@@ -12671,18 +12167,6 @@
           <w:right w:val="single" w:sz="8" w:space="0" w:color="F79646" w:themeColor="accent6"/>
         </w:tcBorders>
       </w:tcPr>
-    </w:tblStylePr>
-    <w:tblStylePr w:type="firstCol">
-      <w:rPr>
-        <w:b/>
-        <w:bCs/>
-      </w:rPr>
-    </w:tblStylePr>
-    <w:tblStylePr w:type="lastCol">
-      <w:rPr>
-        <w:b/>
-        <w:bCs/>
-      </w:rPr>
     </w:tblStylePr>
     <w:tblStylePr w:type="band1Vert">
       <w:tblPr/>
@@ -12715,6 +12199,9 @@
     <w:pPr>
       <w:spacing w:after="0" w:line="240" w:lineRule="auto"/>
     </w:pPr>
+    <w:rPr>
+      <w:color w:val="000000"/>
+    </w:rPr>
     <w:tblPr>
       <w:tblStyleRowBandSize w:val="1"/>
       <w:tblStyleColBandSize w:val="1"/>
@@ -12731,11 +12218,6 @@
       <w:pPr>
         <w:spacing w:before="0" w:after="0" w:line="240" w:lineRule="auto"/>
       </w:pPr>
-      <w:rPr>
-        <w:rFonts w:asciiTheme="majorHAnsi" w:eastAsiaTheme="majorEastAsia" w:hAnsiTheme="majorHAnsi" w:cstheme="majorBidi"/>
-        <w:b/>
-        <w:bCs/>
-      </w:rPr>
       <w:tblPr/>
       <w:tcPr>
         <w:tcBorders>
@@ -12752,11 +12234,6 @@
       <w:pPr>
         <w:spacing w:before="0" w:after="0" w:line="240" w:lineRule="auto"/>
       </w:pPr>
-      <w:rPr>
-        <w:rFonts w:asciiTheme="majorHAnsi" w:eastAsiaTheme="majorEastAsia" w:hAnsiTheme="majorHAnsi" w:cstheme="majorBidi"/>
-        <w:b/>
-        <w:bCs/>
-      </w:rPr>
       <w:tblPr/>
       <w:tcPr>
         <w:tcBorders>
@@ -12769,19 +12246,7 @@
         </w:tcBorders>
       </w:tcPr>
     </w:tblStylePr>
-    <w:tblStylePr w:type="firstCol">
-      <w:rPr>
-        <w:rFonts w:asciiTheme="majorHAnsi" w:eastAsiaTheme="majorEastAsia" w:hAnsiTheme="majorHAnsi" w:cstheme="majorBidi"/>
-        <w:b/>
-        <w:bCs/>
-      </w:rPr>
-    </w:tblStylePr>
     <w:tblStylePr w:type="lastCol">
-      <w:rPr>
-        <w:rFonts w:asciiTheme="majorHAnsi" w:eastAsiaTheme="majorEastAsia" w:hAnsiTheme="majorHAnsi" w:cstheme="majorBidi"/>
-        <w:b/>
-        <w:bCs/>
-      </w:rPr>
       <w:tblPr/>
       <w:tcPr>
         <w:tcBorders>
@@ -12838,6 +12303,9 @@
     <w:pPr>
       <w:spacing w:after="0" w:line="240" w:lineRule="auto"/>
     </w:pPr>
+    <w:rPr>
+      <w:color w:val="000000"/>
+    </w:rPr>
     <w:tblPr>
       <w:tblStyleRowBandSize w:val="1"/>
       <w:tblStyleColBandSize w:val="1"/>
@@ -12854,11 +12322,6 @@
       <w:pPr>
         <w:spacing w:before="0" w:after="0" w:line="240" w:lineRule="auto"/>
       </w:pPr>
-      <w:rPr>
-        <w:rFonts w:asciiTheme="majorHAnsi" w:eastAsiaTheme="majorEastAsia" w:hAnsiTheme="majorHAnsi" w:cstheme="majorBidi"/>
-        <w:b/>
-        <w:bCs/>
-      </w:rPr>
       <w:tblPr/>
       <w:tcPr>
         <w:tcBorders>
@@ -12875,11 +12338,6 @@
       <w:pPr>
         <w:spacing w:before="0" w:after="0" w:line="240" w:lineRule="auto"/>
       </w:pPr>
-      <w:rPr>
-        <w:rFonts w:asciiTheme="majorHAnsi" w:eastAsiaTheme="majorEastAsia" w:hAnsiTheme="majorHAnsi" w:cstheme="majorBidi"/>
-        <w:b/>
-        <w:bCs/>
-      </w:rPr>
       <w:tblPr/>
       <w:tcPr>
         <w:tcBorders>
@@ -12892,19 +12350,7 @@
         </w:tcBorders>
       </w:tcPr>
     </w:tblStylePr>
-    <w:tblStylePr w:type="firstCol">
-      <w:rPr>
-        <w:rFonts w:asciiTheme="majorHAnsi" w:eastAsiaTheme="majorEastAsia" w:hAnsiTheme="majorHAnsi" w:cstheme="majorBidi"/>
-        <w:b/>
-        <w:bCs/>
-      </w:rPr>
-    </w:tblStylePr>
     <w:tblStylePr w:type="lastCol">
-      <w:rPr>
-        <w:rFonts w:asciiTheme="majorHAnsi" w:eastAsiaTheme="majorEastAsia" w:hAnsiTheme="majorHAnsi" w:cstheme="majorBidi"/>
-        <w:b/>
-        <w:bCs/>
-      </w:rPr>
       <w:tblPr/>
       <w:tcPr>
         <w:tcBorders>
@@ -12961,6 +12407,9 @@
     <w:pPr>
       <w:spacing w:after="0" w:line="240" w:lineRule="auto"/>
     </w:pPr>
+    <w:rPr>
+      <w:color w:val="000000"/>
+    </w:rPr>
     <w:tblPr>
       <w:tblStyleRowBandSize w:val="1"/>
       <w:tblStyleColBandSize w:val="1"/>
@@ -12977,11 +12426,6 @@
       <w:pPr>
         <w:spacing w:before="0" w:after="0" w:line="240" w:lineRule="auto"/>
       </w:pPr>
-      <w:rPr>
-        <w:rFonts w:asciiTheme="majorHAnsi" w:eastAsiaTheme="majorEastAsia" w:hAnsiTheme="majorHAnsi" w:cstheme="majorBidi"/>
-        <w:b/>
-        <w:bCs/>
-      </w:rPr>
       <w:tblPr/>
       <w:tcPr>
         <w:tcBorders>
@@ -12998,11 +12442,6 @@
       <w:pPr>
         <w:spacing w:before="0" w:after="0" w:line="240" w:lineRule="auto"/>
       </w:pPr>
-      <w:rPr>
-        <w:rFonts w:asciiTheme="majorHAnsi" w:eastAsiaTheme="majorEastAsia" w:hAnsiTheme="majorHAnsi" w:cstheme="majorBidi"/>
-        <w:b/>
-        <w:bCs/>
-      </w:rPr>
       <w:tblPr/>
       <w:tcPr>
         <w:tcBorders>
@@ -13015,19 +12454,7 @@
         </w:tcBorders>
       </w:tcPr>
     </w:tblStylePr>
-    <w:tblStylePr w:type="firstCol">
-      <w:rPr>
-        <w:rFonts w:asciiTheme="majorHAnsi" w:eastAsiaTheme="majorEastAsia" w:hAnsiTheme="majorHAnsi" w:cstheme="majorBidi"/>
-        <w:b/>
-        <w:bCs/>
-      </w:rPr>
-    </w:tblStylePr>
     <w:tblStylePr w:type="lastCol">
-      <w:rPr>
-        <w:rFonts w:asciiTheme="majorHAnsi" w:eastAsiaTheme="majorEastAsia" w:hAnsiTheme="majorHAnsi" w:cstheme="majorBidi"/>
-        <w:b/>
-        <w:bCs/>
-      </w:rPr>
       <w:tblPr/>
       <w:tcPr>
         <w:tcBorders>
@@ -13084,6 +12511,9 @@
     <w:pPr>
       <w:spacing w:after="0" w:line="240" w:lineRule="auto"/>
     </w:pPr>
+    <w:rPr>
+      <w:color w:val="000000"/>
+    </w:rPr>
     <w:tblPr>
       <w:tblStyleRowBandSize w:val="1"/>
       <w:tblStyleColBandSize w:val="1"/>
@@ -13100,11 +12530,6 @@
       <w:pPr>
         <w:spacing w:before="0" w:after="0" w:line="240" w:lineRule="auto"/>
       </w:pPr>
-      <w:rPr>
-        <w:rFonts w:asciiTheme="majorHAnsi" w:eastAsiaTheme="majorEastAsia" w:hAnsiTheme="majorHAnsi" w:cstheme="majorBidi"/>
-        <w:b/>
-        <w:bCs/>
-      </w:rPr>
       <w:tblPr/>
       <w:tcPr>
         <w:tcBorders>
@@ -13121,11 +12546,6 @@
       <w:pPr>
         <w:spacing w:before="0" w:after="0" w:line="240" w:lineRule="auto"/>
       </w:pPr>
-      <w:rPr>
-        <w:rFonts w:asciiTheme="majorHAnsi" w:eastAsiaTheme="majorEastAsia" w:hAnsiTheme="majorHAnsi" w:cstheme="majorBidi"/>
-        <w:b/>
-        <w:bCs/>
-      </w:rPr>
       <w:tblPr/>
       <w:tcPr>
         <w:tcBorders>
@@ -13138,19 +12558,7 @@
         </w:tcBorders>
       </w:tcPr>
     </w:tblStylePr>
-    <w:tblStylePr w:type="firstCol">
-      <w:rPr>
-        <w:rFonts w:asciiTheme="majorHAnsi" w:eastAsiaTheme="majorEastAsia" w:hAnsiTheme="majorHAnsi" w:cstheme="majorBidi"/>
-        <w:b/>
-        <w:bCs/>
-      </w:rPr>
-    </w:tblStylePr>
     <w:tblStylePr w:type="lastCol">
-      <w:rPr>
-        <w:rFonts w:asciiTheme="majorHAnsi" w:eastAsiaTheme="majorEastAsia" w:hAnsiTheme="majorHAnsi" w:cstheme="majorBidi"/>
-        <w:b/>
-        <w:bCs/>
-      </w:rPr>
       <w:tblPr/>
       <w:tcPr>
         <w:tcBorders>
@@ -13207,6 +12615,9 @@
     <w:pPr>
       <w:spacing w:after="0" w:line="240" w:lineRule="auto"/>
     </w:pPr>
+    <w:rPr>
+      <w:color w:val="000000"/>
+    </w:rPr>
     <w:tblPr>
       <w:tblStyleRowBandSize w:val="1"/>
       <w:tblStyleColBandSize w:val="1"/>
@@ -13223,11 +12634,6 @@
       <w:pPr>
         <w:spacing w:before="0" w:after="0" w:line="240" w:lineRule="auto"/>
       </w:pPr>
-      <w:rPr>
-        <w:rFonts w:asciiTheme="majorHAnsi" w:eastAsiaTheme="majorEastAsia" w:hAnsiTheme="majorHAnsi" w:cstheme="majorBidi"/>
-        <w:b/>
-        <w:bCs/>
-      </w:rPr>
       <w:tblPr/>
       <w:tcPr>
         <w:tcBorders>
@@ -13244,11 +12650,6 @@
       <w:pPr>
         <w:spacing w:before="0" w:after="0" w:line="240" w:lineRule="auto"/>
       </w:pPr>
-      <w:rPr>
-        <w:rFonts w:asciiTheme="majorHAnsi" w:eastAsiaTheme="majorEastAsia" w:hAnsiTheme="majorHAnsi" w:cstheme="majorBidi"/>
-        <w:b/>
-        <w:bCs/>
-      </w:rPr>
       <w:tblPr/>
       <w:tcPr>
         <w:tcBorders>
@@ -13261,19 +12662,7 @@
         </w:tcBorders>
       </w:tcPr>
     </w:tblStylePr>
-    <w:tblStylePr w:type="firstCol">
-      <w:rPr>
-        <w:rFonts w:asciiTheme="majorHAnsi" w:eastAsiaTheme="majorEastAsia" w:hAnsiTheme="majorHAnsi" w:cstheme="majorBidi"/>
-        <w:b/>
-        <w:bCs/>
-      </w:rPr>
-    </w:tblStylePr>
     <w:tblStylePr w:type="lastCol">
-      <w:rPr>
-        <w:rFonts w:asciiTheme="majorHAnsi" w:eastAsiaTheme="majorEastAsia" w:hAnsiTheme="majorHAnsi" w:cstheme="majorBidi"/>
-        <w:b/>
-        <w:bCs/>
-      </w:rPr>
       <w:tblPr/>
       <w:tcPr>
         <w:tcBorders>
@@ -13330,6 +12719,9 @@
     <w:pPr>
       <w:spacing w:after="0" w:line="240" w:lineRule="auto"/>
     </w:pPr>
+    <w:rPr>
+      <w:color w:val="000000"/>
+    </w:rPr>
     <w:tblPr>
       <w:tblStyleRowBandSize w:val="1"/>
       <w:tblStyleColBandSize w:val="1"/>
@@ -13346,11 +12738,6 @@
       <w:pPr>
         <w:spacing w:before="0" w:after="0" w:line="240" w:lineRule="auto"/>
       </w:pPr>
-      <w:rPr>
-        <w:rFonts w:asciiTheme="majorHAnsi" w:eastAsiaTheme="majorEastAsia" w:hAnsiTheme="majorHAnsi" w:cstheme="majorBidi"/>
-        <w:b/>
-        <w:bCs/>
-      </w:rPr>
       <w:tblPr/>
       <w:tcPr>
         <w:tcBorders>
@@ -13367,11 +12754,6 @@
       <w:pPr>
         <w:spacing w:before="0" w:after="0" w:line="240" w:lineRule="auto"/>
       </w:pPr>
-      <w:rPr>
-        <w:rFonts w:asciiTheme="majorHAnsi" w:eastAsiaTheme="majorEastAsia" w:hAnsiTheme="majorHAnsi" w:cstheme="majorBidi"/>
-        <w:b/>
-        <w:bCs/>
-      </w:rPr>
       <w:tblPr/>
       <w:tcPr>
         <w:tcBorders>
@@ -13384,19 +12766,7 @@
         </w:tcBorders>
       </w:tcPr>
     </w:tblStylePr>
-    <w:tblStylePr w:type="firstCol">
-      <w:rPr>
-        <w:rFonts w:asciiTheme="majorHAnsi" w:eastAsiaTheme="majorEastAsia" w:hAnsiTheme="majorHAnsi" w:cstheme="majorBidi"/>
-        <w:b/>
-        <w:bCs/>
-      </w:rPr>
-    </w:tblStylePr>
     <w:tblStylePr w:type="lastCol">
-      <w:rPr>
-        <w:rFonts w:asciiTheme="majorHAnsi" w:eastAsiaTheme="majorEastAsia" w:hAnsiTheme="majorHAnsi" w:cstheme="majorBidi"/>
-        <w:b/>
-        <w:bCs/>
-      </w:rPr>
       <w:tblPr/>
       <w:tcPr>
         <w:tcBorders>
@@ -13453,6 +12823,9 @@
     <w:pPr>
       <w:spacing w:after="0" w:line="240" w:lineRule="auto"/>
     </w:pPr>
+    <w:rPr>
+      <w:color w:val="000000"/>
+    </w:rPr>
     <w:tblPr>
       <w:tblStyleRowBandSize w:val="1"/>
       <w:tblStyleColBandSize w:val="1"/>
@@ -13469,11 +12842,6 @@
       <w:pPr>
         <w:spacing w:before="0" w:after="0" w:line="240" w:lineRule="auto"/>
       </w:pPr>
-      <w:rPr>
-        <w:rFonts w:asciiTheme="majorHAnsi" w:eastAsiaTheme="majorEastAsia" w:hAnsiTheme="majorHAnsi" w:cstheme="majorBidi"/>
-        <w:b/>
-        <w:bCs/>
-      </w:rPr>
       <w:tblPr/>
       <w:tcPr>
         <w:tcBorders>
@@ -13490,11 +12858,6 @@
       <w:pPr>
         <w:spacing w:before="0" w:after="0" w:line="240" w:lineRule="auto"/>
       </w:pPr>
-      <w:rPr>
-        <w:rFonts w:asciiTheme="majorHAnsi" w:eastAsiaTheme="majorEastAsia" w:hAnsiTheme="majorHAnsi" w:cstheme="majorBidi"/>
-        <w:b/>
-        <w:bCs/>
-      </w:rPr>
       <w:tblPr/>
       <w:tcPr>
         <w:tcBorders>
@@ -13507,19 +12870,7 @@
         </w:tcBorders>
       </w:tcPr>
     </w:tblStylePr>
-    <w:tblStylePr w:type="firstCol">
-      <w:rPr>
-        <w:rFonts w:asciiTheme="majorHAnsi" w:eastAsiaTheme="majorEastAsia" w:hAnsiTheme="majorHAnsi" w:cstheme="majorBidi"/>
-        <w:b/>
-        <w:bCs/>
-      </w:rPr>
-    </w:tblStylePr>
     <w:tblStylePr w:type="lastCol">
-      <w:rPr>
-        <w:rFonts w:asciiTheme="majorHAnsi" w:eastAsiaTheme="majorEastAsia" w:hAnsiTheme="majorHAnsi" w:cstheme="majorBidi"/>
-        <w:b/>
-        <w:bCs/>
-      </w:rPr>
       <w:tblPr/>
       <w:tcPr>
         <w:tcBorders>
@@ -13576,6 +12927,9 @@
     <w:pPr>
       <w:spacing w:after="0" w:line="240" w:lineRule="auto"/>
     </w:pPr>
+    <w:rPr>
+      <w:color w:val="000000"/>
+    </w:rPr>
     <w:tblPr>
       <w:tblStyleRowBandSize w:val="1"/>
       <w:tblStyleColBandSize w:val="1"/>
@@ -13591,11 +12945,6 @@
       <w:pPr>
         <w:spacing w:before="0" w:after="0" w:line="240" w:lineRule="auto"/>
       </w:pPr>
-      <w:rPr>
-        <w:b/>
-        <w:bCs/>
-        <w:color w:val="FFFFFF" w:themeColor="background1"/>
-      </w:rPr>
       <w:tblPr/>
       <w:tcPr>
         <w:tcBorders>
@@ -13613,10 +12962,6 @@
       <w:pPr>
         <w:spacing w:before="0" w:after="0" w:line="240" w:lineRule="auto"/>
       </w:pPr>
-      <w:rPr>
-        <w:b/>
-        <w:bCs/>
-      </w:rPr>
       <w:tblPr/>
       <w:tcPr>
         <w:tcBorders>
@@ -13628,18 +12973,6 @@
           <w:insideV w:val="nil"/>
         </w:tcBorders>
       </w:tcPr>
-    </w:tblStylePr>
-    <w:tblStylePr w:type="firstCol">
-      <w:rPr>
-        <w:b/>
-        <w:bCs/>
-      </w:rPr>
-    </w:tblStylePr>
-    <w:tblStylePr w:type="lastCol">
-      <w:rPr>
-        <w:b/>
-        <w:bCs/>
-      </w:rPr>
     </w:tblStylePr>
     <w:tblStylePr w:type="band1Vert">
       <w:tblPr/>
@@ -13675,6 +13008,9 @@
     <w:pPr>
       <w:spacing w:after="0" w:line="240" w:lineRule="auto"/>
     </w:pPr>
+    <w:rPr>
+      <w:color w:val="000000"/>
+    </w:rPr>
     <w:tblPr>
       <w:tblStyleRowBandSize w:val="1"/>
       <w:tblStyleColBandSize w:val="1"/>
@@ -13690,11 +13026,6 @@
       <w:pPr>
         <w:spacing w:before="0" w:after="0" w:line="240" w:lineRule="auto"/>
       </w:pPr>
-      <w:rPr>
-        <w:b/>
-        <w:bCs/>
-        <w:color w:val="FFFFFF" w:themeColor="background1"/>
-      </w:rPr>
       <w:tblPr/>
       <w:tcPr>
         <w:tcBorders>
@@ -13712,10 +13043,6 @@
       <w:pPr>
         <w:spacing w:before="0" w:after="0" w:line="240" w:lineRule="auto"/>
       </w:pPr>
-      <w:rPr>
-        <w:b/>
-        <w:bCs/>
-      </w:rPr>
       <w:tblPr/>
       <w:tcPr>
         <w:tcBorders>
@@ -13727,18 +13054,6 @@
           <w:insideV w:val="nil"/>
         </w:tcBorders>
       </w:tcPr>
-    </w:tblStylePr>
-    <w:tblStylePr w:type="firstCol">
-      <w:rPr>
-        <w:b/>
-        <w:bCs/>
-      </w:rPr>
-    </w:tblStylePr>
-    <w:tblStylePr w:type="lastCol">
-      <w:rPr>
-        <w:b/>
-        <w:bCs/>
-      </w:rPr>
     </w:tblStylePr>
     <w:tblStylePr w:type="band1Vert">
       <w:tblPr/>
@@ -13774,6 +13089,9 @@
     <w:pPr>
       <w:spacing w:after="0" w:line="240" w:lineRule="auto"/>
     </w:pPr>
+    <w:rPr>
+      <w:color w:val="000000"/>
+    </w:rPr>
     <w:tblPr>
       <w:tblStyleRowBandSize w:val="1"/>
       <w:tblStyleColBandSize w:val="1"/>
@@ -13789,11 +13107,6 @@
       <w:pPr>
         <w:spacing w:before="0" w:after="0" w:line="240" w:lineRule="auto"/>
       </w:pPr>
-      <w:rPr>
-        <w:b/>
-        <w:bCs/>
-        <w:color w:val="FFFFFF" w:themeColor="background1"/>
-      </w:rPr>
       <w:tblPr/>
       <w:tcPr>
         <w:tcBorders>
@@ -13811,10 +13124,6 @@
       <w:pPr>
         <w:spacing w:before="0" w:after="0" w:line="240" w:lineRule="auto"/>
       </w:pPr>
-      <w:rPr>
-        <w:b/>
-        <w:bCs/>
-      </w:rPr>
       <w:tblPr/>
       <w:tcPr>
         <w:tcBorders>
@@ -13826,18 +13135,6 @@
           <w:insideV w:val="nil"/>
         </w:tcBorders>
       </w:tcPr>
-    </w:tblStylePr>
-    <w:tblStylePr w:type="firstCol">
-      <w:rPr>
-        <w:b/>
-        <w:bCs/>
-      </w:rPr>
-    </w:tblStylePr>
-    <w:tblStylePr w:type="lastCol">
-      <w:rPr>
-        <w:b/>
-        <w:bCs/>
-      </w:rPr>
     </w:tblStylePr>
     <w:tblStylePr w:type="band1Vert">
       <w:tblPr/>
@@ -13873,6 +13170,9 @@
     <w:pPr>
       <w:spacing w:after="0" w:line="240" w:lineRule="auto"/>
     </w:pPr>
+    <w:rPr>
+      <w:color w:val="000000"/>
+    </w:rPr>
     <w:tblPr>
       <w:tblStyleRowBandSize w:val="1"/>
       <w:tblStyleColBandSize w:val="1"/>
@@ -13888,11 +13188,6 @@
       <w:pPr>
         <w:spacing w:before="0" w:after="0" w:line="240" w:lineRule="auto"/>
       </w:pPr>
-      <w:rPr>
-        <w:b/>
-        <w:bCs/>
-        <w:color w:val="FFFFFF" w:themeColor="background1"/>
-      </w:rPr>
       <w:tblPr/>
       <w:tcPr>
         <w:tcBorders>
@@ -13910,10 +13205,6 @@
       <w:pPr>
         <w:spacing w:before="0" w:after="0" w:line="240" w:lineRule="auto"/>
       </w:pPr>
-      <w:rPr>
-        <w:b/>
-        <w:bCs/>
-      </w:rPr>
       <w:tblPr/>
       <w:tcPr>
         <w:tcBorders>
@@ -13925,18 +13216,6 @@
           <w:insideV w:val="nil"/>
         </w:tcBorders>
       </w:tcPr>
-    </w:tblStylePr>
-    <w:tblStylePr w:type="firstCol">
-      <w:rPr>
-        <w:b/>
-        <w:bCs/>
-      </w:rPr>
-    </w:tblStylePr>
-    <w:tblStylePr w:type="lastCol">
-      <w:rPr>
-        <w:b/>
-        <w:bCs/>
-      </w:rPr>
     </w:tblStylePr>
     <w:tblStylePr w:type="band1Vert">
       <w:tblPr/>
@@ -13972,6 +13251,9 @@
     <w:pPr>
       <w:spacing w:after="0" w:line="240" w:lineRule="auto"/>
     </w:pPr>
+    <w:rPr>
+      <w:color w:val="000000"/>
+    </w:rPr>
     <w:tblPr>
       <w:tblStyleRowBandSize w:val="1"/>
       <w:tblStyleColBandSize w:val="1"/>
@@ -13987,11 +13269,6 @@
       <w:pPr>
         <w:spacing w:before="0" w:after="0" w:line="240" w:lineRule="auto"/>
       </w:pPr>
-      <w:rPr>
-        <w:b/>
-        <w:bCs/>
-        <w:color w:val="FFFFFF" w:themeColor="background1"/>
-      </w:rPr>
       <w:tblPr/>
       <w:tcPr>
         <w:tcBorders>
@@ -14009,10 +13286,6 @@
       <w:pPr>
         <w:spacing w:before="0" w:after="0" w:line="240" w:lineRule="auto"/>
       </w:pPr>
-      <w:rPr>
-        <w:b/>
-        <w:bCs/>
-      </w:rPr>
       <w:tblPr/>
       <w:tcPr>
         <w:tcBorders>
@@ -14024,18 +13297,6 @@
           <w:insideV w:val="nil"/>
         </w:tcBorders>
       </w:tcPr>
-    </w:tblStylePr>
-    <w:tblStylePr w:type="firstCol">
-      <w:rPr>
-        <w:b/>
-        <w:bCs/>
-      </w:rPr>
-    </w:tblStylePr>
-    <w:tblStylePr w:type="lastCol">
-      <w:rPr>
-        <w:b/>
-        <w:bCs/>
-      </w:rPr>
     </w:tblStylePr>
     <w:tblStylePr w:type="band1Vert">
       <w:tblPr/>
@@ -14071,6 +13332,9 @@
     <w:pPr>
       <w:spacing w:after="0" w:line="240" w:lineRule="auto"/>
     </w:pPr>
+    <w:rPr>
+      <w:color w:val="000000"/>
+    </w:rPr>
     <w:tblPr>
       <w:tblStyleRowBandSize w:val="1"/>
       <w:tblStyleColBandSize w:val="1"/>
@@ -14086,11 +13350,6 @@
       <w:pPr>
         <w:spacing w:before="0" w:after="0" w:line="240" w:lineRule="auto"/>
       </w:pPr>
-      <w:rPr>
-        <w:b/>
-        <w:bCs/>
-        <w:color w:val="FFFFFF" w:themeColor="background1"/>
-      </w:rPr>
       <w:tblPr/>
       <w:tcPr>
         <w:tcBorders>
@@ -14108,10 +13367,6 @@
       <w:pPr>
         <w:spacing w:before="0" w:after="0" w:line="240" w:lineRule="auto"/>
       </w:pPr>
-      <w:rPr>
-        <w:b/>
-        <w:bCs/>
-      </w:rPr>
       <w:tblPr/>
       <w:tcPr>
         <w:tcBorders>
@@ -14123,18 +13378,6 @@
           <w:insideV w:val="nil"/>
         </w:tcBorders>
       </w:tcPr>
-    </w:tblStylePr>
-    <w:tblStylePr w:type="firstCol">
-      <w:rPr>
-        <w:b/>
-        <w:bCs/>
-      </w:rPr>
-    </w:tblStylePr>
-    <w:tblStylePr w:type="lastCol">
-      <w:rPr>
-        <w:b/>
-        <w:bCs/>
-      </w:rPr>
     </w:tblStylePr>
     <w:tblStylePr w:type="band1Vert">
       <w:tblPr/>
@@ -14170,6 +13413,9 @@
     <w:pPr>
       <w:spacing w:after="0" w:line="240" w:lineRule="auto"/>
     </w:pPr>
+    <w:rPr>
+      <w:color w:val="000000"/>
+    </w:rPr>
     <w:tblPr>
       <w:tblStyleRowBandSize w:val="1"/>
       <w:tblStyleColBandSize w:val="1"/>
@@ -14185,11 +13431,6 @@
       <w:pPr>
         <w:spacing w:before="0" w:after="0" w:line="240" w:lineRule="auto"/>
       </w:pPr>
-      <w:rPr>
-        <w:b/>
-        <w:bCs/>
-        <w:color w:val="FFFFFF" w:themeColor="background1"/>
-      </w:rPr>
       <w:tblPr/>
       <w:tcPr>
         <w:tcBorders>
@@ -14207,10 +13448,6 @@
       <w:pPr>
         <w:spacing w:before="0" w:after="0" w:line="240" w:lineRule="auto"/>
       </w:pPr>
-      <w:rPr>
-        <w:b/>
-        <w:bCs/>
-      </w:rPr>
       <w:tblPr/>
       <w:tcPr>
         <w:tcBorders>
@@ -14222,18 +13459,6 @@
           <w:insideV w:val="nil"/>
         </w:tcBorders>
       </w:tcPr>
-    </w:tblStylePr>
-    <w:tblStylePr w:type="firstCol">
-      <w:rPr>
-        <w:b/>
-        <w:bCs/>
-      </w:rPr>
-    </w:tblStylePr>
-    <w:tblStylePr w:type="lastCol">
-      <w:rPr>
-        <w:b/>
-        <w:bCs/>
-      </w:rPr>
     </w:tblStylePr>
     <w:tblStylePr w:type="band1Vert">
       <w:tblPr/>
@@ -14269,6 +13494,9 @@
     <w:pPr>
       <w:spacing w:after="0" w:line="240" w:lineRule="auto"/>
     </w:pPr>
+    <w:rPr>
+      <w:color w:val="000000"/>
+    </w:rPr>
     <w:tblPr>
       <w:tblStyleRowBandSize w:val="1"/>
       <w:tblStyleColBandSize w:val="1"/>
@@ -14281,11 +13509,6 @@
       <w:pPr>
         <w:spacing w:before="0" w:after="0" w:line="240" w:lineRule="auto"/>
       </w:pPr>
-      <w:rPr>
-        <w:b/>
-        <w:bCs/>
-        <w:color w:val="FFFFFF" w:themeColor="background1"/>
-      </w:rPr>
       <w:tblPr/>
       <w:tcPr>
         <w:tcBorders>
@@ -14303,9 +13526,6 @@
       <w:pPr>
         <w:spacing w:before="0" w:after="0" w:line="240" w:lineRule="auto"/>
       </w:pPr>
-      <w:rPr>
-        <w:color w:val="auto"/>
-      </w:rPr>
       <w:tblPr/>
       <w:tcPr>
         <w:tcBorders>
@@ -14320,11 +13540,6 @@
       </w:tcPr>
     </w:tblStylePr>
     <w:tblStylePr w:type="firstCol">
-      <w:rPr>
-        <w:b/>
-        <w:bCs/>
-        <w:color w:val="FFFFFF" w:themeColor="background1"/>
-      </w:rPr>
       <w:tblPr/>
       <w:tcPr>
         <w:tcBorders>
@@ -14339,11 +13554,6 @@
       </w:tcPr>
     </w:tblStylePr>
     <w:tblStylePr w:type="lastCol">
-      <w:rPr>
-        <w:b/>
-        <w:bCs/>
-        <w:color w:val="FFFFFF" w:themeColor="background1"/>
-      </w:rPr>
       <w:tblPr/>
       <w:tcPr>
         <w:tcBorders>
@@ -14387,9 +13597,6 @@
       </w:tcPr>
     </w:tblStylePr>
     <w:tblStylePr w:type="nwCell">
-      <w:rPr>
-        <w:color w:val="FFFFFF" w:themeColor="background1"/>
-      </w:rPr>
       <w:tblPr/>
       <w:tcPr>
         <w:tcBorders>
@@ -14411,6 +13618,9 @@
     <w:pPr>
       <w:spacing w:after="0" w:line="240" w:lineRule="auto"/>
     </w:pPr>
+    <w:rPr>
+      <w:color w:val="000000"/>
+    </w:rPr>
     <w:tblPr>
       <w:tblStyleRowBandSize w:val="1"/>
       <w:tblStyleColBandSize w:val="1"/>
@@ -14423,11 +13633,6 @@
       <w:pPr>
         <w:spacing w:before="0" w:after="0" w:line="240" w:lineRule="auto"/>
       </w:pPr>
-      <w:rPr>
-        <w:b/>
-        <w:bCs/>
-        <w:color w:val="FFFFFF" w:themeColor="background1"/>
-      </w:rPr>
       <w:tblPr/>
       <w:tcPr>
         <w:tcBorders>
@@ -14445,9 +13650,6 @@
       <w:pPr>
         <w:spacing w:before="0" w:after="0" w:line="240" w:lineRule="auto"/>
       </w:pPr>
-      <w:rPr>
-        <w:color w:val="auto"/>
-      </w:rPr>
       <w:tblPr/>
       <w:tcPr>
         <w:tcBorders>
@@ -14462,11 +13664,6 @@
       </w:tcPr>
     </w:tblStylePr>
     <w:tblStylePr w:type="firstCol">
-      <w:rPr>
-        <w:b/>
-        <w:bCs/>
-        <w:color w:val="FFFFFF" w:themeColor="background1"/>
-      </w:rPr>
       <w:tblPr/>
       <w:tcPr>
         <w:tcBorders>
@@ -14481,11 +13678,6 @@
       </w:tcPr>
     </w:tblStylePr>
     <w:tblStylePr w:type="lastCol">
-      <w:rPr>
-        <w:b/>
-        <w:bCs/>
-        <w:color w:val="FFFFFF" w:themeColor="background1"/>
-      </w:rPr>
       <w:tblPr/>
       <w:tcPr>
         <w:tcBorders>
@@ -14529,9 +13721,6 @@
       </w:tcPr>
     </w:tblStylePr>
     <w:tblStylePr w:type="nwCell">
-      <w:rPr>
-        <w:color w:val="FFFFFF" w:themeColor="background1"/>
-      </w:rPr>
       <w:tblPr/>
       <w:tcPr>
         <w:tcBorders>
@@ -14553,6 +13742,9 @@
     <w:pPr>
       <w:spacing w:after="0" w:line="240" w:lineRule="auto"/>
     </w:pPr>
+    <w:rPr>
+      <w:color w:val="000000"/>
+    </w:rPr>
     <w:tblPr>
       <w:tblStyleRowBandSize w:val="1"/>
       <w:tblStyleColBandSize w:val="1"/>
@@ -14565,11 +13757,6 @@
       <w:pPr>
         <w:spacing w:before="0" w:after="0" w:line="240" w:lineRule="auto"/>
       </w:pPr>
-      <w:rPr>
-        <w:b/>
-        <w:bCs/>
-        <w:color w:val="FFFFFF" w:themeColor="background1"/>
-      </w:rPr>
       <w:tblPr/>
       <w:tcPr>
         <w:tcBorders>
@@ -14587,9 +13774,6 @@
       <w:pPr>
         <w:spacing w:before="0" w:after="0" w:line="240" w:lineRule="auto"/>
       </w:pPr>
-      <w:rPr>
-        <w:color w:val="auto"/>
-      </w:rPr>
       <w:tblPr/>
       <w:tcPr>
         <w:tcBorders>
@@ -14604,11 +13788,6 @@
       </w:tcPr>
     </w:tblStylePr>
     <w:tblStylePr w:type="firstCol">
-      <w:rPr>
-        <w:b/>
-        <w:bCs/>
-        <w:color w:val="FFFFFF" w:themeColor="background1"/>
-      </w:rPr>
       <w:tblPr/>
       <w:tcPr>
         <w:tcBorders>
@@ -14623,11 +13802,6 @@
       </w:tcPr>
     </w:tblStylePr>
     <w:tblStylePr w:type="lastCol">
-      <w:rPr>
-        <w:b/>
-        <w:bCs/>
-        <w:color w:val="FFFFFF" w:themeColor="background1"/>
-      </w:rPr>
       <w:tblPr/>
       <w:tcPr>
         <w:tcBorders>
@@ -14671,9 +13845,6 @@
       </w:tcPr>
     </w:tblStylePr>
     <w:tblStylePr w:type="nwCell">
-      <w:rPr>
-        <w:color w:val="FFFFFF" w:themeColor="background1"/>
-      </w:rPr>
       <w:tblPr/>
       <w:tcPr>
         <w:tcBorders>
@@ -14695,6 +13866,9 @@
     <w:pPr>
       <w:spacing w:after="0" w:line="240" w:lineRule="auto"/>
     </w:pPr>
+    <w:rPr>
+      <w:color w:val="000000"/>
+    </w:rPr>
     <w:tblPr>
       <w:tblStyleRowBandSize w:val="1"/>
       <w:tblStyleColBandSize w:val="1"/>
@@ -14707,11 +13881,6 @@
       <w:pPr>
         <w:spacing w:before="0" w:after="0" w:line="240" w:lineRule="auto"/>
       </w:pPr>
-      <w:rPr>
-        <w:b/>
-        <w:bCs/>
-        <w:color w:val="FFFFFF" w:themeColor="background1"/>
-      </w:rPr>
       <w:tblPr/>
       <w:tcPr>
         <w:tcBorders>
@@ -14729,9 +13898,6 @@
       <w:pPr>
         <w:spacing w:before="0" w:after="0" w:line="240" w:lineRule="auto"/>
       </w:pPr>
-      <w:rPr>
-        <w:color w:val="auto"/>
-      </w:rPr>
       <w:tblPr/>
       <w:tcPr>
         <w:tcBorders>
@@ -14746,11 +13912,6 @@
       </w:tcPr>
     </w:tblStylePr>
     <w:tblStylePr w:type="firstCol">
-      <w:rPr>
-        <w:b/>
-        <w:bCs/>
-        <w:color w:val="FFFFFF" w:themeColor="background1"/>
-      </w:rPr>
       <w:tblPr/>
       <w:tcPr>
         <w:tcBorders>
@@ -14765,11 +13926,6 @@
       </w:tcPr>
     </w:tblStylePr>
     <w:tblStylePr w:type="lastCol">
-      <w:rPr>
-        <w:b/>
-        <w:bCs/>
-        <w:color w:val="FFFFFF" w:themeColor="background1"/>
-      </w:rPr>
       <w:tblPr/>
       <w:tcPr>
         <w:tcBorders>
@@ -14813,9 +13969,6 @@
       </w:tcPr>
     </w:tblStylePr>
     <w:tblStylePr w:type="nwCell">
-      <w:rPr>
-        <w:color w:val="FFFFFF" w:themeColor="background1"/>
-      </w:rPr>
       <w:tblPr/>
       <w:tcPr>
         <w:tcBorders>
@@ -14837,6 +13990,9 @@
     <w:pPr>
       <w:spacing w:after="0" w:line="240" w:lineRule="auto"/>
     </w:pPr>
+    <w:rPr>
+      <w:color w:val="000000"/>
+    </w:rPr>
     <w:tblPr>
       <w:tblStyleRowBandSize w:val="1"/>
       <w:tblStyleColBandSize w:val="1"/>
@@ -14849,11 +14005,6 @@
       <w:pPr>
         <w:spacing w:before="0" w:after="0" w:line="240" w:lineRule="auto"/>
       </w:pPr>
-      <w:rPr>
-        <w:b/>
-        <w:bCs/>
-        <w:color w:val="FFFFFF" w:themeColor="background1"/>
-      </w:rPr>
       <w:tblPr/>
       <w:tcPr>
         <w:tcBorders>
@@ -14871,9 +14022,6 @@
       <w:pPr>
         <w:spacing w:before="0" w:after="0" w:line="240" w:lineRule="auto"/>
       </w:pPr>
-      <w:rPr>
-        <w:color w:val="auto"/>
-      </w:rPr>
       <w:tblPr/>
       <w:tcPr>
         <w:tcBorders>
@@ -14888,11 +14036,6 @@
       </w:tcPr>
     </w:tblStylePr>
     <w:tblStylePr w:type="firstCol">
-      <w:rPr>
-        <w:b/>
-        <w:bCs/>
-        <w:color w:val="FFFFFF" w:themeColor="background1"/>
-      </w:rPr>
       <w:tblPr/>
       <w:tcPr>
         <w:tcBorders>
@@ -14907,11 +14050,6 @@
       </w:tcPr>
     </w:tblStylePr>
     <w:tblStylePr w:type="lastCol">
-      <w:rPr>
-        <w:b/>
-        <w:bCs/>
-        <w:color w:val="FFFFFF" w:themeColor="background1"/>
-      </w:rPr>
       <w:tblPr/>
       <w:tcPr>
         <w:tcBorders>
@@ -14955,9 +14093,6 @@
       </w:tcPr>
     </w:tblStylePr>
     <w:tblStylePr w:type="nwCell">
-      <w:rPr>
-        <w:color w:val="FFFFFF" w:themeColor="background1"/>
-      </w:rPr>
       <w:tblPr/>
       <w:tcPr>
         <w:tcBorders>
@@ -14979,6 +14114,9 @@
     <w:pPr>
       <w:spacing w:after="0" w:line="240" w:lineRule="auto"/>
     </w:pPr>
+    <w:rPr>
+      <w:color w:val="000000"/>
+    </w:rPr>
     <w:tblPr>
       <w:tblStyleRowBandSize w:val="1"/>
       <w:tblStyleColBandSize w:val="1"/>
@@ -14991,11 +14129,6 @@
       <w:pPr>
         <w:spacing w:before="0" w:after="0" w:line="240" w:lineRule="auto"/>
       </w:pPr>
-      <w:rPr>
-        <w:b/>
-        <w:bCs/>
-        <w:color w:val="FFFFFF" w:themeColor="background1"/>
-      </w:rPr>
       <w:tblPr/>
       <w:tcPr>
         <w:tcBorders>
@@ -15013,9 +14146,6 @@
       <w:pPr>
         <w:spacing w:before="0" w:after="0" w:line="240" w:lineRule="auto"/>
       </w:pPr>
-      <w:rPr>
-        <w:color w:val="auto"/>
-      </w:rPr>
       <w:tblPr/>
       <w:tcPr>
         <w:tcBorders>
@@ -15030,11 +14160,6 @@
       </w:tcPr>
     </w:tblStylePr>
     <w:tblStylePr w:type="firstCol">
-      <w:rPr>
-        <w:b/>
-        <w:bCs/>
-        <w:color w:val="FFFFFF" w:themeColor="background1"/>
-      </w:rPr>
       <w:tblPr/>
       <w:tcPr>
         <w:tcBorders>
@@ -15049,11 +14174,6 @@
       </w:tcPr>
     </w:tblStylePr>
     <w:tblStylePr w:type="lastCol">
-      <w:rPr>
-        <w:b/>
-        <w:bCs/>
-        <w:color w:val="FFFFFF" w:themeColor="background1"/>
-      </w:rPr>
       <w:tblPr/>
       <w:tcPr>
         <w:tcBorders>
@@ -15097,9 +14217,6 @@
       </w:tcPr>
     </w:tblStylePr>
     <w:tblStylePr w:type="nwCell">
-      <w:rPr>
-        <w:color w:val="FFFFFF" w:themeColor="background1"/>
-      </w:rPr>
       <w:tblPr/>
       <w:tcPr>
         <w:tcBorders>
@@ -15121,6 +14238,9 @@
     <w:pPr>
       <w:spacing w:after="0" w:line="240" w:lineRule="auto"/>
     </w:pPr>
+    <w:rPr>
+      <w:color w:val="000000"/>
+    </w:rPr>
     <w:tblPr>
       <w:tblStyleRowBandSize w:val="1"/>
       <w:tblStyleColBandSize w:val="1"/>
@@ -15133,11 +14253,6 @@
       <w:pPr>
         <w:spacing w:before="0" w:after="0" w:line="240" w:lineRule="auto"/>
       </w:pPr>
-      <w:rPr>
-        <w:b/>
-        <w:bCs/>
-        <w:color w:val="FFFFFF" w:themeColor="background1"/>
-      </w:rPr>
       <w:tblPr/>
       <w:tcPr>
         <w:tcBorders>
@@ -15155,9 +14270,6 @@
       <w:pPr>
         <w:spacing w:before="0" w:after="0" w:line="240" w:lineRule="auto"/>
       </w:pPr>
-      <w:rPr>
-        <w:color w:val="auto"/>
-      </w:rPr>
       <w:tblPr/>
       <w:tcPr>
         <w:tcBorders>
@@ -15172,11 +14284,6 @@
       </w:tcPr>
     </w:tblStylePr>
     <w:tblStylePr w:type="firstCol">
-      <w:rPr>
-        <w:b/>
-        <w:bCs/>
-        <w:color w:val="FFFFFF" w:themeColor="background1"/>
-      </w:rPr>
       <w:tblPr/>
       <w:tcPr>
         <w:tcBorders>
@@ -15191,11 +14298,6 @@
       </w:tcPr>
     </w:tblStylePr>
     <w:tblStylePr w:type="lastCol">
-      <w:rPr>
-        <w:b/>
-        <w:bCs/>
-        <w:color w:val="FFFFFF" w:themeColor="background1"/>
-      </w:rPr>
       <w:tblPr/>
       <w:tcPr>
         <w:tcBorders>
@@ -15239,9 +14341,6 @@
       </w:tcPr>
     </w:tblStylePr>
     <w:tblStylePr w:type="nwCell">
-      <w:rPr>
-        <w:color w:val="FFFFFF" w:themeColor="background1"/>
-      </w:rPr>
       <w:tblPr/>
       <w:tcPr>
         <w:tcBorders>
@@ -15264,7 +14363,7 @@
       <w:spacing w:after="0" w:line="240" w:lineRule="auto"/>
     </w:pPr>
     <w:rPr>
-      <w:color w:val="000000" w:themeColor="text1"/>
+      <w:color w:val="000000"/>
     </w:rPr>
     <w:tblPr>
       <w:tblStyleRowBandSize w:val="1"/>
@@ -15290,7 +14389,7 @@
       <w:rPr>
         <w:b/>
         <w:bCs/>
-        <w:color w:val="1F497D" w:themeColor="text2"/>
+        <w:color w:val="000000"/>
       </w:rPr>
       <w:tblPr/>
       <w:tcPr>
@@ -15341,7 +14440,7 @@
       <w:spacing w:after="0" w:line="240" w:lineRule="auto"/>
     </w:pPr>
     <w:rPr>
-      <w:color w:val="000000" w:themeColor="text1"/>
+      <w:color w:val="000000"/>
     </w:rPr>
     <w:tblPr>
       <w:tblStyleRowBandSize w:val="1"/>
@@ -15367,7 +14466,7 @@
       <w:rPr>
         <w:b/>
         <w:bCs/>
-        <w:color w:val="1F497D" w:themeColor="text2"/>
+        <w:color w:val="000000"/>
       </w:rPr>
       <w:tblPr/>
       <w:tcPr>
@@ -15418,7 +14517,7 @@
       <w:spacing w:after="0" w:line="240" w:lineRule="auto"/>
     </w:pPr>
     <w:rPr>
-      <w:color w:val="000000" w:themeColor="text1"/>
+      <w:color w:val="000000"/>
     </w:rPr>
     <w:tblPr>
       <w:tblStyleRowBandSize w:val="1"/>
@@ -15444,7 +14543,7 @@
       <w:rPr>
         <w:b/>
         <w:bCs/>
-        <w:color w:val="1F497D" w:themeColor="text2"/>
+        <w:color w:val="000000"/>
       </w:rPr>
       <w:tblPr/>
       <w:tcPr>
@@ -15495,7 +14594,7 @@
       <w:spacing w:after="0" w:line="240" w:lineRule="auto"/>
     </w:pPr>
     <w:rPr>
-      <w:color w:val="000000" w:themeColor="text1"/>
+      <w:color w:val="000000"/>
     </w:rPr>
     <w:tblPr>
       <w:tblStyleRowBandSize w:val="1"/>
@@ -15521,7 +14620,7 @@
       <w:rPr>
         <w:b/>
         <w:bCs/>
-        <w:color w:val="1F497D" w:themeColor="text2"/>
+        <w:color w:val="000000"/>
       </w:rPr>
       <w:tblPr/>
       <w:tcPr>
@@ -15572,7 +14671,7 @@
       <w:spacing w:after="0" w:line="240" w:lineRule="auto"/>
     </w:pPr>
     <w:rPr>
-      <w:color w:val="000000" w:themeColor="text1"/>
+      <w:color w:val="000000"/>
     </w:rPr>
     <w:tblPr>
       <w:tblStyleRowBandSize w:val="1"/>
@@ -15598,7 +14697,7 @@
       <w:rPr>
         <w:b/>
         <w:bCs/>
-        <w:color w:val="1F497D" w:themeColor="text2"/>
+        <w:color w:val="000000"/>
       </w:rPr>
       <w:tblPr/>
       <w:tcPr>
@@ -15649,7 +14748,7 @@
       <w:spacing w:after="0" w:line="240" w:lineRule="auto"/>
     </w:pPr>
     <w:rPr>
-      <w:color w:val="000000" w:themeColor="text1"/>
+      <w:color w:val="000000"/>
     </w:rPr>
     <w:tblPr>
       <w:tblStyleRowBandSize w:val="1"/>
@@ -15675,7 +14774,7 @@
       <w:rPr>
         <w:b/>
         <w:bCs/>
-        <w:color w:val="1F497D" w:themeColor="text2"/>
+        <w:color w:val="000000"/>
       </w:rPr>
       <w:tblPr/>
       <w:tcPr>
@@ -15726,7 +14825,7 @@
       <w:spacing w:after="0" w:line="240" w:lineRule="auto"/>
     </w:pPr>
     <w:rPr>
-      <w:color w:val="000000" w:themeColor="text1"/>
+      <w:color w:val="000000"/>
     </w:rPr>
     <w:tblPr>
       <w:tblStyleRowBandSize w:val="1"/>
@@ -15752,7 +14851,7 @@
       <w:rPr>
         <w:b/>
         <w:bCs/>
-        <w:color w:val="1F497D" w:themeColor="text2"/>
+        <w:color w:val="000000"/>
       </w:rPr>
       <w:tblPr/>
       <w:tcPr>
@@ -15804,7 +14903,7 @@
     </w:pPr>
     <w:rPr>
       <w:rFonts w:asciiTheme="majorHAnsi" w:eastAsiaTheme="majorEastAsia" w:hAnsiTheme="majorHAnsi" w:cstheme="majorBidi"/>
-      <w:color w:val="000000" w:themeColor="text1"/>
+      <w:color w:val="000000"/>
     </w:rPr>
     <w:tblPr>
       <w:tblStyleRowBandSize w:val="1"/>
@@ -15925,7 +15024,7 @@
     </w:pPr>
     <w:rPr>
       <w:rFonts w:asciiTheme="majorHAnsi" w:eastAsiaTheme="majorEastAsia" w:hAnsiTheme="majorHAnsi" w:cstheme="majorBidi"/>
-      <w:color w:val="000000" w:themeColor="text1"/>
+      <w:color w:val="000000"/>
     </w:rPr>
     <w:tblPr>
       <w:tblStyleRowBandSize w:val="1"/>
@@ -16046,7 +15145,7 @@
     </w:pPr>
     <w:rPr>
       <w:rFonts w:asciiTheme="majorHAnsi" w:eastAsiaTheme="majorEastAsia" w:hAnsiTheme="majorHAnsi" w:cstheme="majorBidi"/>
-      <w:color w:val="000000" w:themeColor="text1"/>
+      <w:color w:val="000000"/>
     </w:rPr>
     <w:tblPr>
       <w:tblStyleRowBandSize w:val="1"/>
@@ -16167,7 +15266,7 @@
     </w:pPr>
     <w:rPr>
       <w:rFonts w:asciiTheme="majorHAnsi" w:eastAsiaTheme="majorEastAsia" w:hAnsiTheme="majorHAnsi" w:cstheme="majorBidi"/>
-      <w:color w:val="000000" w:themeColor="text1"/>
+      <w:color w:val="000000"/>
     </w:rPr>
     <w:tblPr>
       <w:tblStyleRowBandSize w:val="1"/>
@@ -16288,7 +15387,7 @@
     </w:pPr>
     <w:rPr>
       <w:rFonts w:asciiTheme="majorHAnsi" w:eastAsiaTheme="majorEastAsia" w:hAnsiTheme="majorHAnsi" w:cstheme="majorBidi"/>
-      <w:color w:val="000000" w:themeColor="text1"/>
+      <w:color w:val="000000"/>
     </w:rPr>
     <w:tblPr>
       <w:tblStyleRowBandSize w:val="1"/>
@@ -16409,7 +15508,7 @@
     </w:pPr>
     <w:rPr>
       <w:rFonts w:asciiTheme="majorHAnsi" w:eastAsiaTheme="majorEastAsia" w:hAnsiTheme="majorHAnsi" w:cstheme="majorBidi"/>
-      <w:color w:val="000000" w:themeColor="text1"/>
+      <w:color w:val="000000"/>
     </w:rPr>
     <w:tblPr>
       <w:tblStyleRowBandSize w:val="1"/>
@@ -16530,7 +15629,7 @@
     </w:pPr>
     <w:rPr>
       <w:rFonts w:asciiTheme="majorHAnsi" w:eastAsiaTheme="majorEastAsia" w:hAnsiTheme="majorHAnsi" w:cstheme="majorBidi"/>
-      <w:color w:val="000000" w:themeColor="text1"/>
+      <w:color w:val="000000"/>
     </w:rPr>
     <w:tblPr>
       <w:tblStyleRowBandSize w:val="1"/>
@@ -16649,6 +15748,9 @@
     <w:pPr>
       <w:spacing w:after="0" w:line="240" w:lineRule="auto"/>
     </w:pPr>
+    <w:rPr>
+      <w:color w:val="000000"/>
+    </w:rPr>
     <w:tblPr>
       <w:tblStyleRowBandSize w:val="1"/>
       <w:tblStyleColBandSize w:val="1"/>
@@ -16664,35 +15766,13 @@
     <w:tcPr>
       <w:shd w:val="clear" w:color="auto" w:fill="C0C0C0" w:themeFill="text1" w:themeFillTint="3F"/>
     </w:tcPr>
-    <w:tblStylePr w:type="firstRow">
-      <w:rPr>
-        <w:b/>
-        <w:bCs/>
-      </w:rPr>
-    </w:tblStylePr>
     <w:tblStylePr w:type="lastRow">
-      <w:rPr>
-        <w:b/>
-        <w:bCs/>
-      </w:rPr>
       <w:tblPr/>
       <w:tcPr>
         <w:tcBorders>
           <w:top w:val="single" w:sz="18" w:space="0" w:color="404040" w:themeColor="text1" w:themeTint="BF"/>
         </w:tcBorders>
       </w:tcPr>
-    </w:tblStylePr>
-    <w:tblStylePr w:type="firstCol">
-      <w:rPr>
-        <w:b/>
-        <w:bCs/>
-      </w:rPr>
-    </w:tblStylePr>
-    <w:tblStylePr w:type="lastCol">
-      <w:rPr>
-        <w:b/>
-        <w:bCs/>
-      </w:rPr>
     </w:tblStylePr>
     <w:tblStylePr w:type="band1Vert">
       <w:tblPr/>
@@ -16715,6 +15795,9 @@
     <w:pPr>
       <w:spacing w:after="0" w:line="240" w:lineRule="auto"/>
     </w:pPr>
+    <w:rPr>
+      <w:color w:val="000000"/>
+    </w:rPr>
     <w:tblPr>
       <w:tblStyleRowBandSize w:val="1"/>
       <w:tblStyleColBandSize w:val="1"/>
@@ -16730,35 +15813,13 @@
     <w:tcPr>
       <w:shd w:val="clear" w:color="auto" w:fill="D3DFEE" w:themeFill="accent1" w:themeFillTint="3F"/>
     </w:tcPr>
-    <w:tblStylePr w:type="firstRow">
-      <w:rPr>
-        <w:b/>
-        <w:bCs/>
-      </w:rPr>
-    </w:tblStylePr>
     <w:tblStylePr w:type="lastRow">
-      <w:rPr>
-        <w:b/>
-        <w:bCs/>
-      </w:rPr>
       <w:tblPr/>
       <w:tcPr>
         <w:tcBorders>
           <w:top w:val="single" w:sz="18" w:space="0" w:color="7BA0CD" w:themeColor="accent1" w:themeTint="BF"/>
         </w:tcBorders>
       </w:tcPr>
-    </w:tblStylePr>
-    <w:tblStylePr w:type="firstCol">
-      <w:rPr>
-        <w:b/>
-        <w:bCs/>
-      </w:rPr>
-    </w:tblStylePr>
-    <w:tblStylePr w:type="lastCol">
-      <w:rPr>
-        <w:b/>
-        <w:bCs/>
-      </w:rPr>
     </w:tblStylePr>
     <w:tblStylePr w:type="band1Vert">
       <w:tblPr/>
@@ -16781,6 +15842,9 @@
     <w:pPr>
       <w:spacing w:after="0" w:line="240" w:lineRule="auto"/>
     </w:pPr>
+    <w:rPr>
+      <w:color w:val="000000"/>
+    </w:rPr>
     <w:tblPr>
       <w:tblStyleRowBandSize w:val="1"/>
       <w:tblStyleColBandSize w:val="1"/>
@@ -16796,35 +15860,13 @@
     <w:tcPr>
       <w:shd w:val="clear" w:color="auto" w:fill="EFD3D2" w:themeFill="accent2" w:themeFillTint="3F"/>
     </w:tcPr>
-    <w:tblStylePr w:type="firstRow">
-      <w:rPr>
-        <w:b/>
-        <w:bCs/>
-      </w:rPr>
-    </w:tblStylePr>
     <w:tblStylePr w:type="lastRow">
-      <w:rPr>
-        <w:b/>
-        <w:bCs/>
-      </w:rPr>
       <w:tblPr/>
       <w:tcPr>
         <w:tcBorders>
           <w:top w:val="single" w:sz="18" w:space="0" w:color="CF7B79" w:themeColor="accent2" w:themeTint="BF"/>
         </w:tcBorders>
       </w:tcPr>
-    </w:tblStylePr>
-    <w:tblStylePr w:type="firstCol">
-      <w:rPr>
-        <w:b/>
-        <w:bCs/>
-      </w:rPr>
-    </w:tblStylePr>
-    <w:tblStylePr w:type="lastCol">
-      <w:rPr>
-        <w:b/>
-        <w:bCs/>
-      </w:rPr>
     </w:tblStylePr>
     <w:tblStylePr w:type="band1Vert">
       <w:tblPr/>
@@ -16847,6 +15889,9 @@
     <w:pPr>
       <w:spacing w:after="0" w:line="240" w:lineRule="auto"/>
     </w:pPr>
+    <w:rPr>
+      <w:color w:val="000000"/>
+    </w:rPr>
     <w:tblPr>
       <w:tblStyleRowBandSize w:val="1"/>
       <w:tblStyleColBandSize w:val="1"/>
@@ -16862,35 +15907,13 @@
     <w:tcPr>
       <w:shd w:val="clear" w:color="auto" w:fill="E6EED5" w:themeFill="accent3" w:themeFillTint="3F"/>
     </w:tcPr>
-    <w:tblStylePr w:type="firstRow">
-      <w:rPr>
-        <w:b/>
-        <w:bCs/>
-      </w:rPr>
-    </w:tblStylePr>
     <w:tblStylePr w:type="lastRow">
-      <w:rPr>
-        <w:b/>
-        <w:bCs/>
-      </w:rPr>
       <w:tblPr/>
       <w:tcPr>
         <w:tcBorders>
           <w:top w:val="single" w:sz="18" w:space="0" w:color="B3CC82" w:themeColor="accent3" w:themeTint="BF"/>
         </w:tcBorders>
       </w:tcPr>
-    </w:tblStylePr>
-    <w:tblStylePr w:type="firstCol">
-      <w:rPr>
-        <w:b/>
-        <w:bCs/>
-      </w:rPr>
-    </w:tblStylePr>
-    <w:tblStylePr w:type="lastCol">
-      <w:rPr>
-        <w:b/>
-        <w:bCs/>
-      </w:rPr>
     </w:tblStylePr>
     <w:tblStylePr w:type="band1Vert">
       <w:tblPr/>
@@ -16913,6 +15936,9 @@
     <w:pPr>
       <w:spacing w:after="0" w:line="240" w:lineRule="auto"/>
     </w:pPr>
+    <w:rPr>
+      <w:color w:val="000000"/>
+    </w:rPr>
     <w:tblPr>
       <w:tblStyleRowBandSize w:val="1"/>
       <w:tblStyleColBandSize w:val="1"/>
@@ -16928,35 +15954,13 @@
     <w:tcPr>
       <w:shd w:val="clear" w:color="auto" w:fill="DFD8E8" w:themeFill="accent4" w:themeFillTint="3F"/>
     </w:tcPr>
-    <w:tblStylePr w:type="firstRow">
-      <w:rPr>
-        <w:b/>
-        <w:bCs/>
-      </w:rPr>
-    </w:tblStylePr>
     <w:tblStylePr w:type="lastRow">
-      <w:rPr>
-        <w:b/>
-        <w:bCs/>
-      </w:rPr>
       <w:tblPr/>
       <w:tcPr>
         <w:tcBorders>
           <w:top w:val="single" w:sz="18" w:space="0" w:color="9F8AB9" w:themeColor="accent4" w:themeTint="BF"/>
         </w:tcBorders>
       </w:tcPr>
-    </w:tblStylePr>
-    <w:tblStylePr w:type="firstCol">
-      <w:rPr>
-        <w:b/>
-        <w:bCs/>
-      </w:rPr>
-    </w:tblStylePr>
-    <w:tblStylePr w:type="lastCol">
-      <w:rPr>
-        <w:b/>
-        <w:bCs/>
-      </w:rPr>
     </w:tblStylePr>
     <w:tblStylePr w:type="band1Vert">
       <w:tblPr/>
@@ -16979,6 +15983,9 @@
     <w:pPr>
       <w:spacing w:after="0" w:line="240" w:lineRule="auto"/>
     </w:pPr>
+    <w:rPr>
+      <w:color w:val="000000"/>
+    </w:rPr>
     <w:tblPr>
       <w:tblStyleRowBandSize w:val="1"/>
       <w:tblStyleColBandSize w:val="1"/>
@@ -16994,35 +16001,13 @@
     <w:tcPr>
       <w:shd w:val="clear" w:color="auto" w:fill="D2EAF1" w:themeFill="accent5" w:themeFillTint="3F"/>
     </w:tcPr>
-    <w:tblStylePr w:type="firstRow">
-      <w:rPr>
-        <w:b/>
-        <w:bCs/>
-      </w:rPr>
-    </w:tblStylePr>
     <w:tblStylePr w:type="lastRow">
-      <w:rPr>
-        <w:b/>
-        <w:bCs/>
-      </w:rPr>
       <w:tblPr/>
       <w:tcPr>
         <w:tcBorders>
           <w:top w:val="single" w:sz="18" w:space="0" w:color="78C0D4" w:themeColor="accent5" w:themeTint="BF"/>
         </w:tcBorders>
       </w:tcPr>
-    </w:tblStylePr>
-    <w:tblStylePr w:type="firstCol">
-      <w:rPr>
-        <w:b/>
-        <w:bCs/>
-      </w:rPr>
-    </w:tblStylePr>
-    <w:tblStylePr w:type="lastCol">
-      <w:rPr>
-        <w:b/>
-        <w:bCs/>
-      </w:rPr>
     </w:tblStylePr>
     <w:tblStylePr w:type="band1Vert">
       <w:tblPr/>
@@ -17045,6 +16030,9 @@
     <w:pPr>
       <w:spacing w:after="0" w:line="240" w:lineRule="auto"/>
     </w:pPr>
+    <w:rPr>
+      <w:color w:val="000000"/>
+    </w:rPr>
     <w:tblPr>
       <w:tblStyleRowBandSize w:val="1"/>
       <w:tblStyleColBandSize w:val="1"/>
@@ -17060,35 +16048,13 @@
     <w:tcPr>
       <w:shd w:val="clear" w:color="auto" w:fill="FDE4D0" w:themeFill="accent6" w:themeFillTint="3F"/>
     </w:tcPr>
-    <w:tblStylePr w:type="firstRow">
-      <w:rPr>
-        <w:b/>
-        <w:bCs/>
-      </w:rPr>
-    </w:tblStylePr>
     <w:tblStylePr w:type="lastRow">
-      <w:rPr>
-        <w:b/>
-        <w:bCs/>
-      </w:rPr>
       <w:tblPr/>
       <w:tcPr>
         <w:tcBorders>
           <w:top w:val="single" w:sz="18" w:space="0" w:color="F9B074" w:themeColor="accent6" w:themeTint="BF"/>
         </w:tcBorders>
       </w:tcPr>
-    </w:tblStylePr>
-    <w:tblStylePr w:type="firstCol">
-      <w:rPr>
-        <w:b/>
-        <w:bCs/>
-      </w:rPr>
-    </w:tblStylePr>
-    <w:tblStylePr w:type="lastCol">
-      <w:rPr>
-        <w:b/>
-        <w:bCs/>
-      </w:rPr>
     </w:tblStylePr>
     <w:tblStylePr w:type="band1Vert">
       <w:tblPr/>
@@ -17113,7 +16079,7 @@
     </w:pPr>
     <w:rPr>
       <w:rFonts w:asciiTheme="majorHAnsi" w:eastAsiaTheme="majorEastAsia" w:hAnsiTheme="majorHAnsi" w:cstheme="majorBidi"/>
-      <w:color w:val="000000" w:themeColor="text1"/>
+      <w:color w:val="000000"/>
     </w:rPr>
     <w:tblPr>
       <w:tblStyleRowBandSize w:val="1"/>
@@ -17134,7 +16100,7 @@
       <w:rPr>
         <w:b/>
         <w:bCs/>
-        <w:color w:val="000000" w:themeColor="text1"/>
+        <w:color w:val="000000"/>
       </w:rPr>
       <w:tblPr/>
       <w:tcPr>
@@ -17145,7 +16111,7 @@
       <w:rPr>
         <w:b/>
         <w:bCs/>
-        <w:color w:val="000000" w:themeColor="text1"/>
+        <w:color w:val="000000"/>
       </w:rPr>
       <w:tblPr/>
       <w:tcPr>
@@ -17164,7 +16130,7 @@
       <w:rPr>
         <w:b/>
         <w:bCs/>
-        <w:color w:val="000000" w:themeColor="text1"/>
+        <w:color w:val="000000"/>
       </w:rPr>
       <w:tblPr/>
       <w:tcPr>
@@ -17183,7 +16149,7 @@
       <w:rPr>
         <w:b w:val="0"/>
         <w:bCs w:val="0"/>
-        <w:color w:val="000000" w:themeColor="text1"/>
+        <w:color w:val="000000"/>
       </w:rPr>
       <w:tblPr/>
       <w:tcPr>
@@ -17231,7 +16197,7 @@
     </w:pPr>
     <w:rPr>
       <w:rFonts w:asciiTheme="majorHAnsi" w:eastAsiaTheme="majorEastAsia" w:hAnsiTheme="majorHAnsi" w:cstheme="majorBidi"/>
-      <w:color w:val="000000" w:themeColor="text1"/>
+      <w:color w:val="000000"/>
     </w:rPr>
     <w:tblPr>
       <w:tblStyleRowBandSize w:val="1"/>
@@ -17252,7 +16218,7 @@
       <w:rPr>
         <w:b/>
         <w:bCs/>
-        <w:color w:val="000000" w:themeColor="text1"/>
+        <w:color w:val="000000"/>
       </w:rPr>
       <w:tblPr/>
       <w:tcPr>
@@ -17263,7 +16229,7 @@
       <w:rPr>
         <w:b/>
         <w:bCs/>
-        <w:color w:val="000000" w:themeColor="text1"/>
+        <w:color w:val="000000"/>
       </w:rPr>
       <w:tblPr/>
       <w:tcPr>
@@ -17282,7 +16248,7 @@
       <w:rPr>
         <w:b/>
         <w:bCs/>
-        <w:color w:val="000000" w:themeColor="text1"/>
+        <w:color w:val="000000"/>
       </w:rPr>
       <w:tblPr/>
       <w:tcPr>
@@ -17301,7 +16267,7 @@
       <w:rPr>
         <w:b w:val="0"/>
         <w:bCs w:val="0"/>
-        <w:color w:val="000000" w:themeColor="text1"/>
+        <w:color w:val="000000"/>
       </w:rPr>
       <w:tblPr/>
       <w:tcPr>
@@ -17349,7 +16315,7 @@
     </w:pPr>
     <w:rPr>
       <w:rFonts w:asciiTheme="majorHAnsi" w:eastAsiaTheme="majorEastAsia" w:hAnsiTheme="majorHAnsi" w:cstheme="majorBidi"/>
-      <w:color w:val="000000" w:themeColor="text1"/>
+      <w:color w:val="000000"/>
     </w:rPr>
     <w:tblPr>
       <w:tblStyleRowBandSize w:val="1"/>
@@ -17370,7 +16336,7 @@
       <w:rPr>
         <w:b/>
         <w:bCs/>
-        <w:color w:val="000000" w:themeColor="text1"/>
+        <w:color w:val="000000"/>
       </w:rPr>
       <w:tblPr/>
       <w:tcPr>
@@ -17381,7 +16347,7 @@
       <w:rPr>
         <w:b/>
         <w:bCs/>
-        <w:color w:val="000000" w:themeColor="text1"/>
+        <w:color w:val="000000"/>
       </w:rPr>
       <w:tblPr/>
       <w:tcPr>
@@ -17400,7 +16366,7 @@
       <w:rPr>
         <w:b/>
         <w:bCs/>
-        <w:color w:val="000000" w:themeColor="text1"/>
+        <w:color w:val="000000"/>
       </w:rPr>
       <w:tblPr/>
       <w:tcPr>
@@ -17419,7 +16385,7 @@
       <w:rPr>
         <w:b w:val="0"/>
         <w:bCs w:val="0"/>
-        <w:color w:val="000000" w:themeColor="text1"/>
+        <w:color w:val="000000"/>
       </w:rPr>
       <w:tblPr/>
       <w:tcPr>
@@ -17467,7 +16433,7 @@
     </w:pPr>
     <w:rPr>
       <w:rFonts w:asciiTheme="majorHAnsi" w:eastAsiaTheme="majorEastAsia" w:hAnsiTheme="majorHAnsi" w:cstheme="majorBidi"/>
-      <w:color w:val="000000" w:themeColor="text1"/>
+      <w:color w:val="000000"/>
     </w:rPr>
     <w:tblPr>
       <w:tblStyleRowBandSize w:val="1"/>
@@ -17488,7 +16454,7 @@
       <w:rPr>
         <w:b/>
         <w:bCs/>
-        <w:color w:val="000000" w:themeColor="text1"/>
+        <w:color w:val="000000"/>
       </w:rPr>
       <w:tblPr/>
       <w:tcPr>
@@ -17499,7 +16465,7 @@
       <w:rPr>
         <w:b/>
         <w:bCs/>
-        <w:color w:val="000000" w:themeColor="text1"/>
+        <w:color w:val="000000"/>
       </w:rPr>
       <w:tblPr/>
       <w:tcPr>
@@ -17518,7 +16484,7 @@
       <w:rPr>
         <w:b/>
         <w:bCs/>
-        <w:color w:val="000000" w:themeColor="text1"/>
+        <w:color w:val="000000"/>
       </w:rPr>
       <w:tblPr/>
       <w:tcPr>
@@ -17537,7 +16503,7 @@
       <w:rPr>
         <w:b w:val="0"/>
         <w:bCs w:val="0"/>
-        <w:color w:val="000000" w:themeColor="text1"/>
+        <w:color w:val="000000"/>
       </w:rPr>
       <w:tblPr/>
       <w:tcPr>
@@ -17585,7 +16551,7 @@
     </w:pPr>
     <w:rPr>
       <w:rFonts w:asciiTheme="majorHAnsi" w:eastAsiaTheme="majorEastAsia" w:hAnsiTheme="majorHAnsi" w:cstheme="majorBidi"/>
-      <w:color w:val="000000" w:themeColor="text1"/>
+      <w:color w:val="000000"/>
     </w:rPr>
     <w:tblPr>
       <w:tblStyleRowBandSize w:val="1"/>
@@ -17606,7 +16572,7 @@
       <w:rPr>
         <w:b/>
         <w:bCs/>
-        <w:color w:val="000000" w:themeColor="text1"/>
+        <w:color w:val="000000"/>
       </w:rPr>
       <w:tblPr/>
       <w:tcPr>
@@ -17617,7 +16583,7 @@
       <w:rPr>
         <w:b/>
         <w:bCs/>
-        <w:color w:val="000000" w:themeColor="text1"/>
+        <w:color w:val="000000"/>
       </w:rPr>
       <w:tblPr/>
       <w:tcPr>
@@ -17636,7 +16602,7 @@
       <w:rPr>
         <w:b/>
         <w:bCs/>
-        <w:color w:val="000000" w:themeColor="text1"/>
+        <w:color w:val="000000"/>
       </w:rPr>
       <w:tblPr/>
       <w:tcPr>
@@ -17655,7 +16621,7 @@
       <w:rPr>
         <w:b w:val="0"/>
         <w:bCs w:val="0"/>
-        <w:color w:val="000000" w:themeColor="text1"/>
+        <w:color w:val="000000"/>
       </w:rPr>
       <w:tblPr/>
       <w:tcPr>
@@ -17703,7 +16669,7 @@
     </w:pPr>
     <w:rPr>
       <w:rFonts w:asciiTheme="majorHAnsi" w:eastAsiaTheme="majorEastAsia" w:hAnsiTheme="majorHAnsi" w:cstheme="majorBidi"/>
-      <w:color w:val="000000" w:themeColor="text1"/>
+      <w:color w:val="000000"/>
     </w:rPr>
     <w:tblPr>
       <w:tblStyleRowBandSize w:val="1"/>
@@ -17724,7 +16690,7 @@
       <w:rPr>
         <w:b/>
         <w:bCs/>
-        <w:color w:val="000000" w:themeColor="text1"/>
+        <w:color w:val="000000"/>
       </w:rPr>
       <w:tblPr/>
       <w:tcPr>
@@ -17735,7 +16701,7 @@
       <w:rPr>
         <w:b/>
         <w:bCs/>
-        <w:color w:val="000000" w:themeColor="text1"/>
+        <w:color w:val="000000"/>
       </w:rPr>
       <w:tblPr/>
       <w:tcPr>
@@ -17754,7 +16720,7 @@
       <w:rPr>
         <w:b/>
         <w:bCs/>
-        <w:color w:val="000000" w:themeColor="text1"/>
+        <w:color w:val="000000"/>
       </w:rPr>
       <w:tblPr/>
       <w:tcPr>
@@ -17773,7 +16739,7 @@
       <w:rPr>
         <w:b w:val="0"/>
         <w:bCs w:val="0"/>
-        <w:color w:val="000000" w:themeColor="text1"/>
+        <w:color w:val="000000"/>
       </w:rPr>
       <w:tblPr/>
       <w:tcPr>
@@ -17821,7 +16787,7 @@
     </w:pPr>
     <w:rPr>
       <w:rFonts w:asciiTheme="majorHAnsi" w:eastAsiaTheme="majorEastAsia" w:hAnsiTheme="majorHAnsi" w:cstheme="majorBidi"/>
-      <w:color w:val="000000" w:themeColor="text1"/>
+      <w:color w:val="000000"/>
     </w:rPr>
     <w:tblPr>
       <w:tblStyleRowBandSize w:val="1"/>
@@ -17842,7 +16808,7 @@
       <w:rPr>
         <w:b/>
         <w:bCs/>
-        <w:color w:val="000000" w:themeColor="text1"/>
+        <w:color w:val="000000"/>
       </w:rPr>
       <w:tblPr/>
       <w:tcPr>
@@ -17853,7 +16819,7 @@
       <w:rPr>
         <w:b/>
         <w:bCs/>
-        <w:color w:val="000000" w:themeColor="text1"/>
+        <w:color w:val="000000"/>
       </w:rPr>
       <w:tblPr/>
       <w:tcPr>
@@ -17872,7 +16838,7 @@
       <w:rPr>
         <w:b/>
         <w:bCs/>
-        <w:color w:val="000000" w:themeColor="text1"/>
+        <w:color w:val="000000"/>
       </w:rPr>
       <w:tblPr/>
       <w:tcPr>
@@ -17891,7 +16857,7 @@
       <w:rPr>
         <w:b w:val="0"/>
         <w:bCs w:val="0"/>
-        <w:color w:val="000000" w:themeColor="text1"/>
+        <w:color w:val="000000"/>
       </w:rPr>
       <w:tblPr/>
       <w:tcPr>
@@ -17937,6 +16903,9 @@
     <w:pPr>
       <w:spacing w:after="0" w:line="240" w:lineRule="auto"/>
     </w:pPr>
+    <w:rPr>
+      <w:color w:val="000000"/>
+    </w:rPr>
     <w:tblPr>
       <w:tblStyleRowBandSize w:val="1"/>
       <w:tblStyleColBandSize w:val="1"/>
@@ -17953,13 +16922,6 @@
       <w:shd w:val="clear" w:color="auto" w:fill="C0C0C0" w:themeFill="text1" w:themeFillTint="3F"/>
     </w:tcPr>
     <w:tblStylePr w:type="firstRow">
-      <w:rPr>
-        <w:b/>
-        <w:bCs/>
-        <w:i w:val="0"/>
-        <w:iCs w:val="0"/>
-        <w:color w:val="FFFFFF" w:themeColor="background1"/>
-      </w:rPr>
       <w:tblPr/>
       <w:tcPr>
         <w:tcBorders>
@@ -17974,13 +16936,6 @@
       </w:tcPr>
     </w:tblStylePr>
     <w:tblStylePr w:type="lastRow">
-      <w:rPr>
-        <w:b/>
-        <w:bCs/>
-        <w:i w:val="0"/>
-        <w:iCs w:val="0"/>
-        <w:color w:val="FFFFFF" w:themeColor="background1"/>
-      </w:rPr>
       <w:tblPr/>
       <w:tcPr>
         <w:tcBorders>
@@ -17995,13 +16950,6 @@
       </w:tcPr>
     </w:tblStylePr>
     <w:tblStylePr w:type="firstCol">
-      <w:rPr>
-        <w:b/>
-        <w:bCs/>
-        <w:i w:val="0"/>
-        <w:iCs w:val="0"/>
-        <w:color w:val="FFFFFF" w:themeColor="background1"/>
-      </w:rPr>
       <w:tblPr/>
       <w:tcPr>
         <w:tcBorders>
@@ -18014,13 +16962,6 @@
       </w:tcPr>
     </w:tblStylePr>
     <w:tblStylePr w:type="lastCol">
-      <w:rPr>
-        <w:b/>
-        <w:bCs/>
-        <w:i w:val="0"/>
-        <w:iCs w:val="0"/>
-        <w:color w:val="FFFFFF" w:themeColor="background1"/>
-      </w:rPr>
       <w:tblPr/>
       <w:tcPr>
         <w:tcBorders>
@@ -18071,6 +17012,9 @@
     <w:pPr>
       <w:spacing w:after="0" w:line="240" w:lineRule="auto"/>
     </w:pPr>
+    <w:rPr>
+      <w:color w:val="000000"/>
+    </w:rPr>
     <w:tblPr>
       <w:tblStyleRowBandSize w:val="1"/>
       <w:tblStyleColBandSize w:val="1"/>
@@ -18087,13 +17031,6 @@
       <w:shd w:val="clear" w:color="auto" w:fill="D3DFEE" w:themeFill="accent1" w:themeFillTint="3F"/>
     </w:tcPr>
     <w:tblStylePr w:type="firstRow">
-      <w:rPr>
-        <w:b/>
-        <w:bCs/>
-        <w:i w:val="0"/>
-        <w:iCs w:val="0"/>
-        <w:color w:val="FFFFFF" w:themeColor="background1"/>
-      </w:rPr>
       <w:tblPr/>
       <w:tcPr>
         <w:tcBorders>
@@ -18108,13 +17045,6 @@
       </w:tcPr>
     </w:tblStylePr>
     <w:tblStylePr w:type="lastRow">
-      <w:rPr>
-        <w:b/>
-        <w:bCs/>
-        <w:i w:val="0"/>
-        <w:iCs w:val="0"/>
-        <w:color w:val="FFFFFF" w:themeColor="background1"/>
-      </w:rPr>
       <w:tblPr/>
       <w:tcPr>
         <w:tcBorders>
@@ -18129,13 +17059,6 @@
       </w:tcPr>
     </w:tblStylePr>
     <w:tblStylePr w:type="firstCol">
-      <w:rPr>
-        <w:b/>
-        <w:bCs/>
-        <w:i w:val="0"/>
-        <w:iCs w:val="0"/>
-        <w:color w:val="FFFFFF" w:themeColor="background1"/>
-      </w:rPr>
       <w:tblPr/>
       <w:tcPr>
         <w:tcBorders>
@@ -18148,13 +17071,6 @@
       </w:tcPr>
     </w:tblStylePr>
     <w:tblStylePr w:type="lastCol">
-      <w:rPr>
-        <w:b/>
-        <w:bCs/>
-        <w:i w:val="0"/>
-        <w:iCs w:val="0"/>
-        <w:color w:val="FFFFFF" w:themeColor="background1"/>
-      </w:rPr>
       <w:tblPr/>
       <w:tcPr>
         <w:tcBorders>
@@ -18205,6 +17121,9 @@
     <w:pPr>
       <w:spacing w:after="0" w:line="240" w:lineRule="auto"/>
     </w:pPr>
+    <w:rPr>
+      <w:color w:val="000000"/>
+    </w:rPr>
     <w:tblPr>
       <w:tblStyleRowBandSize w:val="1"/>
       <w:tblStyleColBandSize w:val="1"/>
@@ -18221,13 +17140,6 @@
       <w:shd w:val="clear" w:color="auto" w:fill="EFD3D2" w:themeFill="accent2" w:themeFillTint="3F"/>
     </w:tcPr>
     <w:tblStylePr w:type="firstRow">
-      <w:rPr>
-        <w:b/>
-        <w:bCs/>
-        <w:i w:val="0"/>
-        <w:iCs w:val="0"/>
-        <w:color w:val="FFFFFF" w:themeColor="background1"/>
-      </w:rPr>
       <w:tblPr/>
       <w:tcPr>
         <w:tcBorders>
@@ -18242,13 +17154,6 @@
       </w:tcPr>
     </w:tblStylePr>
     <w:tblStylePr w:type="lastRow">
-      <w:rPr>
-        <w:b/>
-        <w:bCs/>
-        <w:i w:val="0"/>
-        <w:iCs w:val="0"/>
-        <w:color w:val="FFFFFF" w:themeColor="background1"/>
-      </w:rPr>
       <w:tblPr/>
       <w:tcPr>
         <w:tcBorders>
@@ -18263,13 +17168,6 @@
       </w:tcPr>
     </w:tblStylePr>
     <w:tblStylePr w:type="firstCol">
-      <w:rPr>
-        <w:b/>
-        <w:bCs/>
-        <w:i w:val="0"/>
-        <w:iCs w:val="0"/>
-        <w:color w:val="FFFFFF" w:themeColor="background1"/>
-      </w:rPr>
       <w:tblPr/>
       <w:tcPr>
         <w:tcBorders>
@@ -18282,13 +17180,6 @@
       </w:tcPr>
     </w:tblStylePr>
     <w:tblStylePr w:type="lastCol">
-      <w:rPr>
-        <w:b/>
-        <w:bCs/>
-        <w:i w:val="0"/>
-        <w:iCs w:val="0"/>
-        <w:color w:val="FFFFFF" w:themeColor="background1"/>
-      </w:rPr>
       <w:tblPr/>
       <w:tcPr>
         <w:tcBorders>
@@ -18339,6 +17230,9 @@
     <w:pPr>
       <w:spacing w:after="0" w:line="240" w:lineRule="auto"/>
     </w:pPr>
+    <w:rPr>
+      <w:color w:val="000000"/>
+    </w:rPr>
     <w:tblPr>
       <w:tblStyleRowBandSize w:val="1"/>
       <w:tblStyleColBandSize w:val="1"/>
@@ -18355,13 +17249,6 @@
       <w:shd w:val="clear" w:color="auto" w:fill="E6EED5" w:themeFill="accent3" w:themeFillTint="3F"/>
     </w:tcPr>
     <w:tblStylePr w:type="firstRow">
-      <w:rPr>
-        <w:b/>
-        <w:bCs/>
-        <w:i w:val="0"/>
-        <w:iCs w:val="0"/>
-        <w:color w:val="FFFFFF" w:themeColor="background1"/>
-      </w:rPr>
       <w:tblPr/>
       <w:tcPr>
         <w:tcBorders>
@@ -18376,13 +17263,6 @@
       </w:tcPr>
     </w:tblStylePr>
     <w:tblStylePr w:type="lastRow">
-      <w:rPr>
-        <w:b/>
-        <w:bCs/>
-        <w:i w:val="0"/>
-        <w:iCs w:val="0"/>
-        <w:color w:val="FFFFFF" w:themeColor="background1"/>
-      </w:rPr>
       <w:tblPr/>
       <w:tcPr>
         <w:tcBorders>
@@ -18397,13 +17277,6 @@
       </w:tcPr>
     </w:tblStylePr>
     <w:tblStylePr w:type="firstCol">
-      <w:rPr>
-        <w:b/>
-        <w:bCs/>
-        <w:i w:val="0"/>
-        <w:iCs w:val="0"/>
-        <w:color w:val="FFFFFF" w:themeColor="background1"/>
-      </w:rPr>
       <w:tblPr/>
       <w:tcPr>
         <w:tcBorders>
@@ -18416,13 +17289,6 @@
       </w:tcPr>
     </w:tblStylePr>
     <w:tblStylePr w:type="lastCol">
-      <w:rPr>
-        <w:b/>
-        <w:bCs/>
-        <w:i w:val="0"/>
-        <w:iCs w:val="0"/>
-        <w:color w:val="FFFFFF" w:themeColor="background1"/>
-      </w:rPr>
       <w:tblPr/>
       <w:tcPr>
         <w:tcBorders>
@@ -18473,6 +17339,9 @@
     <w:pPr>
       <w:spacing w:after="0" w:line="240" w:lineRule="auto"/>
     </w:pPr>
+    <w:rPr>
+      <w:color w:val="000000"/>
+    </w:rPr>
     <w:tblPr>
       <w:tblStyleRowBandSize w:val="1"/>
       <w:tblStyleColBandSize w:val="1"/>
@@ -18489,13 +17358,6 @@
       <w:shd w:val="clear" w:color="auto" w:fill="DFD8E8" w:themeFill="accent4" w:themeFillTint="3F"/>
     </w:tcPr>
     <w:tblStylePr w:type="firstRow">
-      <w:rPr>
-        <w:b/>
-        <w:bCs/>
-        <w:i w:val="0"/>
-        <w:iCs w:val="0"/>
-        <w:color w:val="FFFFFF" w:themeColor="background1"/>
-      </w:rPr>
       <w:tblPr/>
       <w:tcPr>
         <w:tcBorders>
@@ -18510,13 +17372,6 @@
       </w:tcPr>
     </w:tblStylePr>
     <w:tblStylePr w:type="lastRow">
-      <w:rPr>
-        <w:b/>
-        <w:bCs/>
-        <w:i w:val="0"/>
-        <w:iCs w:val="0"/>
-        <w:color w:val="FFFFFF" w:themeColor="background1"/>
-      </w:rPr>
       <w:tblPr/>
       <w:tcPr>
         <w:tcBorders>
@@ -18531,13 +17386,6 @@
       </w:tcPr>
     </w:tblStylePr>
     <w:tblStylePr w:type="firstCol">
-      <w:rPr>
-        <w:b/>
-        <w:bCs/>
-        <w:i w:val="0"/>
-        <w:iCs w:val="0"/>
-        <w:color w:val="FFFFFF" w:themeColor="background1"/>
-      </w:rPr>
       <w:tblPr/>
       <w:tcPr>
         <w:tcBorders>
@@ -18550,13 +17398,6 @@
       </w:tcPr>
     </w:tblStylePr>
     <w:tblStylePr w:type="lastCol">
-      <w:rPr>
-        <w:b/>
-        <w:bCs/>
-        <w:i w:val="0"/>
-        <w:iCs w:val="0"/>
-        <w:color w:val="FFFFFF" w:themeColor="background1"/>
-      </w:rPr>
       <w:tblPr/>
       <w:tcPr>
         <w:tcBorders>
@@ -18607,6 +17448,9 @@
     <w:pPr>
       <w:spacing w:after="0" w:line="240" w:lineRule="auto"/>
     </w:pPr>
+    <w:rPr>
+      <w:color w:val="000000"/>
+    </w:rPr>
     <w:tblPr>
       <w:tblStyleRowBandSize w:val="1"/>
       <w:tblStyleColBandSize w:val="1"/>
@@ -18623,13 +17467,6 @@
       <w:shd w:val="clear" w:color="auto" w:fill="D2EAF1" w:themeFill="accent5" w:themeFillTint="3F"/>
     </w:tcPr>
     <w:tblStylePr w:type="firstRow">
-      <w:rPr>
-        <w:b/>
-        <w:bCs/>
-        <w:i w:val="0"/>
-        <w:iCs w:val="0"/>
-        <w:color w:val="FFFFFF" w:themeColor="background1"/>
-      </w:rPr>
       <w:tblPr/>
       <w:tcPr>
         <w:tcBorders>
@@ -18644,13 +17481,6 @@
       </w:tcPr>
     </w:tblStylePr>
     <w:tblStylePr w:type="lastRow">
-      <w:rPr>
-        <w:b/>
-        <w:bCs/>
-        <w:i w:val="0"/>
-        <w:iCs w:val="0"/>
-        <w:color w:val="FFFFFF" w:themeColor="background1"/>
-      </w:rPr>
       <w:tblPr/>
       <w:tcPr>
         <w:tcBorders>
@@ -18665,13 +17495,6 @@
       </w:tcPr>
     </w:tblStylePr>
     <w:tblStylePr w:type="firstCol">
-      <w:rPr>
-        <w:b/>
-        <w:bCs/>
-        <w:i w:val="0"/>
-        <w:iCs w:val="0"/>
-        <w:color w:val="FFFFFF" w:themeColor="background1"/>
-      </w:rPr>
       <w:tblPr/>
       <w:tcPr>
         <w:tcBorders>
@@ -18684,13 +17507,6 @@
       </w:tcPr>
     </w:tblStylePr>
     <w:tblStylePr w:type="lastCol">
-      <w:rPr>
-        <w:b/>
-        <w:bCs/>
-        <w:i w:val="0"/>
-        <w:iCs w:val="0"/>
-        <w:color w:val="FFFFFF" w:themeColor="background1"/>
-      </w:rPr>
       <w:tblPr/>
       <w:tcPr>
         <w:tcBorders>
@@ -18741,6 +17557,9 @@
     <w:pPr>
       <w:spacing w:after="0" w:line="240" w:lineRule="auto"/>
     </w:pPr>
+    <w:rPr>
+      <w:color w:val="000000"/>
+    </w:rPr>
     <w:tblPr>
       <w:tblStyleRowBandSize w:val="1"/>
       <w:tblStyleColBandSize w:val="1"/>
@@ -18757,13 +17576,6 @@
       <w:shd w:val="clear" w:color="auto" w:fill="FDE4D0" w:themeFill="accent6" w:themeFillTint="3F"/>
     </w:tcPr>
     <w:tblStylePr w:type="firstRow">
-      <w:rPr>
-        <w:b/>
-        <w:bCs/>
-        <w:i w:val="0"/>
-        <w:iCs w:val="0"/>
-        <w:color w:val="FFFFFF" w:themeColor="background1"/>
-      </w:rPr>
       <w:tblPr/>
       <w:tcPr>
         <w:tcBorders>
@@ -18778,13 +17590,6 @@
       </w:tcPr>
     </w:tblStylePr>
     <w:tblStylePr w:type="lastRow">
-      <w:rPr>
-        <w:b/>
-        <w:bCs/>
-        <w:i w:val="0"/>
-        <w:iCs w:val="0"/>
-        <w:color w:val="FFFFFF" w:themeColor="background1"/>
-      </w:rPr>
       <w:tblPr/>
       <w:tcPr>
         <w:tcBorders>
@@ -18799,13 +17604,6 @@
       </w:tcPr>
     </w:tblStylePr>
     <w:tblStylePr w:type="firstCol">
-      <w:rPr>
-        <w:b/>
-        <w:bCs/>
-        <w:i w:val="0"/>
-        <w:iCs w:val="0"/>
-        <w:color w:val="FFFFFF" w:themeColor="background1"/>
-      </w:rPr>
       <w:tblPr/>
       <w:tcPr>
         <w:tcBorders>
@@ -18818,13 +17616,6 @@
       </w:tcPr>
     </w:tblStylePr>
     <w:tblStylePr w:type="lastCol">
-      <w:rPr>
-        <w:b/>
-        <w:bCs/>
-        <w:i w:val="0"/>
-        <w:iCs w:val="0"/>
-        <w:color w:val="FFFFFF" w:themeColor="background1"/>
-      </w:rPr>
       <w:tblPr/>
       <w:tcPr>
         <w:tcBorders>
@@ -18876,7 +17667,7 @@
       <w:spacing w:after="0" w:line="240" w:lineRule="auto"/>
     </w:pPr>
     <w:rPr>
-      <w:color w:val="FFFFFF" w:themeColor="background1"/>
+      <w:color w:val="000000"/>
     </w:rPr>
     <w:tblPr>
       <w:tblStyleRowBandSize w:val="1"/>
@@ -18983,7 +17774,7 @@
       <w:spacing w:after="0" w:line="240" w:lineRule="auto"/>
     </w:pPr>
     <w:rPr>
-      <w:color w:val="FFFFFF" w:themeColor="background1"/>
+      <w:color w:val="000000"/>
     </w:rPr>
     <w:tblPr>
       <w:tblStyleRowBandSize w:val="1"/>
@@ -19090,7 +17881,7 @@
       <w:spacing w:after="0" w:line="240" w:lineRule="auto"/>
     </w:pPr>
     <w:rPr>
-      <w:color w:val="FFFFFF" w:themeColor="background1"/>
+      <w:color w:val="000000"/>
     </w:rPr>
     <w:tblPr>
       <w:tblStyleRowBandSize w:val="1"/>
@@ -19197,7 +17988,7 @@
       <w:spacing w:after="0" w:line="240" w:lineRule="auto"/>
     </w:pPr>
     <w:rPr>
-      <w:color w:val="FFFFFF" w:themeColor="background1"/>
+      <w:color w:val="000000"/>
     </w:rPr>
     <w:tblPr>
       <w:tblStyleRowBandSize w:val="1"/>
@@ -19304,7 +18095,7 @@
       <w:spacing w:after="0" w:line="240" w:lineRule="auto"/>
     </w:pPr>
     <w:rPr>
-      <w:color w:val="FFFFFF" w:themeColor="background1"/>
+      <w:color w:val="000000"/>
     </w:rPr>
     <w:tblPr>
       <w:tblStyleRowBandSize w:val="1"/>
@@ -19411,7 +18202,7 @@
       <w:spacing w:after="0" w:line="240" w:lineRule="auto"/>
     </w:pPr>
     <w:rPr>
-      <w:color w:val="FFFFFF" w:themeColor="background1"/>
+      <w:color w:val="000000"/>
     </w:rPr>
     <w:tblPr>
       <w:tblStyleRowBandSize w:val="1"/>
@@ -19518,7 +18309,7 @@
       <w:spacing w:after="0" w:line="240" w:lineRule="auto"/>
     </w:pPr>
     <w:rPr>
-      <w:color w:val="FFFFFF" w:themeColor="background1"/>
+      <w:color w:val="000000"/>
     </w:rPr>
     <w:tblPr>
       <w:tblStyleRowBandSize w:val="1"/>
@@ -19625,7 +18416,7 @@
       <w:spacing w:after="0" w:line="240" w:lineRule="auto"/>
     </w:pPr>
     <w:rPr>
-      <w:color w:val="000000" w:themeColor="text1"/>
+      <w:color w:val="000000"/>
     </w:rPr>
     <w:tblPr>
       <w:tblStyleRowBandSize w:val="1"/>
@@ -19664,7 +18455,7 @@
       <w:rPr>
         <w:b/>
         <w:bCs/>
-        <w:color w:val="FFFFFF" w:themeColor="background1"/>
+        <w:color w:val="000000"/>
       </w:rPr>
       <w:tblPr/>
       <w:tcPr>
@@ -19676,7 +18467,7 @@
     </w:tblStylePr>
     <w:tblStylePr w:type="firstCol">
       <w:rPr>
-        <w:color w:val="FFFFFF" w:themeColor="background1"/>
+        <w:color w:val="000000"/>
       </w:rPr>
       <w:tblPr/>
       <w:tcPr>
@@ -19693,7 +18484,7 @@
     </w:tblStylePr>
     <w:tblStylePr w:type="lastCol">
       <w:rPr>
-        <w:color w:val="FFFFFF" w:themeColor="background1"/>
+        <w:color w:val="000000"/>
       </w:rPr>
       <w:tblPr/>
       <w:tcPr>
@@ -19722,12 +18513,12 @@
     </w:tblStylePr>
     <w:tblStylePr w:type="neCell">
       <w:rPr>
-        <w:color w:val="000000" w:themeColor="text1"/>
+        <w:color w:val="000000"/>
       </w:rPr>
     </w:tblStylePr>
     <w:tblStylePr w:type="nwCell">
       <w:rPr>
-        <w:color w:val="000000" w:themeColor="text1"/>
+        <w:color w:val="000000"/>
       </w:rPr>
     </w:tblStylePr>
   </w:style>
@@ -19740,7 +18531,7 @@
       <w:spacing w:after="0" w:line="240" w:lineRule="auto"/>
     </w:pPr>
     <w:rPr>
-      <w:color w:val="000000" w:themeColor="text1"/>
+      <w:color w:val="000000"/>
     </w:rPr>
     <w:tblPr>
       <w:tblStyleRowBandSize w:val="1"/>
@@ -19779,7 +18570,7 @@
       <w:rPr>
         <w:b/>
         <w:bCs/>
-        <w:color w:val="FFFFFF" w:themeColor="background1"/>
+        <w:color w:val="000000"/>
       </w:rPr>
       <w:tblPr/>
       <w:tcPr>
@@ -19791,7 +18582,7 @@
     </w:tblStylePr>
     <w:tblStylePr w:type="firstCol">
       <w:rPr>
-        <w:color w:val="FFFFFF" w:themeColor="background1"/>
+        <w:color w:val="000000"/>
       </w:rPr>
       <w:tblPr/>
       <w:tcPr>
@@ -19808,7 +18599,7 @@
     </w:tblStylePr>
     <w:tblStylePr w:type="lastCol">
       <w:rPr>
-        <w:color w:val="FFFFFF" w:themeColor="background1"/>
+        <w:color w:val="000000"/>
       </w:rPr>
       <w:tblPr/>
       <w:tcPr>
@@ -19837,12 +18628,12 @@
     </w:tblStylePr>
     <w:tblStylePr w:type="neCell">
       <w:rPr>
-        <w:color w:val="000000" w:themeColor="text1"/>
+        <w:color w:val="000000"/>
       </w:rPr>
     </w:tblStylePr>
     <w:tblStylePr w:type="nwCell">
       <w:rPr>
-        <w:color w:val="000000" w:themeColor="text1"/>
+        <w:color w:val="000000"/>
       </w:rPr>
     </w:tblStylePr>
   </w:style>
@@ -19855,7 +18646,7 @@
       <w:spacing w:after="0" w:line="240" w:lineRule="auto"/>
     </w:pPr>
     <w:rPr>
-      <w:color w:val="000000" w:themeColor="text1"/>
+      <w:color w:val="000000"/>
     </w:rPr>
     <w:tblPr>
       <w:tblStyleRowBandSize w:val="1"/>
@@ -19894,7 +18685,7 @@
       <w:rPr>
         <w:b/>
         <w:bCs/>
-        <w:color w:val="FFFFFF" w:themeColor="background1"/>
+        <w:color w:val="000000"/>
       </w:rPr>
       <w:tblPr/>
       <w:tcPr>
@@ -19906,7 +18697,7 @@
     </w:tblStylePr>
     <w:tblStylePr w:type="firstCol">
       <w:rPr>
-        <w:color w:val="FFFFFF" w:themeColor="background1"/>
+        <w:color w:val="000000"/>
       </w:rPr>
       <w:tblPr/>
       <w:tcPr>
@@ -19923,7 +18714,7 @@
     </w:tblStylePr>
     <w:tblStylePr w:type="lastCol">
       <w:rPr>
-        <w:color w:val="FFFFFF" w:themeColor="background1"/>
+        <w:color w:val="000000"/>
       </w:rPr>
       <w:tblPr/>
       <w:tcPr>
@@ -19952,12 +18743,12 @@
     </w:tblStylePr>
     <w:tblStylePr w:type="neCell">
       <w:rPr>
-        <w:color w:val="000000" w:themeColor="text1"/>
+        <w:color w:val="000000"/>
       </w:rPr>
     </w:tblStylePr>
     <w:tblStylePr w:type="nwCell">
       <w:rPr>
-        <w:color w:val="000000" w:themeColor="text1"/>
+        <w:color w:val="000000"/>
       </w:rPr>
     </w:tblStylePr>
   </w:style>
@@ -19970,7 +18761,7 @@
       <w:spacing w:after="0" w:line="240" w:lineRule="auto"/>
     </w:pPr>
     <w:rPr>
-      <w:color w:val="000000" w:themeColor="text1"/>
+      <w:color w:val="000000"/>
     </w:rPr>
     <w:tblPr>
       <w:tblStyleRowBandSize w:val="1"/>
@@ -20009,7 +18800,7 @@
       <w:rPr>
         <w:b/>
         <w:bCs/>
-        <w:color w:val="FFFFFF" w:themeColor="background1"/>
+        <w:color w:val="000000"/>
       </w:rPr>
       <w:tblPr/>
       <w:tcPr>
@@ -20021,7 +18812,7 @@
     </w:tblStylePr>
     <w:tblStylePr w:type="firstCol">
       <w:rPr>
-        <w:color w:val="FFFFFF" w:themeColor="background1"/>
+        <w:color w:val="000000"/>
       </w:rPr>
       <w:tblPr/>
       <w:tcPr>
@@ -20038,7 +18829,7 @@
     </w:tblStylePr>
     <w:tblStylePr w:type="lastCol">
       <w:rPr>
-        <w:color w:val="FFFFFF" w:themeColor="background1"/>
+        <w:color w:val="000000"/>
       </w:rPr>
       <w:tblPr/>
       <w:tcPr>
@@ -20075,7 +18866,7 @@
       <w:spacing w:after="0" w:line="240" w:lineRule="auto"/>
     </w:pPr>
     <w:rPr>
-      <w:color w:val="000000" w:themeColor="text1"/>
+      <w:color w:val="000000"/>
     </w:rPr>
     <w:tblPr>
       <w:tblStyleRowBandSize w:val="1"/>
@@ -20114,7 +18905,7 @@
       <w:rPr>
         <w:b/>
         <w:bCs/>
-        <w:color w:val="FFFFFF" w:themeColor="background1"/>
+        <w:color w:val="000000"/>
       </w:rPr>
       <w:tblPr/>
       <w:tcPr>
@@ -20126,7 +18917,7 @@
     </w:tblStylePr>
     <w:tblStylePr w:type="firstCol">
       <w:rPr>
-        <w:color w:val="FFFFFF" w:themeColor="background1"/>
+        <w:color w:val="000000"/>
       </w:rPr>
       <w:tblPr/>
       <w:tcPr>
@@ -20143,7 +18934,7 @@
     </w:tblStylePr>
     <w:tblStylePr w:type="lastCol">
       <w:rPr>
-        <w:color w:val="FFFFFF" w:themeColor="background1"/>
+        <w:color w:val="000000"/>
       </w:rPr>
       <w:tblPr/>
       <w:tcPr>
@@ -20172,12 +18963,12 @@
     </w:tblStylePr>
     <w:tblStylePr w:type="neCell">
       <w:rPr>
-        <w:color w:val="000000" w:themeColor="text1"/>
+        <w:color w:val="000000"/>
       </w:rPr>
     </w:tblStylePr>
     <w:tblStylePr w:type="nwCell">
       <w:rPr>
-        <w:color w:val="000000" w:themeColor="text1"/>
+        <w:color w:val="000000"/>
       </w:rPr>
     </w:tblStylePr>
   </w:style>
@@ -20190,7 +18981,7 @@
       <w:spacing w:after="0" w:line="240" w:lineRule="auto"/>
     </w:pPr>
     <w:rPr>
-      <w:color w:val="000000" w:themeColor="text1"/>
+      <w:color w:val="000000"/>
     </w:rPr>
     <w:tblPr>
       <w:tblStyleRowBandSize w:val="1"/>
@@ -20229,7 +19020,7 @@
       <w:rPr>
         <w:b/>
         <w:bCs/>
-        <w:color w:val="FFFFFF" w:themeColor="background1"/>
+        <w:color w:val="000000"/>
       </w:rPr>
       <w:tblPr/>
       <w:tcPr>
@@ -20241,7 +19032,7 @@
     </w:tblStylePr>
     <w:tblStylePr w:type="firstCol">
       <w:rPr>
-        <w:color w:val="FFFFFF" w:themeColor="background1"/>
+        <w:color w:val="000000"/>
       </w:rPr>
       <w:tblPr/>
       <w:tcPr>
@@ -20258,7 +19049,7 @@
     </w:tblStylePr>
     <w:tblStylePr w:type="lastCol">
       <w:rPr>
-        <w:color w:val="FFFFFF" w:themeColor="background1"/>
+        <w:color w:val="000000"/>
       </w:rPr>
       <w:tblPr/>
       <w:tcPr>
@@ -20287,12 +19078,12 @@
     </w:tblStylePr>
     <w:tblStylePr w:type="neCell">
       <w:rPr>
-        <w:color w:val="000000" w:themeColor="text1"/>
+        <w:color w:val="000000"/>
       </w:rPr>
     </w:tblStylePr>
     <w:tblStylePr w:type="nwCell">
       <w:rPr>
-        <w:color w:val="000000" w:themeColor="text1"/>
+        <w:color w:val="000000"/>
       </w:rPr>
     </w:tblStylePr>
   </w:style>
@@ -20305,7 +19096,7 @@
       <w:spacing w:after="0" w:line="240" w:lineRule="auto"/>
     </w:pPr>
     <w:rPr>
-      <w:color w:val="000000" w:themeColor="text1"/>
+      <w:color w:val="000000"/>
     </w:rPr>
     <w:tblPr>
       <w:tblStyleRowBandSize w:val="1"/>
@@ -20344,7 +19135,7 @@
       <w:rPr>
         <w:b/>
         <w:bCs/>
-        <w:color w:val="FFFFFF" w:themeColor="background1"/>
+        <w:color w:val="000000"/>
       </w:rPr>
       <w:tblPr/>
       <w:tcPr>
@@ -20356,7 +19147,7 @@
     </w:tblStylePr>
     <w:tblStylePr w:type="firstCol">
       <w:rPr>
-        <w:color w:val="FFFFFF" w:themeColor="background1"/>
+        <w:color w:val="000000"/>
       </w:rPr>
       <w:tblPr/>
       <w:tcPr>
@@ -20373,7 +19164,7 @@
     </w:tblStylePr>
     <w:tblStylePr w:type="lastCol">
       <w:rPr>
-        <w:color w:val="FFFFFF" w:themeColor="background1"/>
+        <w:color w:val="000000"/>
       </w:rPr>
       <w:tblPr/>
       <w:tcPr>
@@ -20402,12 +19193,12 @@
     </w:tblStylePr>
     <w:tblStylePr w:type="neCell">
       <w:rPr>
-        <w:color w:val="000000" w:themeColor="text1"/>
+        <w:color w:val="000000"/>
       </w:rPr>
     </w:tblStylePr>
     <w:tblStylePr w:type="nwCell">
       <w:rPr>
-        <w:color w:val="000000" w:themeColor="text1"/>
+        <w:color w:val="000000"/>
       </w:rPr>
     </w:tblStylePr>
   </w:style>
@@ -20420,7 +19211,7 @@
       <w:spacing w:after="0" w:line="240" w:lineRule="auto"/>
     </w:pPr>
     <w:rPr>
-      <w:color w:val="000000" w:themeColor="text1"/>
+      <w:color w:val="000000"/>
     </w:rPr>
     <w:tblPr>
       <w:tblStyleRowBandSize w:val="1"/>
@@ -20433,7 +19224,7 @@
       <w:rPr>
         <w:b/>
         <w:bCs/>
-        <w:color w:val="FFFFFF" w:themeColor="background1"/>
+        <w:color w:val="000000"/>
       </w:rPr>
       <w:tblPr/>
       <w:tcPr>
@@ -20447,7 +19238,7 @@
       <w:rPr>
         <w:b/>
         <w:bCs/>
-        <w:color w:val="9E3A38" w:themeColor="accent2" w:themeShade="CC"/>
+        <w:color w:val="000000"/>
       </w:rPr>
       <w:tblPr/>
       <w:tcPr>
@@ -20499,7 +19290,7 @@
       <w:spacing w:after="0" w:line="240" w:lineRule="auto"/>
     </w:pPr>
     <w:rPr>
-      <w:color w:val="000000" w:themeColor="text1"/>
+      <w:color w:val="000000"/>
     </w:rPr>
     <w:tblPr>
       <w:tblStyleRowBandSize w:val="1"/>
@@ -20512,7 +19303,7 @@
       <w:rPr>
         <w:b/>
         <w:bCs/>
-        <w:color w:val="FFFFFF" w:themeColor="background1"/>
+        <w:color w:val="000000"/>
       </w:rPr>
       <w:tblPr/>
       <w:tcPr>
@@ -20526,7 +19317,7 @@
       <w:rPr>
         <w:b/>
         <w:bCs/>
-        <w:color w:val="9E3A38" w:themeColor="accent2" w:themeShade="CC"/>
+        <w:color w:val="000000"/>
       </w:rPr>
       <w:tblPr/>
       <w:tcPr>
@@ -20578,7 +19369,7 @@
       <w:spacing w:after="0" w:line="240" w:lineRule="auto"/>
     </w:pPr>
     <w:rPr>
-      <w:color w:val="000000" w:themeColor="text1"/>
+      <w:color w:val="000000"/>
     </w:rPr>
     <w:tblPr>
       <w:tblStyleRowBandSize w:val="1"/>
@@ -20591,7 +19382,7 @@
       <w:rPr>
         <w:b/>
         <w:bCs/>
-        <w:color w:val="FFFFFF" w:themeColor="background1"/>
+        <w:color w:val="000000"/>
       </w:rPr>
       <w:tblPr/>
       <w:tcPr>
@@ -20605,7 +19396,7 @@
       <w:rPr>
         <w:b/>
         <w:bCs/>
-        <w:color w:val="9E3A38" w:themeColor="accent2" w:themeShade="CC"/>
+        <w:color w:val="000000"/>
       </w:rPr>
       <w:tblPr/>
       <w:tcPr>
@@ -20657,7 +19448,7 @@
       <w:spacing w:after="0" w:line="240" w:lineRule="auto"/>
     </w:pPr>
     <w:rPr>
-      <w:color w:val="000000" w:themeColor="text1"/>
+      <w:color w:val="000000"/>
     </w:rPr>
     <w:tblPr>
       <w:tblStyleRowBandSize w:val="1"/>
@@ -20670,7 +19461,7 @@
       <w:rPr>
         <w:b/>
         <w:bCs/>
-        <w:color w:val="FFFFFF" w:themeColor="background1"/>
+        <w:color w:val="000000"/>
       </w:rPr>
       <w:tblPr/>
       <w:tcPr>
@@ -20684,7 +19475,7 @@
       <w:rPr>
         <w:b/>
         <w:bCs/>
-        <w:color w:val="664E82" w:themeColor="accent4" w:themeShade="CC"/>
+        <w:color w:val="000000"/>
       </w:rPr>
       <w:tblPr/>
       <w:tcPr>
@@ -20736,7 +19527,7 @@
       <w:spacing w:after="0" w:line="240" w:lineRule="auto"/>
     </w:pPr>
     <w:rPr>
-      <w:color w:val="000000" w:themeColor="text1"/>
+      <w:color w:val="000000"/>
     </w:rPr>
     <w:tblPr>
       <w:tblStyleRowBandSize w:val="1"/>
@@ -20749,7 +19540,7 @@
       <w:rPr>
         <w:b/>
         <w:bCs/>
-        <w:color w:val="FFFFFF" w:themeColor="background1"/>
+        <w:color w:val="000000"/>
       </w:rPr>
       <w:tblPr/>
       <w:tcPr>
@@ -20763,7 +19554,7 @@
       <w:rPr>
         <w:b/>
         <w:bCs/>
-        <w:color w:val="7E9C40" w:themeColor="accent3" w:themeShade="CC"/>
+        <w:color w:val="000000"/>
       </w:rPr>
       <w:tblPr/>
       <w:tcPr>
@@ -20815,7 +19606,7 @@
       <w:spacing w:after="0" w:line="240" w:lineRule="auto"/>
     </w:pPr>
     <w:rPr>
-      <w:color w:val="000000" w:themeColor="text1"/>
+      <w:color w:val="000000"/>
     </w:rPr>
     <w:tblPr>
       <w:tblStyleRowBandSize w:val="1"/>
@@ -20828,7 +19619,7 @@
       <w:rPr>
         <w:b/>
         <w:bCs/>
-        <w:color w:val="FFFFFF" w:themeColor="background1"/>
+        <w:color w:val="000000"/>
       </w:rPr>
       <w:tblPr/>
       <w:tcPr>
@@ -20842,7 +19633,7 @@
       <w:rPr>
         <w:b/>
         <w:bCs/>
-        <w:color w:val="F2730A" w:themeColor="accent6" w:themeShade="CC"/>
+        <w:color w:val="000000"/>
       </w:rPr>
       <w:tblPr/>
       <w:tcPr>
@@ -20894,7 +19685,7 @@
       <w:spacing w:after="0" w:line="240" w:lineRule="auto"/>
     </w:pPr>
     <w:rPr>
-      <w:color w:val="000000" w:themeColor="text1"/>
+      <w:color w:val="000000"/>
     </w:rPr>
     <w:tblPr>
       <w:tblStyleRowBandSize w:val="1"/>
@@ -20907,7 +19698,7 @@
       <w:rPr>
         <w:b/>
         <w:bCs/>
-        <w:color w:val="FFFFFF" w:themeColor="background1"/>
+        <w:color w:val="000000"/>
       </w:rPr>
       <w:tblPr/>
       <w:tcPr>
@@ -20921,7 +19712,7 @@
       <w:rPr>
         <w:b/>
         <w:bCs/>
-        <w:color w:val="348DA5" w:themeColor="accent5" w:themeShade="CC"/>
+        <w:color w:val="000000"/>
       </w:rPr>
       <w:tblPr/>
       <w:tcPr>
@@ -20973,7 +19764,7 @@
       <w:spacing w:after="0" w:line="240" w:lineRule="auto"/>
     </w:pPr>
     <w:rPr>
-      <w:color w:val="000000" w:themeColor="text1"/>
+      <w:color w:val="000000"/>
     </w:rPr>
     <w:tblPr>
       <w:tblStyleRowBandSize w:val="1"/>
@@ -20999,7 +19790,7 @@
       <w:rPr>
         <w:b/>
         <w:bCs/>
-        <w:color w:val="000000" w:themeColor="text1"/>
+        <w:color w:val="000000"/>
       </w:rPr>
       <w:tblPr/>
       <w:tcPr>
@@ -21008,7 +19799,7 @@
     </w:tblStylePr>
     <w:tblStylePr w:type="firstCol">
       <w:rPr>
-        <w:color w:val="FFFFFF" w:themeColor="background1"/>
+        <w:color w:val="000000"/>
       </w:rPr>
       <w:tblPr/>
       <w:tcPr>
@@ -21017,7 +19808,7 @@
     </w:tblStylePr>
     <w:tblStylePr w:type="lastCol">
       <w:rPr>
-        <w:color w:val="FFFFFF" w:themeColor="background1"/>
+        <w:color w:val="000000"/>
       </w:rPr>
       <w:tblPr/>
       <w:tcPr>
@@ -21046,7 +19837,7 @@
       <w:spacing w:after="0" w:line="240" w:lineRule="auto"/>
     </w:pPr>
     <w:rPr>
-      <w:color w:val="000000" w:themeColor="text1"/>
+      <w:color w:val="000000"/>
     </w:rPr>
     <w:tblPr>
       <w:tblStyleRowBandSize w:val="1"/>
@@ -21072,7 +19863,7 @@
       <w:rPr>
         <w:b/>
         <w:bCs/>
-        <w:color w:val="000000" w:themeColor="text1"/>
+        <w:color w:val="000000"/>
       </w:rPr>
       <w:tblPr/>
       <w:tcPr>
@@ -21081,7 +19872,7 @@
     </w:tblStylePr>
     <w:tblStylePr w:type="firstCol">
       <w:rPr>
-        <w:color w:val="FFFFFF" w:themeColor="background1"/>
+        <w:color w:val="000000"/>
       </w:rPr>
       <w:tblPr/>
       <w:tcPr>
@@ -21090,7 +19881,7 @@
     </w:tblStylePr>
     <w:tblStylePr w:type="lastCol">
       <w:rPr>
-        <w:color w:val="FFFFFF" w:themeColor="background1"/>
+        <w:color w:val="000000"/>
       </w:rPr>
       <w:tblPr/>
       <w:tcPr>
@@ -21119,7 +19910,7 @@
       <w:spacing w:after="0" w:line="240" w:lineRule="auto"/>
     </w:pPr>
     <w:rPr>
-      <w:color w:val="000000" w:themeColor="text1"/>
+      <w:color w:val="000000"/>
     </w:rPr>
     <w:tblPr>
       <w:tblStyleRowBandSize w:val="1"/>
@@ -21145,7 +19936,7 @@
       <w:rPr>
         <w:b/>
         <w:bCs/>
-        <w:color w:val="000000" w:themeColor="text1"/>
+        <w:color w:val="000000"/>
       </w:rPr>
       <w:tblPr/>
       <w:tcPr>
@@ -21154,7 +19945,7 @@
     </w:tblStylePr>
     <w:tblStylePr w:type="firstCol">
       <w:rPr>
-        <w:color w:val="FFFFFF" w:themeColor="background1"/>
+        <w:color w:val="000000"/>
       </w:rPr>
       <w:tblPr/>
       <w:tcPr>
@@ -21163,7 +19954,7 @@
     </w:tblStylePr>
     <w:tblStylePr w:type="lastCol">
       <w:rPr>
-        <w:color w:val="FFFFFF" w:themeColor="background1"/>
+        <w:color w:val="000000"/>
       </w:rPr>
       <w:tblPr/>
       <w:tcPr>
@@ -21192,7 +19983,7 @@
       <w:spacing w:after="0" w:line="240" w:lineRule="auto"/>
     </w:pPr>
     <w:rPr>
-      <w:color w:val="000000" w:themeColor="text1"/>
+      <w:color w:val="000000"/>
     </w:rPr>
     <w:tblPr>
       <w:tblStyleRowBandSize w:val="1"/>
@@ -21218,7 +20009,7 @@
       <w:rPr>
         <w:b/>
         <w:bCs/>
-        <w:color w:val="000000" w:themeColor="text1"/>
+        <w:color w:val="000000"/>
       </w:rPr>
       <w:tblPr/>
       <w:tcPr>
@@ -21227,7 +20018,7 @@
     </w:tblStylePr>
     <w:tblStylePr w:type="firstCol">
       <w:rPr>
-        <w:color w:val="FFFFFF" w:themeColor="background1"/>
+        <w:color w:val="000000"/>
       </w:rPr>
       <w:tblPr/>
       <w:tcPr>
@@ -21236,7 +20027,7 @@
     </w:tblStylePr>
     <w:tblStylePr w:type="lastCol">
       <w:rPr>
-        <w:color w:val="FFFFFF" w:themeColor="background1"/>
+        <w:color w:val="000000"/>
       </w:rPr>
       <w:tblPr/>
       <w:tcPr>
@@ -21265,7 +20056,7 @@
       <w:spacing w:after="0" w:line="240" w:lineRule="auto"/>
     </w:pPr>
     <w:rPr>
-      <w:color w:val="000000" w:themeColor="text1"/>
+      <w:color w:val="000000"/>
     </w:rPr>
     <w:tblPr>
       <w:tblStyleRowBandSize w:val="1"/>
@@ -21291,7 +20082,7 @@
       <w:rPr>
         <w:b/>
         <w:bCs/>
-        <w:color w:val="000000" w:themeColor="text1"/>
+        <w:color w:val="000000"/>
       </w:rPr>
       <w:tblPr/>
       <w:tcPr>
@@ -21300,7 +20091,7 @@
     </w:tblStylePr>
     <w:tblStylePr w:type="firstCol">
       <w:rPr>
-        <w:color w:val="FFFFFF" w:themeColor="background1"/>
+        <w:color w:val="000000"/>
       </w:rPr>
       <w:tblPr/>
       <w:tcPr>
@@ -21309,7 +20100,7 @@
     </w:tblStylePr>
     <w:tblStylePr w:type="lastCol">
       <w:rPr>
-        <w:color w:val="FFFFFF" w:themeColor="background1"/>
+        <w:color w:val="000000"/>
       </w:rPr>
       <w:tblPr/>
       <w:tcPr>
@@ -21338,7 +20129,7 @@
       <w:spacing w:after="0" w:line="240" w:lineRule="auto"/>
     </w:pPr>
     <w:rPr>
-      <w:color w:val="000000" w:themeColor="text1"/>
+      <w:color w:val="000000"/>
     </w:rPr>
     <w:tblPr>
       <w:tblStyleRowBandSize w:val="1"/>
@@ -21364,7 +20155,7 @@
       <w:rPr>
         <w:b/>
         <w:bCs/>
-        <w:color w:val="000000" w:themeColor="text1"/>
+        <w:color w:val="000000"/>
       </w:rPr>
       <w:tblPr/>
       <w:tcPr>
@@ -21373,7 +20164,7 @@
     </w:tblStylePr>
     <w:tblStylePr w:type="firstCol">
       <w:rPr>
-        <w:color w:val="FFFFFF" w:themeColor="background1"/>
+        <w:color w:val="000000"/>
       </w:rPr>
       <w:tblPr/>
       <w:tcPr>
@@ -21382,7 +20173,7 @@
     </w:tblStylePr>
     <w:tblStylePr w:type="lastCol">
       <w:rPr>
-        <w:color w:val="FFFFFF" w:themeColor="background1"/>
+        <w:color w:val="000000"/>
       </w:rPr>
       <w:tblPr/>
       <w:tcPr>
@@ -21411,7 +20202,7 @@
       <w:spacing w:after="0" w:line="240" w:lineRule="auto"/>
     </w:pPr>
     <w:rPr>
-      <w:color w:val="000000" w:themeColor="text1"/>
+      <w:color w:val="000000"/>
     </w:rPr>
     <w:tblPr>
       <w:tblStyleRowBandSize w:val="1"/>
@@ -21437,7 +20228,7 @@
       <w:rPr>
         <w:b/>
         <w:bCs/>
-        <w:color w:val="000000" w:themeColor="text1"/>
+        <w:color w:val="000000"/>
       </w:rPr>
       <w:tblPr/>
       <w:tcPr>
@@ -21446,7 +20237,7 @@
     </w:tblStylePr>
     <w:tblStylePr w:type="firstCol">
       <w:rPr>
-        <w:color w:val="FFFFFF" w:themeColor="background1"/>
+        <w:color w:val="000000"/>
       </w:rPr>
       <w:tblPr/>
       <w:tcPr>
@@ -21455,7 +20246,7 @@
     </w:tblStylePr>
     <w:tblStylePr w:type="lastCol">
       <w:rPr>
-        <w:color w:val="FFFFFF" w:themeColor="background1"/>
+        <w:color w:val="000000"/>
       </w:rPr>
       <w:tblPr/>
       <w:tcPr>
@@ -21595,7 +20386,7 @@
     <w:unhideWhenUsed/>
     <w:rsid w:val="00B70745"/>
     <w:rPr>
-      <w:color w:val="0000FF" w:themeColor="hyperlink"/>
+      <w:color w:val="000000"/>
       <w:u w:val="single"/>
     </w:rPr>
   </w:style>
@@ -21637,10 +20428,10 @@
         <a:srgbClr val="F79646"/>
       </a:accent6>
       <a:hlink>
-        <a:srgbClr val="0000FF"/>
+        <a:srgbClr val="000000"/>
       </a:hlink>
       <a:folHlink>
-        <a:srgbClr val="800080"/>
+        <a:srgbClr val="000000"/>
       </a:folHlink>
     </a:clrScheme>
     <a:fontScheme name="Office">
@@ -21927,7 +20718,7 @@
 </file>
 
 <file path=customXml/itemProps1.xml><?xml version="1.0" encoding="utf-8"?>
-<ds:datastoreItem xmlns:ds="http://schemas.openxmlformats.org/officeDocument/2006/customXml" ds:itemID="{C7C5B6B7-0A0D-48A0-A17D-2B0D990A9075}">
+<ds:datastoreItem xmlns:ds="http://schemas.openxmlformats.org/officeDocument/2006/customXml" ds:itemID="{21CCBDBD-91AA-435F-8C10-59B3C585EE03}">
   <ds:schemaRefs>
     <ds:schemaRef ds:uri="http://schemas.openxmlformats.org/officeDocument/2006/bibliography"/>
   </ds:schemaRefs>
